--- a/B00166007_H3024 Project 2 Report 2026.docx
+++ b/B00166007_H3024 Project 2 Report 2026.docx
@@ -220,15 +220,14 @@
         </w:rPr>
         <w:t>Project Title</w:t>
       </w:r>
-    </w:p>
-    <w:p>
-      <w:pPr>
+      <w:r>
         <w:rPr>
           <w:i/>
           <w:sz w:val="32"/>
           <w:szCs w:val="32"/>
         </w:rPr>
-      </w:pPr>
+        <w:t>: RFID Pet Tagger</w:t>
+      </w:r>
     </w:p>
     <w:p>
       <w:pPr>
@@ -247,41 +246,41 @@
           <w:szCs w:val="32"/>
         </w:rPr>
       </w:pPr>
-      <w:r>
+    </w:p>
+    <w:p>
+      <w:pPr>
         <w:rPr>
           <w:i/>
           <w:sz w:val="32"/>
           <w:szCs w:val="32"/>
         </w:rPr>
-        <w:t>Author</w:t>
-      </w:r>
-    </w:p>
-    <w:p>
-      <w:pPr>
+      </w:pPr>
+      <w:r>
         <w:rPr>
           <w:i/>
           <w:sz w:val="32"/>
           <w:szCs w:val="32"/>
         </w:rPr>
-      </w:pPr>
-    </w:p>
-    <w:p>
-      <w:pPr>
+        <w:t>Author</w:t>
+      </w:r>
+      <w:r>
         <w:rPr>
           <w:i/>
           <w:sz w:val="32"/>
           <w:szCs w:val="32"/>
         </w:rPr>
-      </w:pPr>
-    </w:p>
-    <w:p>
-      <w:pPr>
+        <w:t xml:space="preserve">: James </w:t>
+      </w:r>
+      <w:proofErr w:type="spellStart"/>
+      <w:r>
         <w:rPr>
           <w:i/>
           <w:sz w:val="32"/>
           <w:szCs w:val="32"/>
         </w:rPr>
-      </w:pPr>
+        <w:t>Divinagracia</w:t>
+      </w:r>
+      <w:proofErr w:type="spellEnd"/>
     </w:p>
     <w:p>
       <w:pPr>
@@ -300,14 +299,15 @@
           <w:szCs w:val="32"/>
         </w:rPr>
       </w:pPr>
-      <w:r>
+    </w:p>
+    <w:p>
+      <w:pPr>
         <w:rPr>
           <w:i/>
           <w:sz w:val="32"/>
           <w:szCs w:val="32"/>
         </w:rPr>
-        <w:t>Supervisor</w:t>
-      </w:r>
+      </w:pPr>
     </w:p>
     <w:p>
       <w:pPr>
@@ -326,24 +326,22 @@
           <w:szCs w:val="32"/>
         </w:rPr>
       </w:pPr>
-    </w:p>
-    <w:p>
-      <w:pPr>
+      <w:r>
         <w:rPr>
           <w:i/>
           <w:sz w:val="32"/>
           <w:szCs w:val="32"/>
         </w:rPr>
-      </w:pPr>
-    </w:p>
-    <w:p>
-      <w:pPr>
+        <w:t>Supervisor</w:t>
+      </w:r>
+      <w:r>
         <w:rPr>
           <w:i/>
           <w:sz w:val="32"/>
           <w:szCs w:val="32"/>
         </w:rPr>
-      </w:pPr>
+        <w:t>: Ivan Smyth, Fergus Maughan, Brian DeBrit</w:t>
+      </w:r>
     </w:p>
     <w:p>
       <w:pPr>
@@ -362,13 +360,48 @@
           <w:szCs w:val="32"/>
         </w:rPr>
       </w:pPr>
-      <w:r>
+    </w:p>
+    <w:p>
+      <w:pPr>
         <w:rPr>
           <w:i/>
           <w:sz w:val="32"/>
           <w:szCs w:val="32"/>
         </w:rPr>
+      </w:pPr>
+    </w:p>
+    <w:p>
+      <w:pPr>
+        <w:rPr>
+          <w:i/>
+          <w:sz w:val="32"/>
+          <w:szCs w:val="32"/>
+        </w:rPr>
+      </w:pPr>
+    </w:p>
+    <w:p>
+      <w:pPr>
+        <w:rPr>
+          <w:i/>
+          <w:sz w:val="32"/>
+          <w:szCs w:val="32"/>
+        </w:rPr>
+      </w:pPr>
+      <w:r>
+        <w:rPr>
+          <w:i/>
+          <w:sz w:val="32"/>
+          <w:szCs w:val="32"/>
+        </w:rPr>
         <w:t>Date</w:t>
+      </w:r>
+      <w:r>
+        <w:rPr>
+          <w:i/>
+          <w:sz w:val="32"/>
+          <w:szCs w:val="32"/>
+        </w:rPr>
+        <w:t>: 30/04/2026</w:t>
       </w:r>
     </w:p>
     <w:p>
@@ -454,47 +487,128 @@
     </w:p>
     <w:p/>
     <w:p/>
-    <w:p/>
-    <w:p/>
-    <w:p>
-      <w:pPr>
+    <w:p>
+      <w:r>
+        <w:t>Signed:</w:t>
+      </w:r>
+    </w:p>
+    <w:p>
+      <w:r>
+        <w:t xml:space="preserve"> </w:t>
+      </w:r>
+      <w:r>
+        <w:rPr>
+          <w:noProof/>
+        </w:rPr>
+        <w:drawing>
+          <wp:inline distT="0" distB="0" distL="0" distR="0" wp14:anchorId="40909E4C" wp14:editId="0715AB2B">
+            <wp:extent cx="2186940" cy="1231075"/>
+            <wp:effectExtent l="0" t="0" r="3810" b="7620"/>
+            <wp:docPr id="930354436" name="Picture 1"/>
+            <wp:cNvGraphicFramePr>
+              <a:graphicFrameLocks xmlns:a="http://schemas.openxmlformats.org/drawingml/2006/main" noChangeAspect="1"/>
+            </wp:cNvGraphicFramePr>
+            <a:graphic xmlns:a="http://schemas.openxmlformats.org/drawingml/2006/main">
+              <a:graphicData uri="http://schemas.openxmlformats.org/drawingml/2006/picture">
+                <pic:pic xmlns:pic="http://schemas.openxmlformats.org/drawingml/2006/picture">
+                  <pic:nvPicPr>
+                    <pic:cNvPr id="930354436" name="Picture 930354436"/>
+                    <pic:cNvPicPr/>
+                  </pic:nvPicPr>
+                  <pic:blipFill>
+                    <a:blip r:embed="rId9"/>
+                    <a:stretch>
+                      <a:fillRect/>
+                    </a:stretch>
+                  </pic:blipFill>
+                  <pic:spPr>
+                    <a:xfrm>
+                      <a:off x="0" y="0"/>
+                      <a:ext cx="2198710" cy="1237700"/>
+                    </a:xfrm>
+                    <a:prstGeom prst="rect">
+                      <a:avLst/>
+                    </a:prstGeom>
+                  </pic:spPr>
+                </pic:pic>
+              </a:graphicData>
+            </a:graphic>
+          </wp:inline>
+        </w:drawing>
+      </w:r>
+      <w:r>
+        <w:tab/>
+      </w:r>
+      <w:r>
+        <w:tab/>
+      </w:r>
+      <w:r>
+        <w:tab/>
+      </w:r>
+      <w:r>
+        <w:tab/>
+      </w:r>
+      <w:r>
+        <w:tab/>
+      </w:r>
+      <w:r>
+        <w:tab/>
+      </w:r>
+      <w:r>
+        <w:tab/>
+      </w:r>
+    </w:p>
+    <w:p>
+      <w:pPr>
+        <w:jc w:val="right"/>
         <w:rPr>
           <w:u w:val="single"/>
         </w:rPr>
       </w:pPr>
       <w:r>
-        <w:t xml:space="preserve">Signed: </w:t>
-      </w:r>
-      <w:r>
-        <w:tab/>
-      </w:r>
-      <w:r>
-        <w:tab/>
-      </w:r>
-      <w:r>
-        <w:tab/>
-      </w:r>
-      <w:r>
-        <w:tab/>
-      </w:r>
-      <w:r>
-        <w:tab/>
-      </w:r>
-      <w:r>
-        <w:tab/>
-      </w:r>
-      <w:r>
-        <w:tab/>
-      </w:r>
-      <w:r>
-        <w:tab/>
         <w:t xml:space="preserve">Date: </w:t>
       </w:r>
       <w:r>
         <w:rPr>
           <w:u w:val="single"/>
         </w:rPr>
-        <w:t xml:space="preserve">        /    /    </w:t>
+        <w:t xml:space="preserve">  </w:t>
+      </w:r>
+      <w:r>
+        <w:rPr>
+          <w:u w:val="single"/>
+        </w:rPr>
+        <w:t>30</w:t>
+      </w:r>
+      <w:r>
+        <w:rPr>
+          <w:u w:val="single"/>
+        </w:rPr>
+        <w:t xml:space="preserve"> /</w:t>
+      </w:r>
+      <w:r>
+        <w:rPr>
+          <w:u w:val="single"/>
+        </w:rPr>
+        <w:t>04</w:t>
+      </w:r>
+      <w:r>
+        <w:rPr>
+          <w:u w:val="single"/>
+        </w:rPr>
+        <w:t>/</w:t>
+      </w:r>
+      <w:r>
+        <w:rPr>
+          <w:u w:val="single"/>
+        </w:rPr>
+        <w:t>2026</w:t>
+      </w:r>
+      <w:r>
+        <w:rPr>
+          <w:u w:val="single"/>
+        </w:rPr>
+        <w:t xml:space="preserve">   </w:t>
       </w:r>
       <w:proofErr w:type="gramStart"/>
       <w:r>
@@ -3479,106 +3593,204 @@
     </w:p>
     <w:p>
       <w:pPr>
+        <w:pStyle w:val="TUDublinReportContent"/>
+      </w:pPr>
+      <w:r>
+        <w:t>I</w:t>
+      </w:r>
+      <w:r>
+        <w:rPr>
+          <w:vertAlign w:val="superscript"/>
+        </w:rPr>
+        <w:t>2</w:t>
+      </w:r>
+      <w:r>
+        <w:t>C – Inter-Integrated Circuit</w:t>
+      </w:r>
+    </w:p>
+    <w:p>
+      <w:pPr>
+        <w:pStyle w:val="TUDublinReportContent"/>
+      </w:pPr>
+      <w:r>
+        <w:t>LCD – Liquid Crystal Display</w:t>
+      </w:r>
+    </w:p>
+    <w:p>
+      <w:pPr>
+        <w:pStyle w:val="TUDublinReportContent"/>
+      </w:pPr>
+      <w:r>
+        <w:t>SPI – Serial Peripheral Interface</w:t>
+      </w:r>
+    </w:p>
+    <w:p>
+      <w:pPr>
+        <w:pStyle w:val="TUDublinReportContent"/>
+      </w:pPr>
+      <w:r>
+        <w:t>VCS – Version Control System</w:t>
+      </w:r>
+    </w:p>
+    <w:p>
+      <w:pPr>
+        <w:pStyle w:val="TUDublinReportContent"/>
+      </w:pPr>
+      <w:r>
+        <w:t>IDE – Integrated Development Environment</w:t>
+      </w:r>
+    </w:p>
+    <w:p>
+      <w:pPr>
+        <w:pStyle w:val="TUDublinReportContent"/>
+      </w:pPr>
+      <w:r>
+        <w:t>µC</w:t>
+      </w:r>
+      <w:r>
+        <w:t xml:space="preserve"> – </w:t>
+      </w:r>
+      <w:r>
+        <w:t>Microcontroller</w:t>
+      </w:r>
+    </w:p>
+    <w:p>
+      <w:pPr>
+        <w:pStyle w:val="TUDublinReportContent"/>
+      </w:pPr>
+      <w:r>
+        <w:t>BMS – Battery Management System</w:t>
+      </w:r>
+    </w:p>
+    <w:p>
+      <w:pPr>
+        <w:pStyle w:val="TUDublinReportContent"/>
+      </w:pPr>
+      <w:r>
+        <w:t>IoT – Internet of Things</w:t>
+      </w:r>
+    </w:p>
+    <w:p>
+      <w:pPr>
+        <w:pStyle w:val="TUDublinReportContent"/>
+      </w:pPr>
+      <w:r>
+        <w:t>ESP</w:t>
+      </w:r>
+      <w:r>
+        <w:t>-32</w:t>
+      </w:r>
+      <w:r>
+        <w:t xml:space="preserve"> – </w:t>
+      </w:r>
+      <w:r>
+        <w:t>ESP-32-S3-WROOM-V2</w:t>
+      </w:r>
+    </w:p>
+    <w:p>
+      <w:pPr>
+        <w:widowControl w:val="0"/>
+      </w:pPr>
+    </w:p>
+    <w:p>
+      <w:pPr>
+        <w:widowControl w:val="0"/>
+      </w:pPr>
+      <w:r>
+        <w:br w:type="page"/>
+      </w:r>
+    </w:p>
+    <w:p>
+      <w:pPr>
+        <w:pStyle w:val="HeadingNN"/>
+      </w:pPr>
+      <w:bookmarkStart w:id="10" w:name="_Toc227073058"/>
+      <w:bookmarkStart w:id="11" w:name="_Toc227074805"/>
+      <w:r>
+        <w:lastRenderedPageBreak/>
+        <w:t>List of Figure Captions</w:t>
+      </w:r>
+      <w:bookmarkEnd w:id="10"/>
+      <w:bookmarkEnd w:id="11"/>
+    </w:p>
+    <w:p>
+      <w:pPr>
+        <w:widowControl w:val="0"/>
+      </w:pPr>
+    </w:p>
+    <w:p>
+      <w:pPr>
+        <w:widowControl w:val="0"/>
+      </w:pPr>
+      <w:r>
+        <w:fldChar w:fldCharType="begin"/>
+      </w:r>
+      <w:r>
+        <w:instrText xml:space="preserve"> TOC \h \z \c "Figure" </w:instrText>
+      </w:r>
+      <w:r>
+        <w:fldChar w:fldCharType="separate"/>
+      </w:r>
+      <w:r>
+        <w:rPr>
+          <w:b/>
+          <w:bCs/>
+          <w:noProof/>
+          <w:lang w:val="en-US"/>
+        </w:rPr>
+        <w:t>No table of figures entries found.</w:t>
+      </w:r>
+      <w:r>
+        <w:fldChar w:fldCharType="end"/>
+      </w:r>
+    </w:p>
+    <w:p>
+      <w:pPr>
+        <w:pStyle w:val="HeadingNN"/>
+      </w:pPr>
+      <w:r>
+        <w:br w:type="page"/>
+      </w:r>
+      <w:bookmarkStart w:id="12" w:name="_Toc227073059"/>
+      <w:bookmarkStart w:id="13" w:name="_Toc227074806"/>
+      <w:r>
+        <w:lastRenderedPageBreak/>
+        <w:t>List of Tables</w:t>
+      </w:r>
+      <w:bookmarkEnd w:id="12"/>
+      <w:bookmarkEnd w:id="13"/>
+    </w:p>
+    <w:p/>
+    <w:p>
+      <w:pPr>
         <w:widowControl w:val="0"/>
         <w:jc w:val="center"/>
       </w:pPr>
       <w:r>
-        <w:t>[Use one or more of the above as needed]</w:t>
-      </w:r>
-    </w:p>
-    <w:p>
-      <w:pPr>
-        <w:widowControl w:val="0"/>
-      </w:pPr>
-    </w:p>
-    <w:p>
-      <w:pPr>
-        <w:widowControl w:val="0"/>
-      </w:pPr>
+        <w:t xml:space="preserve"> </w:t>
+      </w:r>
+      <w:r>
+        <w:t xml:space="preserve">[An automated list </w:t>
+      </w:r>
+      <w:proofErr w:type="gramStart"/>
+      <w:r>
+        <w:t>similar to</w:t>
+      </w:r>
+      <w:proofErr w:type="gramEnd"/>
+      <w:r>
+        <w:t xml:space="preserve"> the table of contents]</w:t>
+      </w:r>
+    </w:p>
+    <w:p>
       <w:r>
         <w:br w:type="page"/>
       </w:r>
-    </w:p>
-    <w:p>
-      <w:pPr>
-        <w:pStyle w:val="HeadingNN"/>
-      </w:pPr>
-      <w:bookmarkStart w:id="10" w:name="_Toc227073058"/>
-      <w:bookmarkStart w:id="11" w:name="_Toc227074805"/>
-      <w:r>
+      <w:r>
+        <w:rPr>
+          <w:rStyle w:val="FootnoteReference"/>
+        </w:rPr>
         <w:lastRenderedPageBreak/>
-        <w:t>List of Figure Captions</w:t>
-      </w:r>
-      <w:bookmarkEnd w:id="10"/>
-      <w:bookmarkEnd w:id="11"/>
-    </w:p>
-    <w:p>
-      <w:pPr>
-        <w:widowControl w:val="0"/>
-      </w:pPr>
-    </w:p>
-    <w:p>
-      <w:pPr>
-        <w:widowControl w:val="0"/>
-        <w:jc w:val="center"/>
-      </w:pPr>
-      <w:r>
-        <w:t xml:space="preserve">[An automated list </w:t>
-      </w:r>
-      <w:proofErr w:type="gramStart"/>
-      <w:r>
-        <w:t>similar to</w:t>
-      </w:r>
-      <w:proofErr w:type="gramEnd"/>
-      <w:r>
-        <w:t xml:space="preserve"> the table of contents]</w:t>
-      </w:r>
-    </w:p>
-    <w:p>
-      <w:pPr>
-        <w:widowControl w:val="0"/>
-      </w:pPr>
-    </w:p>
-    <w:p>
-      <w:pPr>
-        <w:pStyle w:val="HeadingNN"/>
-      </w:pPr>
-      <w:r>
-        <w:br w:type="page"/>
-      </w:r>
-      <w:bookmarkStart w:id="12" w:name="_Toc227073059"/>
-      <w:bookmarkStart w:id="13" w:name="_Toc227074806"/>
-      <w:r>
-        <w:lastRenderedPageBreak/>
-        <w:t>List of Tables</w:t>
-      </w:r>
-      <w:bookmarkEnd w:id="12"/>
-      <w:bookmarkEnd w:id="13"/>
-    </w:p>
-    <w:p/>
-    <w:p>
-      <w:pPr>
-        <w:widowControl w:val="0"/>
-        <w:jc w:val="center"/>
-      </w:pPr>
-      <w:r>
-        <w:t xml:space="preserve"> </w:t>
-      </w:r>
-      <w:r>
-        <w:t xml:space="preserve">[An automated list </w:t>
-      </w:r>
-      <w:proofErr w:type="gramStart"/>
-      <w:r>
-        <w:t>similar to</w:t>
-      </w:r>
-      <w:proofErr w:type="gramEnd"/>
-      <w:r>
-        <w:t xml:space="preserve"> the table of contents]</w:t>
-      </w:r>
-    </w:p>
-    <w:p>
-      <w:r>
-        <w:br w:type="page"/>
+        <w:footnoteReference w:id="1"/>
       </w:r>
     </w:p>
     <w:p>
@@ -3588,7 +3800,6 @@
       <w:bookmarkStart w:id="14" w:name="_Toc227073060"/>
       <w:bookmarkStart w:id="15" w:name="_Toc227074807"/>
       <w:r>
-        <w:lastRenderedPageBreak/>
         <w:t xml:space="preserve">Product </w:t>
       </w:r>
       <w:r>
@@ -3646,12 +3857,12 @@
     <w:p>
       <w:pPr>
         <w:sectPr>
-          <w:headerReference w:type="even" r:id="rId9"/>
-          <w:headerReference w:type="default" r:id="rId10"/>
-          <w:footerReference w:type="even" r:id="rId11"/>
-          <w:footerReference w:type="default" r:id="rId12"/>
-          <w:headerReference w:type="first" r:id="rId13"/>
-          <w:footerReference w:type="first" r:id="rId14"/>
+          <w:headerReference w:type="even" r:id="rId10"/>
+          <w:headerReference w:type="default" r:id="rId11"/>
+          <w:footerReference w:type="even" r:id="rId12"/>
+          <w:footerReference w:type="default" r:id="rId13"/>
+          <w:headerReference w:type="first" r:id="rId14"/>
+          <w:footerReference w:type="first" r:id="rId15"/>
           <w:pgSz w:w="11906" w:h="16838"/>
           <w:pgMar w:top="1440" w:right="1797" w:bottom="1440" w:left="1797" w:header="720" w:footer="720" w:gutter="0"/>
           <w:pgNumType w:fmt="lowerRoman" w:start="1"/>
@@ -3695,26 +3906,73 @@
       <w:bookmarkEnd w:id="21"/>
     </w:p>
     <w:p>
-      <w:r>
-        <w:t>State the primary goal of your project in one or two clear sentences</w:t>
-      </w:r>
-    </w:p>
-    <w:p>
       <w:pPr>
         <w:pStyle w:val="Heading2"/>
+        <w:numPr>
+          <w:ilvl w:val="0"/>
+          <w:numId w:val="0"/>
+        </w:numPr>
+        <w:ind w:left="576"/>
       </w:pPr>
       <w:bookmarkStart w:id="22" w:name="_Toc227074811"/>
       <w:r>
-        <w:t>Problem Statement</w:t>
+        <w:t>The aim of this project is to design and create a fully functional pet tag reader/writer for commercial based pet daycare for airplane passengers. The device has the basic functionality of an IoT device which is to send and receive data from the cloud or web client.</w:t>
+      </w:r>
+    </w:p>
+    <w:p>
+      <w:pPr>
+        <w:pStyle w:val="Heading2"/>
+        <w:numPr>
+          <w:ilvl w:val="0"/>
+          <w:numId w:val="0"/>
+        </w:numPr>
+        <w:ind w:left="576"/>
+      </w:pPr>
+      <w:r>
+        <w:t>It is also portable as it has a backup battery pack and BMS for outdoor use.</w:t>
+      </w:r>
+    </w:p>
+    <w:p>
+      <w:pPr>
+        <w:pStyle w:val="Heading2"/>
+        <w:numPr>
+          <w:ilvl w:val="0"/>
+          <w:numId w:val="0"/>
+        </w:numPr>
+        <w:ind w:left="576"/>
+      </w:pPr>
+      <w:r>
+        <w:t xml:space="preserve">It has a display which can be interacted with buttons for menu switching for different functions. </w:t>
+      </w:r>
+    </w:p>
+    <w:p>
+      <w:pPr>
+        <w:pStyle w:val="Heading2"/>
+        <w:numPr>
+          <w:ilvl w:val="0"/>
+          <w:numId w:val="0"/>
+        </w:numPr>
+        <w:ind w:left="576"/>
+      </w:pPr>
+      <w:r>
+        <w:t xml:space="preserve">The main µC will have sleep states which is essential for a mobile </w:t>
+      </w:r>
+      <w:proofErr w:type="spellStart"/>
+      <w:proofErr w:type="gramStart"/>
+      <w:r>
+        <w:t>device.</w:t>
+      </w:r>
+      <w:r>
+        <w:t>Problem</w:t>
+      </w:r>
+      <w:proofErr w:type="spellEnd"/>
+      <w:proofErr w:type="gramEnd"/>
+      <w:r>
+        <w:t xml:space="preserve"> Statement</w:t>
       </w:r>
       <w:bookmarkEnd w:id="22"/>
     </w:p>
     <w:p>
-      <w:r>
-        <w:t>Describe the specific technical challenge or gap you are solving. Why does this project need to exist?</w:t>
-      </w:r>
-    </w:p>
-    <w:p>
       <w:pPr>
         <w:pStyle w:val="Heading2"/>
       </w:pPr>
@@ -3725,8 +3983,44 @@
       <w:bookmarkEnd w:id="23"/>
     </w:p>
     <w:p>
-      <w:r>
-        <w:t>Explain the significance of the project. This could be industrial relevance, personal interest, or a response to a specific need.</w:t>
+      <w:pPr>
+        <w:ind w:left="576"/>
+      </w:pPr>
+      <w:r>
+        <w:t>This module will be delving deeper in the IoT aspect regarding building a project, not only that, but we also get to choose our own project.</w:t>
+      </w:r>
+    </w:p>
+    <w:p>
+      <w:pPr>
+        <w:ind w:left="576"/>
+      </w:pPr>
+      <w:r>
+        <w:t xml:space="preserve">The simplicity of my RF tagging device in hardware and key parts allows me to focus on software robustness and complexity which I lack when finalising my 2nd year project. </w:t>
+      </w:r>
+    </w:p>
+    <w:p/>
+    <w:p>
+      <w:pPr>
+        <w:ind w:left="576"/>
+      </w:pPr>
+      <w:r>
+        <w:t>I will be researching harder firmware topics such as graphical interfaces of small screen devices (</w:t>
+      </w:r>
+      <w:proofErr w:type="spellStart"/>
+      <w:r>
+        <w:t>GFX_Library</w:t>
+      </w:r>
+      <w:proofErr w:type="spellEnd"/>
+      <w:r>
+        <w:t>) [1], multithreading tasks for 2 core µCs like the ESP-32 [2] (</w:t>
+      </w:r>
+      <w:proofErr w:type="spellStart"/>
+      <w:r>
+        <w:t>FreeRTOS</w:t>
+      </w:r>
+      <w:proofErr w:type="spellEnd"/>
+      <w:r>
+        <w:t>) [3], handling external memory access using the Micro SD card read/write feature of the ESP32, and rounding up information to the cloud with a specified timestamp.</w:t>
       </w:r>
     </w:p>
     <w:p>
@@ -3963,8 +4257,84 @@
       <w:bookmarkEnd w:id="29"/>
     </w:p>
     <w:p>
-      <w:r>
-        <w:t>Include a high-level block diagram showing how hardware, software, and any external interfaces (cloud, mobile app) interact.</w:t>
+      <w:pPr>
+        <w:keepNext/>
+        <w:jc w:val="center"/>
+      </w:pPr>
+      <w:r>
+        <w:rPr>
+          <w:noProof/>
+        </w:rPr>
+        <w:drawing>
+          <wp:inline distT="0" distB="0" distL="0" distR="0" wp14:anchorId="16239717" wp14:editId="2BB33E6E">
+            <wp:extent cx="4464909" cy="3976627"/>
+            <wp:effectExtent l="0" t="0" r="0" b="5080"/>
+            <wp:docPr id="1366217642" name="Picture 2"/>
+            <wp:cNvGraphicFramePr>
+              <a:graphicFrameLocks xmlns:a="http://schemas.openxmlformats.org/drawingml/2006/main" noChangeAspect="1"/>
+            </wp:cNvGraphicFramePr>
+            <a:graphic xmlns:a="http://schemas.openxmlformats.org/drawingml/2006/main">
+              <a:graphicData uri="http://schemas.openxmlformats.org/drawingml/2006/picture">
+                <pic:pic xmlns:pic="http://schemas.openxmlformats.org/drawingml/2006/picture">
+                  <pic:nvPicPr>
+                    <pic:cNvPr id="1366217642" name="Picture 1366217642"/>
+                    <pic:cNvPicPr/>
+                  </pic:nvPicPr>
+                  <pic:blipFill>
+                    <a:blip r:embed="rId16"/>
+                    <a:stretch>
+                      <a:fillRect/>
+                    </a:stretch>
+                  </pic:blipFill>
+                  <pic:spPr>
+                    <a:xfrm>
+                      <a:off x="0" y="0"/>
+                      <a:ext cx="4469018" cy="3980286"/>
+                    </a:xfrm>
+                    <a:prstGeom prst="rect">
+                      <a:avLst/>
+                    </a:prstGeom>
+                  </pic:spPr>
+                </pic:pic>
+              </a:graphicData>
+            </a:graphic>
+          </wp:inline>
+        </w:drawing>
+      </w:r>
+    </w:p>
+    <w:p>
+      <w:pPr>
+        <w:pStyle w:val="Caption"/>
+      </w:pPr>
+      <w:r>
+        <w:t xml:space="preserve">Figure </w:t>
+      </w:r>
+      <w:r>
+        <w:fldChar w:fldCharType="begin"/>
+      </w:r>
+      <w:r>
+        <w:instrText xml:space="preserve"> SEQ Figure \* ARABIC </w:instrText>
+      </w:r>
+      <w:r>
+        <w:fldChar w:fldCharType="separate"/>
+      </w:r>
+      <w:r>
+        <w:rPr>
+          <w:noProof/>
+        </w:rPr>
+        <w:t>1</w:t>
+      </w:r>
+      <w:r>
+        <w:fldChar w:fldCharType="end"/>
+      </w:r>
+      <w:r>
+        <w:t xml:space="preserve">: Overall </w:t>
+      </w:r>
+      <w:r>
+        <w:t>process</w:t>
+      </w:r>
+      <w:r>
+        <w:t xml:space="preserve"> block diagram</w:t>
       </w:r>
     </w:p>
     <w:p>
@@ -3977,11 +4347,7 @@
       </w:r>
       <w:bookmarkEnd w:id="30"/>
     </w:p>
-    <w:p>
-      <w:r>
-        <w:t>Detail your circuit choices. Include specific interfacing methods used, such as I2C, SPI, or UART.</w:t>
-      </w:r>
-    </w:p>
+    <w:p/>
     <w:p>
       <w:pPr>
         <w:pStyle w:val="Heading2"/>
@@ -4315,6 +4681,480 @@
         <w:t xml:space="preserve"> [Please read carefully the IEEE referencing document and take into consideration all information presented by the library representative]</w:t>
       </w:r>
     </w:p>
+    <w:p>
+      <w:pPr>
+        <w:rPr>
+          <w:u w:val="single"/>
+        </w:rPr>
+      </w:pPr>
+    </w:p>
+    <w:sdt>
+      <w:sdtPr>
+        <w:id w:val="-1463338298"/>
+        <w:docPartObj>
+          <w:docPartGallery w:val="Bibliographies"/>
+          <w:docPartUnique/>
+        </w:docPartObj>
+      </w:sdtPr>
+      <w:sdtEndPr>
+        <w:rPr>
+          <w:b w:val="0"/>
+          <w:bCs w:val="0"/>
+          <w:sz w:val="24"/>
+          <w:szCs w:val="24"/>
+        </w:rPr>
+      </w:sdtEndPr>
+      <w:sdtContent>
+        <w:p>
+          <w:pPr>
+            <w:pStyle w:val="Heading1"/>
+          </w:pPr>
+          <w:r>
+            <w:t>References</w:t>
+          </w:r>
+        </w:p>
+        <w:sdt>
+          <w:sdtPr>
+            <w:id w:val="-573587230"/>
+            <w:bibliography/>
+          </w:sdtPr>
+          <w:sdtContent>
+            <w:p>
+              <w:pPr>
+                <w:pStyle w:val="Bibliography"/>
+                <w:ind w:left="720" w:hanging="720"/>
+                <w:rPr>
+                  <w:noProof/>
+                </w:rPr>
+              </w:pPr>
+              <w:r>
+                <w:fldChar w:fldCharType="begin"/>
+              </w:r>
+              <w:r>
+                <w:instrText xml:space="preserve"> BIBLIOGRAPHY </w:instrText>
+              </w:r>
+              <w:r>
+                <w:fldChar w:fldCharType="separate"/>
+              </w:r>
+              <w:r>
+                <w:rPr>
+                  <w:noProof/>
+                </w:rPr>
+                <w:t xml:space="preserve">Advanced Monolithic Systems. (n.d.). </w:t>
+              </w:r>
+              <w:r>
+                <w:rPr>
+                  <w:i/>
+                  <w:iCs/>
+                  <w:noProof/>
+                </w:rPr>
+                <w:t>advanced-monolithic.com.</w:t>
+              </w:r>
+              <w:r>
+                <w:rPr>
+                  <w:noProof/>
+                </w:rPr>
+                <w:t xml:space="preserve"> Retrieved 12, from http://www.advanced-monolithic.com/pdf/ds1117.pdf</w:t>
+              </w:r>
+            </w:p>
+            <w:p>
+              <w:pPr>
+                <w:pStyle w:val="Bibliography"/>
+                <w:ind w:left="720" w:hanging="720"/>
+                <w:rPr>
+                  <w:noProof/>
+                </w:rPr>
+              </w:pPr>
+              <w:r>
+                <w:rPr>
+                  <w:noProof/>
+                </w:rPr>
+                <w:t xml:space="preserve">Burgess, P. (2025, 01 22). </w:t>
+              </w:r>
+              <w:r>
+                <w:rPr>
+                  <w:i/>
+                  <w:iCs/>
+                  <w:noProof/>
+                </w:rPr>
+                <w:t>learn.adafruit.com.</w:t>
+              </w:r>
+              <w:r>
+                <w:rPr>
+                  <w:noProof/>
+                </w:rPr>
+                <w:t xml:space="preserve"> Retrieved 12 12, 2025, from https://learn.adafruit.com/adafruit-gfx-graphics-library</w:t>
+              </w:r>
+            </w:p>
+            <w:p>
+              <w:pPr>
+                <w:pStyle w:val="Bibliography"/>
+                <w:ind w:left="720" w:hanging="720"/>
+                <w:rPr>
+                  <w:noProof/>
+                </w:rPr>
+              </w:pPr>
+              <w:r>
+                <w:rPr>
+                  <w:noProof/>
+                </w:rPr>
+                <w:t xml:space="preserve">Dhaker, P. (2018, 09). </w:t>
+              </w:r>
+              <w:r>
+                <w:rPr>
+                  <w:i/>
+                  <w:iCs/>
+                  <w:noProof/>
+                </w:rPr>
+                <w:t>analog.com</w:t>
+              </w:r>
+              <w:r>
+                <w:rPr>
+                  <w:noProof/>
+                </w:rPr>
+                <w:t>. (Analog Devices) Retrieved 12 12, 2025, from https://www.analog.com/en/resources/analog-dialogue/articles/introduction-to-spi-interface.html</w:t>
+              </w:r>
+            </w:p>
+            <w:p>
+              <w:pPr>
+                <w:pStyle w:val="Bibliography"/>
+                <w:ind w:left="720" w:hanging="720"/>
+                <w:rPr>
+                  <w:noProof/>
+                </w:rPr>
+              </w:pPr>
+              <w:r>
+                <w:rPr>
+                  <w:noProof/>
+                </w:rPr>
+                <w:t xml:space="preserve">Docker Inc. (2025). </w:t>
+              </w:r>
+              <w:r>
+                <w:rPr>
+                  <w:i/>
+                  <w:iCs/>
+                  <w:noProof/>
+                </w:rPr>
+                <w:t>Docker</w:t>
+              </w:r>
+              <w:r>
+                <w:rPr>
+                  <w:noProof/>
+                </w:rPr>
+                <w:t>. (Docker) Retrieved 12 12, 2025, from https://www.docker.com/</w:t>
+              </w:r>
+            </w:p>
+            <w:p>
+              <w:pPr>
+                <w:pStyle w:val="Bibliography"/>
+                <w:ind w:left="720" w:hanging="720"/>
+                <w:rPr>
+                  <w:noProof/>
+                </w:rPr>
+              </w:pPr>
+              <w:r>
+                <w:rPr>
+                  <w:noProof/>
+                </w:rPr>
+                <w:t xml:space="preserve">Espressif Systems. (2025). </w:t>
+              </w:r>
+              <w:r>
+                <w:rPr>
+                  <w:i/>
+                  <w:iCs/>
+                  <w:noProof/>
+                </w:rPr>
+                <w:t>espressif.com.</w:t>
+              </w:r>
+              <w:r>
+                <w:rPr>
+                  <w:noProof/>
+                </w:rPr>
+                <w:t xml:space="preserve"> Retrieved 12 12, 2025, from https://www.espressif.com/sites/default/files/documentation/esp32-s3-wroom-2_datasheet_en.pdf</w:t>
+              </w:r>
+            </w:p>
+            <w:p>
+              <w:pPr>
+                <w:pStyle w:val="Bibliography"/>
+                <w:ind w:left="720" w:hanging="720"/>
+                <w:rPr>
+                  <w:noProof/>
+                </w:rPr>
+              </w:pPr>
+              <w:r>
+                <w:rPr>
+                  <w:noProof/>
+                </w:rPr>
+                <w:t xml:space="preserve">FreeRTOS. (2024). </w:t>
+              </w:r>
+              <w:r>
+                <w:rPr>
+                  <w:i/>
+                  <w:iCs/>
+                  <w:noProof/>
+                </w:rPr>
+                <w:t>https://www.freertos.org/.</w:t>
+              </w:r>
+              <w:r>
+                <w:rPr>
+                  <w:noProof/>
+                </w:rPr>
+                <w:t xml:space="preserve"> Retrieved 12 12, 2025, from https://www.freertos.org/</w:t>
+              </w:r>
+            </w:p>
+            <w:p>
+              <w:pPr>
+                <w:pStyle w:val="Bibliography"/>
+                <w:ind w:left="720" w:hanging="720"/>
+                <w:rPr>
+                  <w:noProof/>
+                </w:rPr>
+              </w:pPr>
+              <w:r>
+                <w:rPr>
+                  <w:noProof/>
+                </w:rPr>
+                <w:t xml:space="preserve">FreeRTOS. (2025, 11). </w:t>
+              </w:r>
+              <w:r>
+                <w:rPr>
+                  <w:i/>
+                  <w:iCs/>
+                  <w:noProof/>
+                </w:rPr>
+                <w:t>freertos.org.</w:t>
+              </w:r>
+              <w:r>
+                <w:rPr>
+                  <w:noProof/>
+                </w:rPr>
+                <w:t xml:space="preserve"> Retrieved 12 12, 2025, from https://www.freertos.org/Documentation/02-Kernel/04-API-references/10-Semaphore-and-Mutexes/00-Semaphores</w:t>
+              </w:r>
+            </w:p>
+            <w:p>
+              <w:pPr>
+                <w:pStyle w:val="Bibliography"/>
+                <w:ind w:left="720" w:hanging="720"/>
+                <w:rPr>
+                  <w:noProof/>
+                </w:rPr>
+              </w:pPr>
+              <w:r>
+                <w:rPr>
+                  <w:noProof/>
+                </w:rPr>
+                <w:t xml:space="preserve">MQTT. (2024). </w:t>
+              </w:r>
+              <w:r>
+                <w:rPr>
+                  <w:i/>
+                  <w:iCs/>
+                  <w:noProof/>
+                </w:rPr>
+                <w:t>mqtt.org</w:t>
+              </w:r>
+              <w:r>
+                <w:rPr>
+                  <w:noProof/>
+                </w:rPr>
+                <w:t>. (MQTT) Retrieved 12 12, 2025, from https://mqtt.org/</w:t>
+              </w:r>
+            </w:p>
+            <w:p>
+              <w:pPr>
+                <w:pStyle w:val="Bibliography"/>
+                <w:ind w:left="720" w:hanging="720"/>
+                <w:rPr>
+                  <w:noProof/>
+                </w:rPr>
+              </w:pPr>
+              <w:r>
+                <w:rPr>
+                  <w:noProof/>
+                </w:rPr>
+                <w:t xml:space="preserve">The Thingsboard Authors. (2025). </w:t>
+              </w:r>
+              <w:r>
+                <w:rPr>
+                  <w:i/>
+                  <w:iCs/>
+                  <w:noProof/>
+                </w:rPr>
+                <w:t>https://thingsboard.io/</w:t>
+              </w:r>
+              <w:r>
+                <w:rPr>
+                  <w:noProof/>
+                </w:rPr>
+                <w:t>. (Thingsboard) Retrieved 12 12, 2025, from https://thingsboard.io/</w:t>
+              </w:r>
+            </w:p>
+            <w:p>
+              <w:r>
+                <w:rPr>
+                  <w:b/>
+                  <w:bCs/>
+                  <w:noProof/>
+                </w:rPr>
+                <w:fldChar w:fldCharType="end"/>
+              </w:r>
+            </w:p>
+          </w:sdtContent>
+        </w:sdt>
+      </w:sdtContent>
+    </w:sdt>
+    <w:p>
+      <w:pPr>
+        <w:rPr>
+          <w:u w:val="single"/>
+        </w:rPr>
+      </w:pPr>
+    </w:p>
+    <w:p>
+      <w:pPr>
+        <w:rPr>
+          <w:u w:val="single"/>
+        </w:rPr>
+      </w:pPr>
+    </w:p>
+    <w:p>
+      <w:pPr>
+        <w:rPr>
+          <w:u w:val="single"/>
+        </w:rPr>
+      </w:pPr>
+    </w:p>
+    <w:p/>
+    <w:p>
+      <w:r>
+        <w:t>5</w:t>
+      </w:r>
+      <w:r>
+        <w:tab/>
+        <w:t>References</w:t>
+      </w:r>
+    </w:p>
+    <w:p/>
+    <w:p>
+      <w:r>
+        <w:t xml:space="preserve">[1] </w:t>
+      </w:r>
+      <w:r>
+        <w:tab/>
+        <w:t>P. Burgess, "learn.adafruit.com," 22 01 2025. [Online]. Available: https://learn.adafruit.com/adafruit-gfx-graphics-library. [Accessed 12 12 2025].</w:t>
+      </w:r>
+    </w:p>
+    <w:p>
+      <w:r>
+        <w:t xml:space="preserve">[2] </w:t>
+      </w:r>
+      <w:r>
+        <w:tab/>
+      </w:r>
+      <w:proofErr w:type="spellStart"/>
+      <w:r>
+        <w:t>Espressif</w:t>
+      </w:r>
+      <w:proofErr w:type="spellEnd"/>
+      <w:r>
+        <w:t xml:space="preserve"> Systems, "espressif.com," 2025. [Online]. Available: https://www.espressif.com/sites/default/files/documentation/esp32-s3-wroom-2_datasheet_en.pdf. [Accessed 12 12 2025].</w:t>
+      </w:r>
+    </w:p>
+    <w:p>
+      <w:r>
+        <w:t xml:space="preserve">[3] </w:t>
+      </w:r>
+      <w:r>
+        <w:tab/>
+      </w:r>
+      <w:proofErr w:type="spellStart"/>
+      <w:r>
+        <w:t>FreeRTOS</w:t>
+      </w:r>
+      <w:proofErr w:type="spellEnd"/>
+      <w:r>
+        <w:t>, "https://www.freertos.org/," 2024. [Online]. Available: https://www.freertos.org/. [Accessed 12 12 2025].</w:t>
+      </w:r>
+    </w:p>
+    <w:p>
+      <w:r>
+        <w:t xml:space="preserve">[4] </w:t>
+      </w:r>
+      <w:r>
+        <w:tab/>
+      </w:r>
+      <w:proofErr w:type="spellStart"/>
+      <w:r>
+        <w:t>FreeRTOS</w:t>
+      </w:r>
+      <w:proofErr w:type="spellEnd"/>
+      <w:r>
+        <w:t>, "freertos.org," 11 2025. [Online]. Available: https://www.freertos.org/Documentation/02-Kernel/04-API-references/10-Semaphore-and-Mutexes/00-Semaphores. [Accessed 12 12 2025].</w:t>
+      </w:r>
+    </w:p>
+    <w:p>
+      <w:r>
+        <w:lastRenderedPageBreak/>
+        <w:t xml:space="preserve">[5] </w:t>
+      </w:r>
+      <w:r>
+        <w:tab/>
+        <w:t>Advanced Monolithic Systems, "advanced-monolithic.com," [Online]. Available: http://www.advanced-monolithic.com/pdf/ds1117.pdf. [Accessed 12].</w:t>
+      </w:r>
+    </w:p>
+    <w:p>
+      <w:r>
+        <w:t xml:space="preserve">[6] </w:t>
+      </w:r>
+      <w:r>
+        <w:tab/>
+        <w:t>P. Dhaker, "analog.com," Analog Devices, 09 2018. [Online]. Available: https://www.analog.com/en/resources/analog-dialogue/articles/introduction-to-spi-interface.html. [Accessed 12 12 2025].</w:t>
+      </w:r>
+    </w:p>
+    <w:p>
+      <w:r>
+        <w:t xml:space="preserve">[7] </w:t>
+      </w:r>
+      <w:r>
+        <w:tab/>
+        <w:t>MQTT, "mqtt.org," MQTT, 2024. [Online]. Available: https://mqtt.org/. [Accessed 12 12 2025].</w:t>
+      </w:r>
+    </w:p>
+    <w:p>
+      <w:r>
+        <w:t xml:space="preserve">[8] </w:t>
+      </w:r>
+      <w:r>
+        <w:tab/>
+        <w:t xml:space="preserve">The </w:t>
+      </w:r>
+      <w:proofErr w:type="spellStart"/>
+      <w:r>
+        <w:t>Thingsboard</w:t>
+      </w:r>
+      <w:proofErr w:type="spellEnd"/>
+      <w:r>
+        <w:t xml:space="preserve"> Authors, "https://thingsboard.io/," </w:t>
+      </w:r>
+      <w:proofErr w:type="spellStart"/>
+      <w:r>
+        <w:t>Thingsboard</w:t>
+      </w:r>
+      <w:proofErr w:type="spellEnd"/>
+      <w:r>
+        <w:t>, 2025. [Online]. Available: https://thingsboard.io/. [Accessed 12 12 2025].</w:t>
+      </w:r>
+    </w:p>
+    <w:p>
+      <w:r>
+        <w:t xml:space="preserve">[9] </w:t>
+      </w:r>
+      <w:r>
+        <w:tab/>
+        <w:t>Docker Inc., "Docker," Docker, 2025. [Online]. Available: https://www.docker.com/. [Accessed 12 12 2025].</w:t>
+      </w:r>
+    </w:p>
+    <w:p/>
     <w:p/>
     <w:p>
       <w:pPr>
@@ -4495,7 +5335,7 @@
       </w:pPr>
     </w:p>
     <w:sectPr>
-      <w:headerReference w:type="first" r:id="rId15"/>
+      <w:headerReference w:type="first" r:id="rId17"/>
       <w:pgSz w:w="11906" w:h="16838"/>
       <w:pgMar w:top="1440" w:right="1797" w:bottom="1440" w:left="1797" w:header="720" w:footer="720" w:gutter="0"/>
       <w:pgNumType w:start="0"/>
@@ -4652,6 +5492,22 @@
     <w:p>
       <w:r>
         <w:continuationSeparator/>
+      </w:r>
+    </w:p>
+  </w:footnote>
+  <w:footnote w:id="1">
+    <w:p>
+      <w:pPr>
+        <w:pStyle w:val="FootnoteText"/>
+      </w:pPr>
+      <w:r>
+        <w:rPr>
+          <w:rStyle w:val="FootnoteReference"/>
+        </w:rPr>
+        <w:footnoteRef/>
+      </w:r>
+      <w:r>
+        <w:t xml:space="preserve"> </w:t>
       </w:r>
     </w:p>
   </w:footnote>
@@ -6658,7 +7514,7 @@
   </w:docDefaults>
   <w:latentStyles w:defLockedState="0" w:defUIPriority="0" w:defSemiHidden="0" w:defUnhideWhenUsed="0" w:defQFormat="0" w:count="376">
     <w:lsdException w:name="Normal" w:qFormat="1"/>
-    <w:lsdException w:name="heading 1" w:qFormat="1"/>
+    <w:lsdException w:name="heading 1" w:uiPriority="9" w:qFormat="1"/>
     <w:lsdException w:name="heading 2" w:qFormat="1"/>
     <w:lsdException w:name="heading 3" w:qFormat="1"/>
     <w:lsdException w:name="heading 4" w:qFormat="1"/>
@@ -6958,7 +7814,8 @@
     <w:name w:val="heading 1"/>
     <w:basedOn w:val="Normal"/>
     <w:next w:val="Normal"/>
-    <w:uiPriority w:val="1"/>
+    <w:link w:val="Heading1Char"/>
+    <w:uiPriority w:val="9"/>
     <w:qFormat/>
     <w:rsid w:val="043A3F56"/>
     <w:pPr>
@@ -7528,6 +8385,90 @@
       <w:lang w:val="en-US" w:eastAsia="en-US"/>
     </w:rPr>
   </w:style>
+  <w:style w:type="paragraph" w:customStyle="1" w:styleId="TUDublinReportContent">
+    <w:name w:val="TU Dublin Report Content"/>
+    <w:basedOn w:val="Normal"/>
+    <w:autoRedefine/>
+    <w:qFormat/>
+    <w:rsid w:val="00DC24DC"/>
+    <w:pPr>
+      <w:spacing w:before="120" w:after="200"/>
+      <w:ind w:left="360"/>
+    </w:pPr>
+    <w:rPr>
+      <w:rFonts w:ascii="Arial" w:eastAsiaTheme="minorHAnsi" w:hAnsi="Arial" w:cs="Arial"/>
+      <w:b/>
+      <w:bCs/>
+      <w:color w:val="5A5D5B"/>
+      <w:sz w:val="20"/>
+      <w:lang w:val="en-IE"/>
+    </w:rPr>
+  </w:style>
+  <w:style w:type="paragraph" w:styleId="FootnoteText">
+    <w:name w:val="footnote text"/>
+    <w:basedOn w:val="Normal"/>
+    <w:link w:val="FootnoteTextChar"/>
+    <w:rsid w:val="009C2B06"/>
+    <w:rPr>
+      <w:sz w:val="20"/>
+      <w:szCs w:val="20"/>
+    </w:rPr>
+  </w:style>
+  <w:style w:type="character" w:customStyle="1" w:styleId="FootnoteTextChar">
+    <w:name w:val="Footnote Text Char"/>
+    <w:basedOn w:val="DefaultParagraphFont"/>
+    <w:link w:val="FootnoteText"/>
+    <w:rsid w:val="009C2B06"/>
+    <w:rPr>
+      <w:lang w:val="en-GB" w:eastAsia="en-US"/>
+    </w:rPr>
+  </w:style>
+  <w:style w:type="character" w:styleId="FootnoteReference">
+    <w:name w:val="footnote reference"/>
+    <w:basedOn w:val="DefaultParagraphFont"/>
+    <w:rsid w:val="009C2B06"/>
+    <w:rPr>
+      <w:vertAlign w:val="superscript"/>
+    </w:rPr>
+  </w:style>
+  <w:style w:type="character" w:customStyle="1" w:styleId="Heading1Char">
+    <w:name w:val="Heading 1 Char"/>
+    <w:basedOn w:val="DefaultParagraphFont"/>
+    <w:link w:val="Heading1"/>
+    <w:uiPriority w:val="9"/>
+    <w:rsid w:val="001060D6"/>
+    <w:rPr>
+      <w:b/>
+      <w:bCs/>
+      <w:sz w:val="28"/>
+      <w:szCs w:val="28"/>
+      <w:lang w:val="en-GB" w:eastAsia="en-US"/>
+    </w:rPr>
+  </w:style>
+  <w:style w:type="paragraph" w:styleId="Bibliography">
+    <w:name w:val="Bibliography"/>
+    <w:basedOn w:val="Normal"/>
+    <w:next w:val="Normal"/>
+    <w:rsid w:val="001060D6"/>
+  </w:style>
+  <w:style w:type="paragraph" w:styleId="Caption">
+    <w:name w:val="caption"/>
+    <w:basedOn w:val="Normal"/>
+    <w:next w:val="Normal"/>
+    <w:unhideWhenUsed/>
+    <w:qFormat/>
+    <w:rsid w:val="00C170FE"/>
+    <w:pPr>
+      <w:spacing w:after="200"/>
+    </w:pPr>
+    <w:rPr>
+      <w:i/>
+      <w:iCs/>
+      <w:color w:val="44546A" w:themeColor="text2"/>
+      <w:sz w:val="18"/>
+      <w:szCs w:val="18"/>
+    </w:rPr>
+  </w:style>
 </w:styles>
 </file>
 
@@ -7827,11 +8768,180 @@
 </file>
 
 <file path=customXml/item1.xml><?xml version="1.0" encoding="utf-8"?>
-<b:Sources xmlns:b="http://schemas.openxmlformats.org/officeDocument/2006/bibliography" xmlns="http://schemas.openxmlformats.org/officeDocument/2006/bibliography" SelectedStyle="\APASixthEditionOfficeOnline.xsl" StyleName="APA" Version="6"/>
+<b:Sources xmlns:b="http://schemas.openxmlformats.org/officeDocument/2006/bibliography" xmlns="http://schemas.openxmlformats.org/officeDocument/2006/bibliography" SelectedStyle="\APASixthEditionOfficeOnline.xsl" StyleName="APA" Version="6">
+  <b:Source>
+    <b:Tag>Phi25</b:Tag>
+    <b:SourceType>DocumentFromInternetSite</b:SourceType>
+    <b:Guid>{A9B9CB96-F8B3-4745-9DA1-26DB3FF64CD4}</b:Guid>
+    <b:Author>
+      <b:Author>
+        <b:NameList>
+          <b:Person>
+            <b:Last>Burgess</b:Last>
+            <b:First>Phillip</b:First>
+          </b:Person>
+        </b:NameList>
+      </b:Author>
+    </b:Author>
+    <b:Title>learn.adafruit.com</b:Title>
+    <b:Year>2025</b:Year>
+    <b:Month>01</b:Month>
+    <b:Day>22</b:Day>
+    <b:YearAccessed>2025</b:YearAccessed>
+    <b:MonthAccessed>12</b:MonthAccessed>
+    <b:DayAccessed>12</b:DayAccessed>
+    <b:URL>https://learn.adafruit.com/adafruit-gfx-graphics-library</b:URL>
+    <b:RefOrder>1</b:RefOrder>
+  </b:Source>
+  <b:Source>
+    <b:Tag>Esp25</b:Tag>
+    <b:SourceType>DocumentFromInternetSite</b:SourceType>
+    <b:Guid>{E6347830-1EC4-41B5-BE34-9DD70DBC53DF}</b:Guid>
+    <b:Title>espressif.com</b:Title>
+    <b:Year>2025</b:Year>
+    <b:Author>
+      <b:Author>
+        <b:Corporate>Espressif Systems</b:Corporate>
+      </b:Author>
+    </b:Author>
+    <b:YearAccessed>2025</b:YearAccessed>
+    <b:MonthAccessed>12</b:MonthAccessed>
+    <b:DayAccessed>12</b:DayAccessed>
+    <b:URL>https://www.espressif.com/sites/default/files/documentation/esp32-s3-wroom-2_datasheet_en.pdf</b:URL>
+    <b:RefOrder>2</b:RefOrder>
+  </b:Source>
+  <b:Source>
+    <b:Tag>Fre24</b:Tag>
+    <b:SourceType>DocumentFromInternetSite</b:SourceType>
+    <b:Guid>{C3A1C4E4-E5E2-4A0F-9484-4C41C4C0287F}</b:Guid>
+    <b:Author>
+      <b:Author>
+        <b:Corporate>FreeRTOS</b:Corporate>
+      </b:Author>
+    </b:Author>
+    <b:Title>https://www.freertos.org/</b:Title>
+    <b:Year>2024</b:Year>
+    <b:YearAccessed>2025</b:YearAccessed>
+    <b:MonthAccessed>12</b:MonthAccessed>
+    <b:DayAccessed>12</b:DayAccessed>
+    <b:URL>https://www.freertos.org/</b:URL>
+    <b:RefOrder>3</b:RefOrder>
+  </b:Source>
+  <b:Source>
+    <b:Tag>Fre25</b:Tag>
+    <b:SourceType>DocumentFromInternetSite</b:SourceType>
+    <b:Guid>{DF7F2503-E472-4CC4-A1A5-065740EBCFB1}</b:Guid>
+    <b:Title>freertos.org</b:Title>
+    <b:Year>2025</b:Year>
+    <b:Author>
+      <b:Author>
+        <b:Corporate>FreeRTOS</b:Corporate>
+      </b:Author>
+    </b:Author>
+    <b:Month>11</b:Month>
+    <b:YearAccessed>2025</b:YearAccessed>
+    <b:MonthAccessed>12</b:MonthAccessed>
+    <b:DayAccessed>12</b:DayAccessed>
+    <b:URL>https://www.freertos.org/Documentation/02-Kernel/04-API-references/10-Semaphore-and-Mutexes/00-Semaphores</b:URL>
+    <b:RefOrder>4</b:RefOrder>
+  </b:Source>
+  <b:Source>
+    <b:Tag>Adv12</b:Tag>
+    <b:SourceType>DocumentFromInternetSite</b:SourceType>
+    <b:Guid>{6C9BCE84-0E89-4E10-ACD3-1F1F026A7619}</b:Guid>
+    <b:Author>
+      <b:Author>
+        <b:Corporate>Advanced Monolithic Systems</b:Corporate>
+      </b:Author>
+    </b:Author>
+    <b:Title>advanced-monolithic.com</b:Title>
+    <b:YearAccessed>12</b:YearAccessed>
+    <b:URL>http://www.advanced-monolithic.com/pdf/ds1117.pdf</b:URL>
+    <b:RefOrder>5</b:RefOrder>
+  </b:Source>
+  <b:Source>
+    <b:Tag>Piy18</b:Tag>
+    <b:SourceType>InternetSite</b:SourceType>
+    <b:Guid>{DA93617C-83D0-4998-AE13-844C52EFB33E}</b:Guid>
+    <b:Title>analog.com</b:Title>
+    <b:Year>2018</b:Year>
+    <b:Month>09</b:Month>
+    <b:YearAccessed>2025</b:YearAccessed>
+    <b:MonthAccessed>12</b:MonthAccessed>
+    <b:DayAccessed>12</b:DayAccessed>
+    <b:URL>https://www.analog.com/en/resources/analog-dialogue/articles/introduction-to-spi-interface.html</b:URL>
+    <b:Author>
+      <b:Author>
+        <b:NameList>
+          <b:Person>
+            <b:Last>Dhaker</b:Last>
+            <b:First>Piyu</b:First>
+          </b:Person>
+        </b:NameList>
+      </b:Author>
+    </b:Author>
+    <b:ProductionCompany>Analog Devices</b:ProductionCompany>
+    <b:RefOrder>6</b:RefOrder>
+  </b:Source>
+  <b:Source>
+    <b:Tag>MQT24</b:Tag>
+    <b:SourceType>InternetSite</b:SourceType>
+    <b:Guid>{B7A23C5F-2AF4-48E1-882E-D8293F6FF314}</b:Guid>
+    <b:Author>
+      <b:Author>
+        <b:Corporate>MQTT</b:Corporate>
+      </b:Author>
+    </b:Author>
+    <b:Title>mqtt.org</b:Title>
+    <b:ProductionCompany>MQTT</b:ProductionCompany>
+    <b:Year>2024</b:Year>
+    <b:YearAccessed>2025</b:YearAccessed>
+    <b:MonthAccessed>12</b:MonthAccessed>
+    <b:DayAccessed>12</b:DayAccessed>
+    <b:URL>https://mqtt.org/</b:URL>
+    <b:RefOrder>7</b:RefOrder>
+  </b:Source>
+  <b:Source>
+    <b:Tag>The25</b:Tag>
+    <b:SourceType>InternetSite</b:SourceType>
+    <b:Guid>{660ED7B4-E87A-4D27-B1B3-2D8BC85A5D3B}</b:Guid>
+    <b:Author>
+      <b:Author>
+        <b:Corporate>The Thingsboard Authors</b:Corporate>
+      </b:Author>
+    </b:Author>
+    <b:Title>https://thingsboard.io/</b:Title>
+    <b:ProductionCompany>Thingsboard</b:ProductionCompany>
+    <b:Year>2025</b:Year>
+    <b:YearAccessed>2025</b:YearAccessed>
+    <b:MonthAccessed>12</b:MonthAccessed>
+    <b:DayAccessed>12</b:DayAccessed>
+    <b:URL>https://thingsboard.io/</b:URL>
+    <b:RefOrder>8</b:RefOrder>
+  </b:Source>
+  <b:Source>
+    <b:Tag>Doc25</b:Tag>
+    <b:SourceType>InternetSite</b:SourceType>
+    <b:Guid>{0589FD8F-FB80-4EDA-B679-D225791FDD62}</b:Guid>
+    <b:Author>
+      <b:Author>
+        <b:Corporate>Docker Inc.</b:Corporate>
+      </b:Author>
+    </b:Author>
+    <b:Title>Docker</b:Title>
+    <b:ProductionCompany>Docker</b:ProductionCompany>
+    <b:Year>2025</b:Year>
+    <b:YearAccessed>2025</b:YearAccessed>
+    <b:MonthAccessed>12</b:MonthAccessed>
+    <b:DayAccessed>12</b:DayAccessed>
+    <b:URL>https://www.docker.com/</b:URL>
+    <b:RefOrder>9</b:RefOrder>
+  </b:Source>
+</b:Sources>
 </file>
 
 <file path=customXml/itemProps1.xml><?xml version="1.0" encoding="utf-8"?>
-<ds:datastoreItem xmlns:ds="http://schemas.openxmlformats.org/officeDocument/2006/customXml" ds:itemID="{173744DB-0D81-4F6F-98DA-F5C02EBA6F0A}">
+<ds:datastoreItem xmlns:ds="http://schemas.openxmlformats.org/officeDocument/2006/customXml" ds:itemID="{0944F5ED-CB72-455C-A7A2-8E44F24CE1C6}">
   <ds:schemaRefs>
     <ds:schemaRef ds:uri="http://schemas.openxmlformats.org/officeDocument/2006/bibliography"/>
   </ds:schemaRefs>

--- a/B00166007_H3024 Project 2 Report 2026.docx
+++ b/B00166007_H3024 Project 2 Report 2026.docx
@@ -468,7 +468,7 @@
         <w:pStyle w:val="HeadingNN"/>
       </w:pPr>
       <w:bookmarkStart w:id="0" w:name="_Toc227073053"/>
-      <w:bookmarkStart w:id="1" w:name="_Toc227074800"/>
+      <w:bookmarkStart w:id="1" w:name="_Toc228432766"/>
       <w:r>
         <w:t>Declaration</w:t>
       </w:r>
@@ -670,7 +670,7 @@
         <w:pStyle w:val="HeadingNN"/>
       </w:pPr>
       <w:bookmarkStart w:id="2" w:name="_Toc227073054"/>
-      <w:bookmarkStart w:id="3" w:name="_Toc227074801"/>
+      <w:bookmarkStart w:id="3" w:name="_Toc228432767"/>
       <w:r>
         <w:lastRenderedPageBreak/>
         <w:t>Abstract</w:t>
@@ -681,10 +681,33 @@
     <w:p>
       <w:pPr>
         <w:widowControl w:val="0"/>
-        <w:jc w:val="center"/>
-      </w:pPr>
-      <w:r>
-        <w:t>[A concise summary for an academic audience.]</w:t>
+      </w:pPr>
+      <w:r>
+        <w:t>This is a 3</w:t>
+      </w:r>
+      <w:r>
+        <w:rPr>
+          <w:vertAlign w:val="superscript"/>
+        </w:rPr>
+        <w:t>rd</w:t>
+      </w:r>
+      <w:r>
+        <w:t xml:space="preserve"> year project </w:t>
+      </w:r>
+      <w:r>
+        <w:t xml:space="preserve">report </w:t>
+      </w:r>
+      <w:r>
+        <w:t xml:space="preserve">that consists of </w:t>
+      </w:r>
+      <w:r>
+        <w:t xml:space="preserve">the author and student’s attempt </w:t>
+      </w:r>
+      <w:r>
+        <w:t xml:space="preserve">of developing and synthesizing a </w:t>
+      </w:r>
+      <w:r>
+        <w:t xml:space="preserve">self-guided project during the entire school year. </w:t>
       </w:r>
     </w:p>
     <w:p>
@@ -697,7 +720,37 @@
         <w:widowControl w:val="0"/>
       </w:pPr>
       <w:r>
-        <w:br w:type="page"/>
+        <w:t>I</w:t>
+      </w:r>
+      <w:r>
+        <w:t xml:space="preserve">t is a portable IoT and RFID </w:t>
+      </w:r>
+      <w:r>
+        <w:t xml:space="preserve">animal pet </w:t>
+      </w:r>
+      <w:r>
+        <w:t xml:space="preserve">logging device that </w:t>
+      </w:r>
+      <w:r>
+        <w:t>reads of a tag that reads a unique ID</w:t>
+      </w:r>
+      <w:r>
+        <w:t xml:space="preserve"> to be confirmed through a local database (inside the device itself), with the </w:t>
+      </w:r>
+      <w:r>
+        <w:t xml:space="preserve">newly processed data being sent through a telemetry </w:t>
+      </w:r>
+      <w:r>
+        <w:t xml:space="preserve">web </w:t>
+      </w:r>
+      <w:r>
+        <w:t xml:space="preserve">app service which shows the time stamped event of which </w:t>
+      </w:r>
+      <w:r>
+        <w:t xml:space="preserve">the pet daycare </w:t>
+      </w:r>
+      <w:r>
+        <w:t>has delegated to a client’s pet.</w:t>
       </w:r>
     </w:p>
     <w:p>
@@ -705,9 +758,8 @@
         <w:pStyle w:val="HeadingNN"/>
       </w:pPr>
       <w:bookmarkStart w:id="4" w:name="_Toc227073055"/>
-      <w:bookmarkStart w:id="5" w:name="_Toc227074802"/>
-      <w:r>
-        <w:lastRenderedPageBreak/>
+      <w:bookmarkStart w:id="5" w:name="_Toc228432768"/>
+      <w:r>
         <w:t>Acknowledgements</w:t>
       </w:r>
       <w:bookmarkEnd w:id="4"/>
@@ -718,15 +770,212 @@
         <w:widowControl w:val="0"/>
       </w:pPr>
       <w:r>
-        <w:br w:type="page"/>
-      </w:r>
+        <w:t>I would like to thank my fam</w:t>
+      </w:r>
+      <w:r>
+        <w:t xml:space="preserve">ily and friends for assisting and supporting me throughout my three years of studying in this course, </w:t>
+      </w:r>
+      <w:r>
+        <w:t xml:space="preserve">that whatever </w:t>
+      </w:r>
+      <w:r>
+        <w:t>the future holds that I am aware of them being behind me.</w:t>
+      </w:r>
+    </w:p>
+    <w:p>
+      <w:pPr>
+        <w:widowControl w:val="0"/>
+      </w:pPr>
+    </w:p>
+    <w:p>
+      <w:pPr>
+        <w:widowControl w:val="0"/>
+      </w:pPr>
+      <w:r>
+        <w:t xml:space="preserve">I would like to thank </w:t>
+      </w:r>
+      <w:r>
+        <w:t xml:space="preserve">my lecturers for the patience of </w:t>
+      </w:r>
+      <w:r>
+        <w:t xml:space="preserve">teaching </w:t>
+      </w:r>
+      <w:r>
+        <w:t>me;</w:t>
+      </w:r>
+      <w:r>
+        <w:t xml:space="preserve"> may they continue </w:t>
+      </w:r>
+      <w:r>
+        <w:t>to be patient during my time on this course.</w:t>
+      </w:r>
+    </w:p>
+    <w:p>
+      <w:pPr>
+        <w:widowControl w:val="0"/>
+      </w:pPr>
+    </w:p>
+    <w:p>
+      <w:pPr>
+        <w:widowControl w:val="0"/>
+      </w:pPr>
+    </w:p>
+    <w:p>
+      <w:pPr>
+        <w:widowControl w:val="0"/>
+      </w:pPr>
+    </w:p>
+    <w:p>
+      <w:pPr>
+        <w:widowControl w:val="0"/>
+      </w:pPr>
+    </w:p>
+    <w:p>
+      <w:pPr>
+        <w:widowControl w:val="0"/>
+      </w:pPr>
+    </w:p>
+    <w:p>
+      <w:pPr>
+        <w:widowControl w:val="0"/>
+      </w:pPr>
+    </w:p>
+    <w:p>
+      <w:pPr>
+        <w:widowControl w:val="0"/>
+      </w:pPr>
+    </w:p>
+    <w:p>
+      <w:pPr>
+        <w:widowControl w:val="0"/>
+      </w:pPr>
+    </w:p>
+    <w:p>
+      <w:pPr>
+        <w:widowControl w:val="0"/>
+      </w:pPr>
+    </w:p>
+    <w:p>
+      <w:pPr>
+        <w:widowControl w:val="0"/>
+      </w:pPr>
+    </w:p>
+    <w:p>
+      <w:pPr>
+        <w:widowControl w:val="0"/>
+      </w:pPr>
+    </w:p>
+    <w:p>
+      <w:pPr>
+        <w:widowControl w:val="0"/>
+      </w:pPr>
+    </w:p>
+    <w:p>
+      <w:pPr>
+        <w:widowControl w:val="0"/>
+      </w:pPr>
+    </w:p>
+    <w:p>
+      <w:pPr>
+        <w:widowControl w:val="0"/>
+      </w:pPr>
+    </w:p>
+    <w:p>
+      <w:pPr>
+        <w:widowControl w:val="0"/>
+      </w:pPr>
+    </w:p>
+    <w:p>
+      <w:pPr>
+        <w:widowControl w:val="0"/>
+      </w:pPr>
+    </w:p>
+    <w:p>
+      <w:pPr>
+        <w:widowControl w:val="0"/>
+      </w:pPr>
+    </w:p>
+    <w:p>
+      <w:pPr>
+        <w:widowControl w:val="0"/>
+      </w:pPr>
+    </w:p>
+    <w:p>
+      <w:pPr>
+        <w:widowControl w:val="0"/>
+      </w:pPr>
+    </w:p>
+    <w:p>
+      <w:pPr>
+        <w:widowControl w:val="0"/>
+      </w:pPr>
+    </w:p>
+    <w:p>
+      <w:pPr>
+        <w:widowControl w:val="0"/>
+      </w:pPr>
+    </w:p>
+    <w:p>
+      <w:pPr>
+        <w:widowControl w:val="0"/>
+      </w:pPr>
+    </w:p>
+    <w:p>
+      <w:pPr>
+        <w:widowControl w:val="0"/>
+      </w:pPr>
+    </w:p>
+    <w:p>
+      <w:pPr>
+        <w:widowControl w:val="0"/>
+      </w:pPr>
+    </w:p>
+    <w:p>
+      <w:pPr>
+        <w:widowControl w:val="0"/>
+      </w:pPr>
+    </w:p>
+    <w:p>
+      <w:pPr>
+        <w:widowControl w:val="0"/>
+      </w:pPr>
+    </w:p>
+    <w:p>
+      <w:pPr>
+        <w:widowControl w:val="0"/>
+      </w:pPr>
+    </w:p>
+    <w:p>
+      <w:pPr>
+        <w:widowControl w:val="0"/>
+      </w:pPr>
+    </w:p>
+    <w:p>
+      <w:pPr>
+        <w:widowControl w:val="0"/>
+      </w:pPr>
+    </w:p>
+    <w:p>
+      <w:pPr>
+        <w:widowControl w:val="0"/>
+      </w:pPr>
+    </w:p>
+    <w:p>
+      <w:pPr>
+        <w:widowControl w:val="0"/>
+      </w:pPr>
+    </w:p>
+    <w:p>
+      <w:pPr>
+        <w:widowControl w:val="0"/>
+      </w:pPr>
     </w:p>
     <w:p>
       <w:pPr>
         <w:pStyle w:val="HeadingNN"/>
       </w:pPr>
       <w:bookmarkStart w:id="6" w:name="_Toc227073056"/>
-      <w:bookmarkStart w:id="7" w:name="_Toc227074803"/>
+      <w:bookmarkStart w:id="7" w:name="_Toc228432769"/>
       <w:r>
         <w:lastRenderedPageBreak/>
         <w:t>Table of Contents</w:t>
@@ -744,7 +993,7 @@
           <w:rFonts w:asciiTheme="minorHAnsi" w:eastAsiaTheme="minorEastAsia" w:hAnsiTheme="minorHAnsi" w:cstheme="minorBidi"/>
           <w:noProof/>
           <w:kern w:val="2"/>
-          <w:lang w:val="en-IE" w:eastAsia="en-GB"/>
+          <w:lang w:val="en-IE" w:eastAsia="en-IE"/>
           <w14:ligatures w14:val="standardContextual"/>
         </w:rPr>
       </w:pPr>
@@ -782,7 +1031,7 @@
           <w:noProof/>
           <w:webHidden/>
         </w:rPr>
-        <w:instrText xml:space="preserve"> PAGEREF _Toc227074800 \h </w:instrText>
+        <w:instrText xml:space="preserve"> PAGEREF _Toc228432766 \h </w:instrText>
       </w:r>
       <w:r>
         <w:rPr>
@@ -822,7 +1071,7 @@
           <w:rFonts w:asciiTheme="minorHAnsi" w:eastAsiaTheme="minorEastAsia" w:hAnsiTheme="minorHAnsi" w:cstheme="minorBidi"/>
           <w:noProof/>
           <w:kern w:val="2"/>
-          <w:lang w:val="en-IE" w:eastAsia="en-GB"/>
+          <w:lang w:val="en-IE" w:eastAsia="en-IE"/>
           <w14:ligatures w14:val="standardContextual"/>
         </w:rPr>
       </w:pPr>
@@ -851,7 +1100,7 @@
           <w:noProof/>
           <w:webHidden/>
         </w:rPr>
-        <w:instrText xml:space="preserve"> PAGEREF _Toc227074801 \h </w:instrText>
+        <w:instrText xml:space="preserve"> PAGEREF _Toc228432767 \h </w:instrText>
       </w:r>
       <w:r>
         <w:rPr>
@@ -891,7 +1140,7 @@
           <w:rFonts w:asciiTheme="minorHAnsi" w:eastAsiaTheme="minorEastAsia" w:hAnsiTheme="minorHAnsi" w:cstheme="minorBidi"/>
           <w:noProof/>
           <w:kern w:val="2"/>
-          <w:lang w:val="en-IE" w:eastAsia="en-GB"/>
+          <w:lang w:val="en-IE" w:eastAsia="en-IE"/>
           <w14:ligatures w14:val="standardContextual"/>
         </w:rPr>
       </w:pPr>
@@ -920,7 +1169,7 @@
           <w:noProof/>
           <w:webHidden/>
         </w:rPr>
-        <w:instrText xml:space="preserve"> PAGEREF _Toc227074802 \h </w:instrText>
+        <w:instrText xml:space="preserve"> PAGEREF _Toc228432768 \h </w:instrText>
       </w:r>
       <w:r>
         <w:rPr>
@@ -960,7 +1209,7 @@
           <w:rFonts w:asciiTheme="minorHAnsi" w:eastAsiaTheme="minorEastAsia" w:hAnsiTheme="minorHAnsi" w:cstheme="minorBidi"/>
           <w:noProof/>
           <w:kern w:val="2"/>
-          <w:lang w:val="en-IE" w:eastAsia="en-GB"/>
+          <w:lang w:val="en-IE" w:eastAsia="en-IE"/>
           <w14:ligatures w14:val="standardContextual"/>
         </w:rPr>
       </w:pPr>
@@ -989,7 +1238,7 @@
           <w:noProof/>
           <w:webHidden/>
         </w:rPr>
-        <w:instrText xml:space="preserve"> PAGEREF _Toc227074803 \h </w:instrText>
+        <w:instrText xml:space="preserve"> PAGEREF _Toc228432769 \h </w:instrText>
       </w:r>
       <w:r>
         <w:rPr>
@@ -1029,7 +1278,7 @@
           <w:rFonts w:asciiTheme="minorHAnsi" w:eastAsiaTheme="minorEastAsia" w:hAnsiTheme="minorHAnsi" w:cstheme="minorBidi"/>
           <w:noProof/>
           <w:kern w:val="2"/>
-          <w:lang w:val="en-IE" w:eastAsia="en-GB"/>
+          <w:lang w:val="en-IE" w:eastAsia="en-IE"/>
           <w14:ligatures w14:val="standardContextual"/>
         </w:rPr>
       </w:pPr>
@@ -1058,7 +1307,7 @@
           <w:noProof/>
           <w:webHidden/>
         </w:rPr>
-        <w:instrText xml:space="preserve"> PAGEREF _Toc227074804 \h </w:instrText>
+        <w:instrText xml:space="preserve"> PAGEREF _Toc228432770 \h </w:instrText>
       </w:r>
       <w:r>
         <w:rPr>
@@ -1098,7 +1347,7 @@
           <w:rFonts w:asciiTheme="minorHAnsi" w:eastAsiaTheme="minorEastAsia" w:hAnsiTheme="minorHAnsi" w:cstheme="minorBidi"/>
           <w:noProof/>
           <w:kern w:val="2"/>
-          <w:lang w:val="en-IE" w:eastAsia="en-GB"/>
+          <w:lang w:val="en-IE" w:eastAsia="en-IE"/>
           <w14:ligatures w14:val="standardContextual"/>
         </w:rPr>
       </w:pPr>
@@ -1127,7 +1376,7 @@
           <w:noProof/>
           <w:webHidden/>
         </w:rPr>
-        <w:instrText xml:space="preserve"> PAGEREF _Toc227074805 \h </w:instrText>
+        <w:instrText xml:space="preserve"> PAGEREF _Toc228432771 \h </w:instrText>
       </w:r>
       <w:r>
         <w:rPr>
@@ -1167,7 +1416,7 @@
           <w:rFonts w:asciiTheme="minorHAnsi" w:eastAsiaTheme="minorEastAsia" w:hAnsiTheme="minorHAnsi" w:cstheme="minorBidi"/>
           <w:noProof/>
           <w:kern w:val="2"/>
-          <w:lang w:val="en-IE" w:eastAsia="en-GB"/>
+          <w:lang w:val="en-IE" w:eastAsia="en-IE"/>
           <w14:ligatures w14:val="standardContextual"/>
         </w:rPr>
       </w:pPr>
@@ -1196,7 +1445,7 @@
           <w:noProof/>
           <w:webHidden/>
         </w:rPr>
-        <w:instrText xml:space="preserve"> PAGEREF _Toc227074806 \h </w:instrText>
+        <w:instrText xml:space="preserve"> PAGEREF _Toc228432772 \h </w:instrText>
       </w:r>
       <w:r>
         <w:rPr>
@@ -1236,7 +1485,7 @@
           <w:rFonts w:asciiTheme="minorHAnsi" w:eastAsiaTheme="minorEastAsia" w:hAnsiTheme="minorHAnsi" w:cstheme="minorBidi"/>
           <w:noProof/>
           <w:kern w:val="2"/>
-          <w:lang w:val="en-IE" w:eastAsia="en-GB"/>
+          <w:lang w:val="en-IE" w:eastAsia="en-IE"/>
           <w14:ligatures w14:val="standardContextual"/>
         </w:rPr>
       </w:pPr>
@@ -1265,7 +1514,7 @@
           <w:noProof/>
           <w:webHidden/>
         </w:rPr>
-        <w:instrText xml:space="preserve"> PAGEREF _Toc227074807 \h </w:instrText>
+        <w:instrText xml:space="preserve"> PAGEREF _Toc228432773 \h </w:instrText>
       </w:r>
       <w:r>
         <w:rPr>
@@ -1305,7 +1554,7 @@
           <w:rFonts w:asciiTheme="minorHAnsi" w:eastAsiaTheme="minorEastAsia" w:hAnsiTheme="minorHAnsi" w:cstheme="minorBidi"/>
           <w:noProof/>
           <w:kern w:val="2"/>
-          <w:lang w:val="en-IE" w:eastAsia="en-GB"/>
+          <w:lang w:val="en-IE" w:eastAsia="en-IE"/>
           <w14:ligatures w14:val="standardContextual"/>
         </w:rPr>
       </w:pPr>
@@ -1334,7 +1583,7 @@
           <w:noProof/>
           <w:webHidden/>
         </w:rPr>
-        <w:instrText xml:space="preserve"> PAGEREF _Toc227074808 \h </w:instrText>
+        <w:instrText xml:space="preserve"> PAGEREF _Toc228432774 \h </w:instrText>
       </w:r>
       <w:r>
         <w:rPr>
@@ -1375,7 +1624,7 @@
           <w:rFonts w:asciiTheme="minorHAnsi" w:eastAsiaTheme="minorEastAsia" w:hAnsiTheme="minorHAnsi" w:cstheme="minorBidi"/>
           <w:noProof/>
           <w:kern w:val="2"/>
-          <w:lang w:val="en-IE" w:eastAsia="en-GB"/>
+          <w:lang w:val="en-IE" w:eastAsia="en-IE"/>
           <w14:ligatures w14:val="standardContextual"/>
         </w:rPr>
       </w:pPr>
@@ -1390,7 +1639,7 @@
           <w:rFonts w:asciiTheme="minorHAnsi" w:eastAsiaTheme="minorEastAsia" w:hAnsiTheme="minorHAnsi" w:cstheme="minorBidi"/>
           <w:noProof/>
           <w:kern w:val="2"/>
-          <w:lang w:val="en-IE" w:eastAsia="en-GB"/>
+          <w:lang w:val="en-IE" w:eastAsia="en-IE"/>
           <w14:ligatures w14:val="standardContextual"/>
         </w:rPr>
         <w:tab/>
@@ -1420,7 +1669,7 @@
           <w:noProof/>
           <w:webHidden/>
         </w:rPr>
-        <w:instrText xml:space="preserve"> PAGEREF _Toc227074809 \h </w:instrText>
+        <w:instrText xml:space="preserve"> PAGEREF _Toc228432775 \h </w:instrText>
       </w:r>
       <w:r>
         <w:rPr>
@@ -1461,7 +1710,7 @@
           <w:rFonts w:asciiTheme="minorHAnsi" w:eastAsiaTheme="minorEastAsia" w:hAnsiTheme="minorHAnsi" w:cstheme="minorBidi"/>
           <w:noProof/>
           <w:kern w:val="2"/>
-          <w:lang w:val="en-IE" w:eastAsia="en-GB"/>
+          <w:lang w:val="en-IE" w:eastAsia="en-IE"/>
           <w14:ligatures w14:val="standardContextual"/>
         </w:rPr>
       </w:pPr>
@@ -1476,7 +1725,7 @@
           <w:rFonts w:asciiTheme="minorHAnsi" w:eastAsiaTheme="minorEastAsia" w:hAnsiTheme="minorHAnsi" w:cstheme="minorBidi"/>
           <w:noProof/>
           <w:kern w:val="2"/>
-          <w:lang w:val="en-IE" w:eastAsia="en-GB"/>
+          <w:lang w:val="en-IE" w:eastAsia="en-IE"/>
           <w14:ligatures w14:val="standardContextual"/>
         </w:rPr>
         <w:tab/>
@@ -1506,7 +1755,7 @@
           <w:noProof/>
           <w:webHidden/>
         </w:rPr>
-        <w:instrText xml:space="preserve"> PAGEREF _Toc227074810 \h </w:instrText>
+        <w:instrText xml:space="preserve"> PAGEREF _Toc228432776 \h </w:instrText>
       </w:r>
       <w:r>
         <w:rPr>
@@ -1547,7 +1796,7 @@
           <w:rFonts w:asciiTheme="minorHAnsi" w:eastAsiaTheme="minorEastAsia" w:hAnsiTheme="minorHAnsi" w:cstheme="minorBidi"/>
           <w:noProof/>
           <w:kern w:val="2"/>
-          <w:lang w:val="en-IE" w:eastAsia="en-GB"/>
+          <w:lang w:val="en-IE" w:eastAsia="en-IE"/>
           <w14:ligatures w14:val="standardContextual"/>
         </w:rPr>
       </w:pPr>
@@ -1562,7 +1811,7 @@
           <w:rFonts w:asciiTheme="minorHAnsi" w:eastAsiaTheme="minorEastAsia" w:hAnsiTheme="minorHAnsi" w:cstheme="minorBidi"/>
           <w:noProof/>
           <w:kern w:val="2"/>
-          <w:lang w:val="en-IE" w:eastAsia="en-GB"/>
+          <w:lang w:val="en-IE" w:eastAsia="en-IE"/>
           <w14:ligatures w14:val="standardContextual"/>
         </w:rPr>
         <w:tab/>
@@ -1571,7 +1820,7 @@
         <w:rPr>
           <w:noProof/>
         </w:rPr>
-        <w:t>Problem Statement</w:t>
+        <w:t>Motivation</w:t>
       </w:r>
       <w:r>
         <w:rPr>
@@ -1592,7 +1841,7 @@
           <w:noProof/>
           <w:webHidden/>
         </w:rPr>
-        <w:instrText xml:space="preserve"> PAGEREF _Toc227074811 \h </w:instrText>
+        <w:instrText xml:space="preserve"> PAGEREF _Toc228432777 \h </w:instrText>
       </w:r>
       <w:r>
         <w:rPr>
@@ -1633,7 +1882,7 @@
           <w:rFonts w:asciiTheme="minorHAnsi" w:eastAsiaTheme="minorEastAsia" w:hAnsiTheme="minorHAnsi" w:cstheme="minorBidi"/>
           <w:noProof/>
           <w:kern w:val="2"/>
-          <w:lang w:val="en-IE" w:eastAsia="en-GB"/>
+          <w:lang w:val="en-IE" w:eastAsia="en-IE"/>
           <w14:ligatures w14:val="standardContextual"/>
         </w:rPr>
       </w:pPr>
@@ -1648,7 +1897,7 @@
           <w:rFonts w:asciiTheme="minorHAnsi" w:eastAsiaTheme="minorEastAsia" w:hAnsiTheme="minorHAnsi" w:cstheme="minorBidi"/>
           <w:noProof/>
           <w:kern w:val="2"/>
-          <w:lang w:val="en-IE" w:eastAsia="en-GB"/>
+          <w:lang w:val="en-IE" w:eastAsia="en-IE"/>
           <w14:ligatures w14:val="standardContextual"/>
         </w:rPr>
         <w:tab/>
@@ -1657,7 +1906,7 @@
         <w:rPr>
           <w:noProof/>
         </w:rPr>
-        <w:t>Motivation</w:t>
+        <w:t>Project Objectives and Scope</w:t>
       </w:r>
       <w:r>
         <w:rPr>
@@ -1678,7 +1927,7 @@
           <w:noProof/>
           <w:webHidden/>
         </w:rPr>
-        <w:instrText xml:space="preserve"> PAGEREF _Toc227074812 \h </w:instrText>
+        <w:instrText xml:space="preserve"> PAGEREF _Toc228432778 \h </w:instrText>
       </w:r>
       <w:r>
         <w:rPr>
@@ -1699,6 +1948,178 @@
           <w:webHidden/>
         </w:rPr>
         <w:t>0</w:t>
+      </w:r>
+      <w:r>
+        <w:rPr>
+          <w:noProof/>
+          <w:webHidden/>
+        </w:rPr>
+        <w:fldChar w:fldCharType="end"/>
+      </w:r>
+    </w:p>
+    <w:p>
+      <w:pPr>
+        <w:pStyle w:val="TOC1"/>
+        <w:tabs>
+          <w:tab w:val="left" w:pos="480"/>
+          <w:tab w:val="right" w:leader="dot" w:pos="8302"/>
+        </w:tabs>
+        <w:rPr>
+          <w:rFonts w:asciiTheme="minorHAnsi" w:eastAsiaTheme="minorEastAsia" w:hAnsiTheme="minorHAnsi" w:cstheme="minorBidi"/>
+          <w:noProof/>
+          <w:kern w:val="2"/>
+          <w:lang w:val="en-IE" w:eastAsia="en-IE"/>
+          <w14:ligatures w14:val="standardContextual"/>
+        </w:rPr>
+      </w:pPr>
+      <w:r>
+        <w:rPr>
+          <w:noProof/>
+        </w:rPr>
+        <w:t>2</w:t>
+      </w:r>
+      <w:r>
+        <w:rPr>
+          <w:rFonts w:asciiTheme="minorHAnsi" w:eastAsiaTheme="minorEastAsia" w:hAnsiTheme="minorHAnsi" w:cstheme="minorBidi"/>
+          <w:noProof/>
+          <w:kern w:val="2"/>
+          <w:lang w:val="en-IE" w:eastAsia="en-IE"/>
+          <w14:ligatures w14:val="standardContextual"/>
+        </w:rPr>
+        <w:tab/>
+      </w:r>
+      <w:r>
+        <w:rPr>
+          <w:noProof/>
+        </w:rPr>
+        <w:t>Background Research</w:t>
+      </w:r>
+      <w:r>
+        <w:rPr>
+          <w:noProof/>
+          <w:webHidden/>
+        </w:rPr>
+        <w:tab/>
+      </w:r>
+      <w:r>
+        <w:rPr>
+          <w:noProof/>
+          <w:webHidden/>
+        </w:rPr>
+        <w:fldChar w:fldCharType="begin"/>
+      </w:r>
+      <w:r>
+        <w:rPr>
+          <w:noProof/>
+          <w:webHidden/>
+        </w:rPr>
+        <w:instrText xml:space="preserve"> PAGEREF _Toc228432779 \h </w:instrText>
+      </w:r>
+      <w:r>
+        <w:rPr>
+          <w:noProof/>
+          <w:webHidden/>
+        </w:rPr>
+      </w:r>
+      <w:r>
+        <w:rPr>
+          <w:noProof/>
+          <w:webHidden/>
+        </w:rPr>
+        <w:fldChar w:fldCharType="separate"/>
+      </w:r>
+      <w:r>
+        <w:rPr>
+          <w:noProof/>
+          <w:webHidden/>
+        </w:rPr>
+        <w:t>1</w:t>
+      </w:r>
+      <w:r>
+        <w:rPr>
+          <w:noProof/>
+          <w:webHidden/>
+        </w:rPr>
+        <w:fldChar w:fldCharType="end"/>
+      </w:r>
+    </w:p>
+    <w:p>
+      <w:pPr>
+        <w:pStyle w:val="TOC1"/>
+        <w:tabs>
+          <w:tab w:val="left" w:pos="480"/>
+          <w:tab w:val="right" w:leader="dot" w:pos="8302"/>
+        </w:tabs>
+        <w:rPr>
+          <w:rFonts w:asciiTheme="minorHAnsi" w:eastAsiaTheme="minorEastAsia" w:hAnsiTheme="minorHAnsi" w:cstheme="minorBidi"/>
+          <w:noProof/>
+          <w:kern w:val="2"/>
+          <w:lang w:val="en-IE" w:eastAsia="en-IE"/>
+          <w14:ligatures w14:val="standardContextual"/>
+        </w:rPr>
+      </w:pPr>
+      <w:r>
+        <w:rPr>
+          <w:noProof/>
+        </w:rPr>
+        <w:t>3</w:t>
+      </w:r>
+      <w:r>
+        <w:rPr>
+          <w:rFonts w:asciiTheme="minorHAnsi" w:eastAsiaTheme="minorEastAsia" w:hAnsiTheme="minorHAnsi" w:cstheme="minorBidi"/>
+          <w:noProof/>
+          <w:kern w:val="2"/>
+          <w:lang w:val="en-IE" w:eastAsia="en-IE"/>
+          <w14:ligatures w14:val="standardContextual"/>
+        </w:rPr>
+        <w:tab/>
+      </w:r>
+      <w:r>
+        <w:rPr>
+          <w:noProof/>
+        </w:rPr>
+        <w:t>Project Design</w:t>
+      </w:r>
+      <w:r>
+        <w:rPr>
+          <w:noProof/>
+          <w:webHidden/>
+        </w:rPr>
+        <w:tab/>
+      </w:r>
+      <w:r>
+        <w:rPr>
+          <w:noProof/>
+          <w:webHidden/>
+        </w:rPr>
+        <w:fldChar w:fldCharType="begin"/>
+      </w:r>
+      <w:r>
+        <w:rPr>
+          <w:noProof/>
+          <w:webHidden/>
+        </w:rPr>
+        <w:instrText xml:space="preserve"> PAGEREF _Toc228432780 \h </w:instrText>
+      </w:r>
+      <w:r>
+        <w:rPr>
+          <w:noProof/>
+          <w:webHidden/>
+        </w:rPr>
+      </w:r>
+      <w:r>
+        <w:rPr>
+          <w:noProof/>
+          <w:webHidden/>
+        </w:rPr>
+        <w:fldChar w:fldCharType="separate"/>
+      </w:r>
+      <w:r>
+        <w:rPr>
+          <w:noProof/>
+          <w:webHidden/>
+        </w:rPr>
+        <w:t>2</w:t>
       </w:r>
       <w:r>
         <w:rPr>
@@ -1719,7 +2140,7 @@
           <w:rFonts w:asciiTheme="minorHAnsi" w:eastAsiaTheme="minorEastAsia" w:hAnsiTheme="minorHAnsi" w:cstheme="minorBidi"/>
           <w:noProof/>
           <w:kern w:val="2"/>
-          <w:lang w:val="en-IE" w:eastAsia="en-GB"/>
+          <w:lang w:val="en-IE" w:eastAsia="en-IE"/>
           <w14:ligatures w14:val="standardContextual"/>
         </w:rPr>
       </w:pPr>
@@ -1727,14 +2148,14 @@
         <w:rPr>
           <w:noProof/>
         </w:rPr>
-        <w:t>1.4</w:t>
+        <w:t>3.1</w:t>
       </w:r>
       <w:r>
         <w:rPr>
           <w:rFonts w:asciiTheme="minorHAnsi" w:eastAsiaTheme="minorEastAsia" w:hAnsiTheme="minorHAnsi" w:cstheme="minorBidi"/>
           <w:noProof/>
           <w:kern w:val="2"/>
-          <w:lang w:val="en-IE" w:eastAsia="en-GB"/>
+          <w:lang w:val="en-IE" w:eastAsia="en-IE"/>
           <w14:ligatures w14:val="standardContextual"/>
         </w:rPr>
         <w:tab/>
@@ -1743,7 +2164,7 @@
         <w:rPr>
           <w:noProof/>
         </w:rPr>
-        <w:t>Project Objectives and Scope</w:t>
+        <w:t>System Architecture</w:t>
       </w:r>
       <w:r>
         <w:rPr>
@@ -1764,7 +2185,7 @@
           <w:noProof/>
           <w:webHidden/>
         </w:rPr>
-        <w:instrText xml:space="preserve"> PAGEREF _Toc227074813 \h </w:instrText>
+        <w:instrText xml:space="preserve"> PAGEREF _Toc228432781 \h </w:instrText>
       </w:r>
       <w:r>
         <w:rPr>
@@ -1784,7 +2205,7 @@
           <w:noProof/>
           <w:webHidden/>
         </w:rPr>
-        <w:t>0</w:t>
+        <w:t>2</w:t>
       </w:r>
       <w:r>
         <w:rPr>
@@ -1805,7 +2226,7 @@
           <w:rFonts w:asciiTheme="minorHAnsi" w:eastAsiaTheme="minorEastAsia" w:hAnsiTheme="minorHAnsi" w:cstheme="minorBidi"/>
           <w:noProof/>
           <w:kern w:val="2"/>
-          <w:lang w:val="en-IE" w:eastAsia="en-GB"/>
+          <w:lang w:val="en-IE" w:eastAsia="en-IE"/>
           <w14:ligatures w14:val="standardContextual"/>
         </w:rPr>
       </w:pPr>
@@ -1813,14 +2234,14 @@
         <w:rPr>
           <w:noProof/>
         </w:rPr>
-        <w:t>1.5</w:t>
+        <w:t>3.2</w:t>
       </w:r>
       <w:r>
         <w:rPr>
           <w:rFonts w:asciiTheme="minorHAnsi" w:eastAsiaTheme="minorEastAsia" w:hAnsiTheme="minorHAnsi" w:cstheme="minorBidi"/>
           <w:noProof/>
           <w:kern w:val="2"/>
-          <w:lang w:val="en-IE" w:eastAsia="en-GB"/>
+          <w:lang w:val="en-IE" w:eastAsia="en-IE"/>
           <w14:ligatures w14:val="standardContextual"/>
         </w:rPr>
         <w:tab/>
@@ -1829,7 +2250,7 @@
         <w:rPr>
           <w:noProof/>
         </w:rPr>
-        <w:t>Layout of Report</w:t>
+        <w:t>Hardware Design</w:t>
       </w:r>
       <w:r>
         <w:rPr>
@@ -1850,7 +2271,7 @@
           <w:noProof/>
           <w:webHidden/>
         </w:rPr>
-        <w:instrText xml:space="preserve"> PAGEREF _Toc227074814 \h </w:instrText>
+        <w:instrText xml:space="preserve"> PAGEREF _Toc228432782 \h </w:instrText>
       </w:r>
       <w:r>
         <w:rPr>
@@ -1870,7 +2291,265 @@
           <w:noProof/>
           <w:webHidden/>
         </w:rPr>
-        <w:t>0</w:t>
+        <w:t>2</w:t>
+      </w:r>
+      <w:r>
+        <w:rPr>
+          <w:noProof/>
+          <w:webHidden/>
+        </w:rPr>
+        <w:fldChar w:fldCharType="end"/>
+      </w:r>
+    </w:p>
+    <w:p>
+      <w:pPr>
+        <w:pStyle w:val="TOC2"/>
+        <w:tabs>
+          <w:tab w:val="left" w:pos="960"/>
+          <w:tab w:val="right" w:leader="dot" w:pos="8302"/>
+        </w:tabs>
+        <w:rPr>
+          <w:rFonts w:asciiTheme="minorHAnsi" w:eastAsiaTheme="minorEastAsia" w:hAnsiTheme="minorHAnsi" w:cstheme="minorBidi"/>
+          <w:noProof/>
+          <w:kern w:val="2"/>
+          <w:lang w:val="en-IE" w:eastAsia="en-IE"/>
+          <w14:ligatures w14:val="standardContextual"/>
+        </w:rPr>
+      </w:pPr>
+      <w:r>
+        <w:rPr>
+          <w:noProof/>
+        </w:rPr>
+        <w:t>3.3</w:t>
+      </w:r>
+      <w:r>
+        <w:rPr>
+          <w:rFonts w:asciiTheme="minorHAnsi" w:eastAsiaTheme="minorEastAsia" w:hAnsiTheme="minorHAnsi" w:cstheme="minorBidi"/>
+          <w:noProof/>
+          <w:kern w:val="2"/>
+          <w:lang w:val="en-IE" w:eastAsia="en-IE"/>
+          <w14:ligatures w14:val="standardContextual"/>
+        </w:rPr>
+        <w:tab/>
+      </w:r>
+      <w:r>
+        <w:rPr>
+          <w:noProof/>
+        </w:rPr>
+        <w:t>Software Design</w:t>
+      </w:r>
+      <w:r>
+        <w:rPr>
+          <w:noProof/>
+          <w:webHidden/>
+        </w:rPr>
+        <w:tab/>
+      </w:r>
+      <w:r>
+        <w:rPr>
+          <w:noProof/>
+          <w:webHidden/>
+        </w:rPr>
+        <w:fldChar w:fldCharType="begin"/>
+      </w:r>
+      <w:r>
+        <w:rPr>
+          <w:noProof/>
+          <w:webHidden/>
+        </w:rPr>
+        <w:instrText xml:space="preserve"> PAGEREF _Toc228432783 \h </w:instrText>
+      </w:r>
+      <w:r>
+        <w:rPr>
+          <w:noProof/>
+          <w:webHidden/>
+        </w:rPr>
+      </w:r>
+      <w:r>
+        <w:rPr>
+          <w:noProof/>
+          <w:webHidden/>
+        </w:rPr>
+        <w:fldChar w:fldCharType="separate"/>
+      </w:r>
+      <w:r>
+        <w:rPr>
+          <w:noProof/>
+          <w:webHidden/>
+        </w:rPr>
+        <w:t>6</w:t>
+      </w:r>
+      <w:r>
+        <w:rPr>
+          <w:noProof/>
+          <w:webHidden/>
+        </w:rPr>
+        <w:fldChar w:fldCharType="end"/>
+      </w:r>
+    </w:p>
+    <w:p>
+      <w:pPr>
+        <w:pStyle w:val="TOC2"/>
+        <w:tabs>
+          <w:tab w:val="left" w:pos="960"/>
+          <w:tab w:val="right" w:leader="dot" w:pos="8302"/>
+        </w:tabs>
+        <w:rPr>
+          <w:rFonts w:asciiTheme="minorHAnsi" w:eastAsiaTheme="minorEastAsia" w:hAnsiTheme="minorHAnsi" w:cstheme="minorBidi"/>
+          <w:noProof/>
+          <w:kern w:val="2"/>
+          <w:lang w:val="en-IE" w:eastAsia="en-IE"/>
+          <w14:ligatures w14:val="standardContextual"/>
+        </w:rPr>
+      </w:pPr>
+      <w:r>
+        <w:rPr>
+          <w:noProof/>
+        </w:rPr>
+        <w:t>3.4</w:t>
+      </w:r>
+      <w:r>
+        <w:rPr>
+          <w:rFonts w:asciiTheme="minorHAnsi" w:eastAsiaTheme="minorEastAsia" w:hAnsiTheme="minorHAnsi" w:cstheme="minorBidi"/>
+          <w:noProof/>
+          <w:kern w:val="2"/>
+          <w:lang w:val="en-IE" w:eastAsia="en-IE"/>
+          <w14:ligatures w14:val="standardContextual"/>
+        </w:rPr>
+        <w:tab/>
+      </w:r>
+      <w:r>
+        <w:rPr>
+          <w:noProof/>
+        </w:rPr>
+        <w:t>Data Structures</w:t>
+      </w:r>
+      <w:r>
+        <w:rPr>
+          <w:noProof/>
+          <w:webHidden/>
+        </w:rPr>
+        <w:tab/>
+      </w:r>
+      <w:r>
+        <w:rPr>
+          <w:noProof/>
+          <w:webHidden/>
+        </w:rPr>
+        <w:fldChar w:fldCharType="begin"/>
+      </w:r>
+      <w:r>
+        <w:rPr>
+          <w:noProof/>
+          <w:webHidden/>
+        </w:rPr>
+        <w:instrText xml:space="preserve"> PAGEREF _Toc228432784 \h </w:instrText>
+      </w:r>
+      <w:r>
+        <w:rPr>
+          <w:noProof/>
+          <w:webHidden/>
+        </w:rPr>
+      </w:r>
+      <w:r>
+        <w:rPr>
+          <w:noProof/>
+          <w:webHidden/>
+        </w:rPr>
+        <w:fldChar w:fldCharType="separate"/>
+      </w:r>
+      <w:r>
+        <w:rPr>
+          <w:noProof/>
+          <w:webHidden/>
+        </w:rPr>
+        <w:t>6</w:t>
+      </w:r>
+      <w:r>
+        <w:rPr>
+          <w:noProof/>
+          <w:webHidden/>
+        </w:rPr>
+        <w:fldChar w:fldCharType="end"/>
+      </w:r>
+    </w:p>
+    <w:p>
+      <w:pPr>
+        <w:pStyle w:val="TOC2"/>
+        <w:tabs>
+          <w:tab w:val="left" w:pos="960"/>
+          <w:tab w:val="right" w:leader="dot" w:pos="8302"/>
+        </w:tabs>
+        <w:rPr>
+          <w:rFonts w:asciiTheme="minorHAnsi" w:eastAsiaTheme="minorEastAsia" w:hAnsiTheme="minorHAnsi" w:cstheme="minorBidi"/>
+          <w:noProof/>
+          <w:kern w:val="2"/>
+          <w:lang w:val="en-IE" w:eastAsia="en-IE"/>
+          <w14:ligatures w14:val="standardContextual"/>
+        </w:rPr>
+      </w:pPr>
+      <w:r>
+        <w:rPr>
+          <w:noProof/>
+        </w:rPr>
+        <w:t>3.5</w:t>
+      </w:r>
+      <w:r>
+        <w:rPr>
+          <w:rFonts w:asciiTheme="minorHAnsi" w:eastAsiaTheme="minorEastAsia" w:hAnsiTheme="minorHAnsi" w:cstheme="minorBidi"/>
+          <w:noProof/>
+          <w:kern w:val="2"/>
+          <w:lang w:val="en-IE" w:eastAsia="en-IE"/>
+          <w14:ligatures w14:val="standardContextual"/>
+        </w:rPr>
+        <w:tab/>
+      </w:r>
+      <w:r>
+        <w:rPr>
+          <w:noProof/>
+        </w:rPr>
+        <w:t>Trade-off Analysis</w:t>
+      </w:r>
+      <w:r>
+        <w:rPr>
+          <w:noProof/>
+          <w:webHidden/>
+        </w:rPr>
+        <w:tab/>
+      </w:r>
+      <w:r>
+        <w:rPr>
+          <w:noProof/>
+          <w:webHidden/>
+        </w:rPr>
+        <w:fldChar w:fldCharType="begin"/>
+      </w:r>
+      <w:r>
+        <w:rPr>
+          <w:noProof/>
+          <w:webHidden/>
+        </w:rPr>
+        <w:instrText xml:space="preserve"> PAGEREF _Toc228432785 \h </w:instrText>
+      </w:r>
+      <w:r>
+        <w:rPr>
+          <w:noProof/>
+          <w:webHidden/>
+        </w:rPr>
+      </w:r>
+      <w:r>
+        <w:rPr>
+          <w:noProof/>
+          <w:webHidden/>
+        </w:rPr>
+        <w:fldChar w:fldCharType="separate"/>
+      </w:r>
+      <w:r>
+        <w:rPr>
+          <w:noProof/>
+          <w:webHidden/>
+        </w:rPr>
+        <w:t>6</w:t>
       </w:r>
       <w:r>
         <w:rPr>
@@ -1891,7 +2570,7 @@
           <w:rFonts w:asciiTheme="minorHAnsi" w:eastAsiaTheme="minorEastAsia" w:hAnsiTheme="minorHAnsi" w:cstheme="minorBidi"/>
           <w:noProof/>
           <w:kern w:val="2"/>
-          <w:lang w:val="en-IE" w:eastAsia="en-GB"/>
+          <w:lang w:val="en-IE" w:eastAsia="en-IE"/>
           <w14:ligatures w14:val="standardContextual"/>
         </w:rPr>
       </w:pPr>
@@ -1899,14 +2578,14 @@
         <w:rPr>
           <w:noProof/>
         </w:rPr>
-        <w:t>2</w:t>
+        <w:t>4</w:t>
       </w:r>
       <w:r>
         <w:rPr>
           <w:rFonts w:asciiTheme="minorHAnsi" w:eastAsiaTheme="minorEastAsia" w:hAnsiTheme="minorHAnsi" w:cstheme="minorBidi"/>
           <w:noProof/>
           <w:kern w:val="2"/>
-          <w:lang w:val="en-IE" w:eastAsia="en-GB"/>
+          <w:lang w:val="en-IE" w:eastAsia="en-IE"/>
           <w14:ligatures w14:val="standardContextual"/>
         </w:rPr>
         <w:tab/>
@@ -1915,7 +2594,7 @@
         <w:rPr>
           <w:noProof/>
         </w:rPr>
-        <w:t>Background Research</w:t>
+        <w:t>Project Construction and Testing</w:t>
       </w:r>
       <w:r>
         <w:rPr>
@@ -1936,7 +2615,7 @@
           <w:noProof/>
           <w:webHidden/>
         </w:rPr>
-        <w:instrText xml:space="preserve"> PAGEREF _Toc227074815 \h </w:instrText>
+        <w:instrText xml:space="preserve"> PAGEREF _Toc228432786 \h </w:instrText>
       </w:r>
       <w:r>
         <w:rPr>
@@ -1956,7 +2635,179 @@
           <w:noProof/>
           <w:webHidden/>
         </w:rPr>
-        <w:t>1</w:t>
+        <w:t>7</w:t>
+      </w:r>
+      <w:r>
+        <w:rPr>
+          <w:noProof/>
+          <w:webHidden/>
+        </w:rPr>
+        <w:fldChar w:fldCharType="end"/>
+      </w:r>
+    </w:p>
+    <w:p>
+      <w:pPr>
+        <w:pStyle w:val="TOC2"/>
+        <w:tabs>
+          <w:tab w:val="left" w:pos="960"/>
+          <w:tab w:val="right" w:leader="dot" w:pos="8302"/>
+        </w:tabs>
+        <w:rPr>
+          <w:rFonts w:asciiTheme="minorHAnsi" w:eastAsiaTheme="minorEastAsia" w:hAnsiTheme="minorHAnsi" w:cstheme="minorBidi"/>
+          <w:noProof/>
+          <w:kern w:val="2"/>
+          <w:lang w:val="en-IE" w:eastAsia="en-IE"/>
+          <w14:ligatures w14:val="standardContextual"/>
+        </w:rPr>
+      </w:pPr>
+      <w:r>
+        <w:rPr>
+          <w:noProof/>
+        </w:rPr>
+        <w:t>4.1</w:t>
+      </w:r>
+      <w:r>
+        <w:rPr>
+          <w:rFonts w:asciiTheme="minorHAnsi" w:eastAsiaTheme="minorEastAsia" w:hAnsiTheme="minorHAnsi" w:cstheme="minorBidi"/>
+          <w:noProof/>
+          <w:kern w:val="2"/>
+          <w:lang w:val="en-IE" w:eastAsia="en-IE"/>
+          <w14:ligatures w14:val="standardContextual"/>
+        </w:rPr>
+        <w:tab/>
+      </w:r>
+      <w:r>
+        <w:rPr>
+          <w:noProof/>
+        </w:rPr>
+        <w:t>Construction</w:t>
+      </w:r>
+      <w:r>
+        <w:rPr>
+          <w:noProof/>
+          <w:webHidden/>
+        </w:rPr>
+        <w:tab/>
+      </w:r>
+      <w:r>
+        <w:rPr>
+          <w:noProof/>
+          <w:webHidden/>
+        </w:rPr>
+        <w:fldChar w:fldCharType="begin"/>
+      </w:r>
+      <w:r>
+        <w:rPr>
+          <w:noProof/>
+          <w:webHidden/>
+        </w:rPr>
+        <w:instrText xml:space="preserve"> PAGEREF _Toc228432787 \h </w:instrText>
+      </w:r>
+      <w:r>
+        <w:rPr>
+          <w:noProof/>
+          <w:webHidden/>
+        </w:rPr>
+      </w:r>
+      <w:r>
+        <w:rPr>
+          <w:noProof/>
+          <w:webHidden/>
+        </w:rPr>
+        <w:fldChar w:fldCharType="separate"/>
+      </w:r>
+      <w:r>
+        <w:rPr>
+          <w:noProof/>
+          <w:webHidden/>
+        </w:rPr>
+        <w:t>7</w:t>
+      </w:r>
+      <w:r>
+        <w:rPr>
+          <w:noProof/>
+          <w:webHidden/>
+        </w:rPr>
+        <w:fldChar w:fldCharType="end"/>
+      </w:r>
+    </w:p>
+    <w:p>
+      <w:pPr>
+        <w:pStyle w:val="TOC2"/>
+        <w:tabs>
+          <w:tab w:val="left" w:pos="960"/>
+          <w:tab w:val="right" w:leader="dot" w:pos="8302"/>
+        </w:tabs>
+        <w:rPr>
+          <w:rFonts w:asciiTheme="minorHAnsi" w:eastAsiaTheme="minorEastAsia" w:hAnsiTheme="minorHAnsi" w:cstheme="minorBidi"/>
+          <w:noProof/>
+          <w:kern w:val="2"/>
+          <w:lang w:val="en-IE" w:eastAsia="en-IE"/>
+          <w14:ligatures w14:val="standardContextual"/>
+        </w:rPr>
+      </w:pPr>
+      <w:r>
+        <w:rPr>
+          <w:noProof/>
+        </w:rPr>
+        <w:t>4.2</w:t>
+      </w:r>
+      <w:r>
+        <w:rPr>
+          <w:rFonts w:asciiTheme="minorHAnsi" w:eastAsiaTheme="minorEastAsia" w:hAnsiTheme="minorHAnsi" w:cstheme="minorBidi"/>
+          <w:noProof/>
+          <w:kern w:val="2"/>
+          <w:lang w:val="en-IE" w:eastAsia="en-IE"/>
+          <w14:ligatures w14:val="standardContextual"/>
+        </w:rPr>
+        <w:tab/>
+      </w:r>
+      <w:r>
+        <w:rPr>
+          <w:noProof/>
+        </w:rPr>
+        <w:t>Results and Analysis</w:t>
+      </w:r>
+      <w:r>
+        <w:rPr>
+          <w:noProof/>
+          <w:webHidden/>
+        </w:rPr>
+        <w:tab/>
+      </w:r>
+      <w:r>
+        <w:rPr>
+          <w:noProof/>
+          <w:webHidden/>
+        </w:rPr>
+        <w:fldChar w:fldCharType="begin"/>
+      </w:r>
+      <w:r>
+        <w:rPr>
+          <w:noProof/>
+          <w:webHidden/>
+        </w:rPr>
+        <w:instrText xml:space="preserve"> PAGEREF _Toc228432788 \h </w:instrText>
+      </w:r>
+      <w:r>
+        <w:rPr>
+          <w:noProof/>
+          <w:webHidden/>
+        </w:rPr>
+      </w:r>
+      <w:r>
+        <w:rPr>
+          <w:noProof/>
+          <w:webHidden/>
+        </w:rPr>
+        <w:fldChar w:fldCharType="separate"/>
+      </w:r>
+      <w:r>
+        <w:rPr>
+          <w:noProof/>
+          <w:webHidden/>
+        </w:rPr>
+        <w:t>7</w:t>
       </w:r>
       <w:r>
         <w:rPr>
@@ -1977,7 +2828,7 @@
           <w:rFonts w:asciiTheme="minorHAnsi" w:eastAsiaTheme="minorEastAsia" w:hAnsiTheme="minorHAnsi" w:cstheme="minorBidi"/>
           <w:noProof/>
           <w:kern w:val="2"/>
-          <w:lang w:val="en-IE" w:eastAsia="en-GB"/>
+          <w:lang w:val="en-IE" w:eastAsia="en-IE"/>
           <w14:ligatures w14:val="standardContextual"/>
         </w:rPr>
       </w:pPr>
@@ -1985,14 +2836,14 @@
         <w:rPr>
           <w:noProof/>
         </w:rPr>
-        <w:t>3</w:t>
+        <w:t>5</w:t>
       </w:r>
       <w:r>
         <w:rPr>
           <w:rFonts w:asciiTheme="minorHAnsi" w:eastAsiaTheme="minorEastAsia" w:hAnsiTheme="minorHAnsi" w:cstheme="minorBidi"/>
           <w:noProof/>
           <w:kern w:val="2"/>
-          <w:lang w:val="en-IE" w:eastAsia="en-GB"/>
+          <w:lang w:val="en-IE" w:eastAsia="en-IE"/>
           <w14:ligatures w14:val="standardContextual"/>
         </w:rPr>
         <w:tab/>
@@ -2001,7 +2852,7 @@
         <w:rPr>
           <w:noProof/>
         </w:rPr>
-        <w:t>Project Design</w:t>
+        <w:t>Safety, Ethics, and Sustainability</w:t>
       </w:r>
       <w:r>
         <w:rPr>
@@ -2022,7 +2873,7 @@
           <w:noProof/>
           <w:webHidden/>
         </w:rPr>
-        <w:instrText xml:space="preserve"> PAGEREF _Toc227074816 \h </w:instrText>
+        <w:instrText xml:space="preserve"> PAGEREF _Toc228432789 \h </w:instrText>
       </w:r>
       <w:r>
         <w:rPr>
@@ -2042,7 +2893,7 @@
           <w:noProof/>
           <w:webHidden/>
         </w:rPr>
-        <w:t>3</w:t>
+        <w:t>8</w:t>
       </w:r>
       <w:r>
         <w:rPr>
@@ -2063,7 +2914,7 @@
           <w:rFonts w:asciiTheme="minorHAnsi" w:eastAsiaTheme="minorEastAsia" w:hAnsiTheme="minorHAnsi" w:cstheme="minorBidi"/>
           <w:noProof/>
           <w:kern w:val="2"/>
-          <w:lang w:val="en-IE" w:eastAsia="en-GB"/>
+          <w:lang w:val="en-IE" w:eastAsia="en-IE"/>
           <w14:ligatures w14:val="standardContextual"/>
         </w:rPr>
       </w:pPr>
@@ -2071,14 +2922,14 @@
         <w:rPr>
           <w:noProof/>
         </w:rPr>
-        <w:t>3.1</w:t>
+        <w:t>5.1</w:t>
       </w:r>
       <w:r>
         <w:rPr>
           <w:rFonts w:asciiTheme="minorHAnsi" w:eastAsiaTheme="minorEastAsia" w:hAnsiTheme="minorHAnsi" w:cstheme="minorBidi"/>
           <w:noProof/>
           <w:kern w:val="2"/>
-          <w:lang w:val="en-IE" w:eastAsia="en-GB"/>
+          <w:lang w:val="en-IE" w:eastAsia="en-IE"/>
           <w14:ligatures w14:val="standardContextual"/>
         </w:rPr>
         <w:tab/>
@@ -2087,7 +2938,7 @@
         <w:rPr>
           <w:noProof/>
         </w:rPr>
-        <w:t>System Architecture</w:t>
+        <w:t>Risk Assessment</w:t>
       </w:r>
       <w:r>
         <w:rPr>
@@ -2108,7 +2959,7 @@
           <w:noProof/>
           <w:webHidden/>
         </w:rPr>
-        <w:instrText xml:space="preserve"> PAGEREF _Toc227074817 \h </w:instrText>
+        <w:instrText xml:space="preserve"> PAGEREF _Toc228432790 \h </w:instrText>
       </w:r>
       <w:r>
         <w:rPr>
@@ -2128,7 +2979,7 @@
           <w:noProof/>
           <w:webHidden/>
         </w:rPr>
-        <w:t>3</w:t>
+        <w:t>8</w:t>
       </w:r>
       <w:r>
         <w:rPr>
@@ -2149,7 +3000,7 @@
           <w:rFonts w:asciiTheme="minorHAnsi" w:eastAsiaTheme="minorEastAsia" w:hAnsiTheme="minorHAnsi" w:cstheme="minorBidi"/>
           <w:noProof/>
           <w:kern w:val="2"/>
-          <w:lang w:val="en-IE" w:eastAsia="en-GB"/>
+          <w:lang w:val="en-IE" w:eastAsia="en-IE"/>
           <w14:ligatures w14:val="standardContextual"/>
         </w:rPr>
       </w:pPr>
@@ -2157,14 +3008,14 @@
         <w:rPr>
           <w:noProof/>
         </w:rPr>
-        <w:t>3.2</w:t>
+        <w:t>5.2</w:t>
       </w:r>
       <w:r>
         <w:rPr>
           <w:rFonts w:asciiTheme="minorHAnsi" w:eastAsiaTheme="minorEastAsia" w:hAnsiTheme="minorHAnsi" w:cstheme="minorBidi"/>
           <w:noProof/>
           <w:kern w:val="2"/>
-          <w:lang w:val="en-IE" w:eastAsia="en-GB"/>
+          <w:lang w:val="en-IE" w:eastAsia="en-IE"/>
           <w14:ligatures w14:val="standardContextual"/>
         </w:rPr>
         <w:tab/>
@@ -2173,7 +3024,7 @@
         <w:rPr>
           <w:noProof/>
         </w:rPr>
-        <w:t>Hardware Design</w:t>
+        <w:t>Ethical Considerations</w:t>
       </w:r>
       <w:r>
         <w:rPr>
@@ -2194,7 +3045,7 @@
           <w:noProof/>
           <w:webHidden/>
         </w:rPr>
-        <w:instrText xml:space="preserve"> PAGEREF _Toc227074818 \h </w:instrText>
+        <w:instrText xml:space="preserve"> PAGEREF _Toc228432791 \h </w:instrText>
       </w:r>
       <w:r>
         <w:rPr>
@@ -2214,7 +3065,7 @@
           <w:noProof/>
           <w:webHidden/>
         </w:rPr>
-        <w:t>3</w:t>
+        <w:t>8</w:t>
       </w:r>
       <w:r>
         <w:rPr>
@@ -2235,7 +3086,7 @@
           <w:rFonts w:asciiTheme="minorHAnsi" w:eastAsiaTheme="minorEastAsia" w:hAnsiTheme="minorHAnsi" w:cstheme="minorBidi"/>
           <w:noProof/>
           <w:kern w:val="2"/>
-          <w:lang w:val="en-IE" w:eastAsia="en-GB"/>
+          <w:lang w:val="en-IE" w:eastAsia="en-IE"/>
           <w14:ligatures w14:val="standardContextual"/>
         </w:rPr>
       </w:pPr>
@@ -2243,14 +3094,14 @@
         <w:rPr>
           <w:noProof/>
         </w:rPr>
-        <w:t>3.3</w:t>
+        <w:t>5.3</w:t>
       </w:r>
       <w:r>
         <w:rPr>
           <w:rFonts w:asciiTheme="minorHAnsi" w:eastAsiaTheme="minorEastAsia" w:hAnsiTheme="minorHAnsi" w:cstheme="minorBidi"/>
           <w:noProof/>
           <w:kern w:val="2"/>
-          <w:lang w:val="en-IE" w:eastAsia="en-GB"/>
+          <w:lang w:val="en-IE" w:eastAsia="en-IE"/>
           <w14:ligatures w14:val="standardContextual"/>
         </w:rPr>
         <w:tab/>
@@ -2259,7 +3110,7 @@
         <w:rPr>
           <w:noProof/>
         </w:rPr>
-        <w:t>Software Design</w:t>
+        <w:t>Sustainability</w:t>
       </w:r>
       <w:r>
         <w:rPr>
@@ -2280,7 +3131,7 @@
           <w:noProof/>
           <w:webHidden/>
         </w:rPr>
-        <w:instrText xml:space="preserve"> PAGEREF _Toc227074819 \h </w:instrText>
+        <w:instrText xml:space="preserve"> PAGEREF _Toc228432792 \h </w:instrText>
       </w:r>
       <w:r>
         <w:rPr>
@@ -2300,179 +3151,7 @@
           <w:noProof/>
           <w:webHidden/>
         </w:rPr>
-        <w:t>3</w:t>
-      </w:r>
-      <w:r>
-        <w:rPr>
-          <w:noProof/>
-          <w:webHidden/>
-        </w:rPr>
-        <w:fldChar w:fldCharType="end"/>
-      </w:r>
-    </w:p>
-    <w:p>
-      <w:pPr>
-        <w:pStyle w:val="TOC2"/>
-        <w:tabs>
-          <w:tab w:val="left" w:pos="960"/>
-          <w:tab w:val="right" w:leader="dot" w:pos="8302"/>
-        </w:tabs>
-        <w:rPr>
-          <w:rFonts w:asciiTheme="minorHAnsi" w:eastAsiaTheme="minorEastAsia" w:hAnsiTheme="minorHAnsi" w:cstheme="minorBidi"/>
-          <w:noProof/>
-          <w:kern w:val="2"/>
-          <w:lang w:val="en-IE" w:eastAsia="en-GB"/>
-          <w14:ligatures w14:val="standardContextual"/>
-        </w:rPr>
-      </w:pPr>
-      <w:r>
-        <w:rPr>
-          <w:noProof/>
-        </w:rPr>
-        <w:t>3.4</w:t>
-      </w:r>
-      <w:r>
-        <w:rPr>
-          <w:rFonts w:asciiTheme="minorHAnsi" w:eastAsiaTheme="minorEastAsia" w:hAnsiTheme="minorHAnsi" w:cstheme="minorBidi"/>
-          <w:noProof/>
-          <w:kern w:val="2"/>
-          <w:lang w:val="en-IE" w:eastAsia="en-GB"/>
-          <w14:ligatures w14:val="standardContextual"/>
-        </w:rPr>
-        <w:tab/>
-      </w:r>
-      <w:r>
-        <w:rPr>
-          <w:noProof/>
-        </w:rPr>
-        <w:t>Data Structures</w:t>
-      </w:r>
-      <w:r>
-        <w:rPr>
-          <w:noProof/>
-          <w:webHidden/>
-        </w:rPr>
-        <w:tab/>
-      </w:r>
-      <w:r>
-        <w:rPr>
-          <w:noProof/>
-          <w:webHidden/>
-        </w:rPr>
-        <w:fldChar w:fldCharType="begin"/>
-      </w:r>
-      <w:r>
-        <w:rPr>
-          <w:noProof/>
-          <w:webHidden/>
-        </w:rPr>
-        <w:instrText xml:space="preserve"> PAGEREF _Toc227074820 \h </w:instrText>
-      </w:r>
-      <w:r>
-        <w:rPr>
-          <w:noProof/>
-          <w:webHidden/>
-        </w:rPr>
-      </w:r>
-      <w:r>
-        <w:rPr>
-          <w:noProof/>
-          <w:webHidden/>
-        </w:rPr>
-        <w:fldChar w:fldCharType="separate"/>
-      </w:r>
-      <w:r>
-        <w:rPr>
-          <w:noProof/>
-          <w:webHidden/>
-        </w:rPr>
-        <w:t>3</w:t>
-      </w:r>
-      <w:r>
-        <w:rPr>
-          <w:noProof/>
-          <w:webHidden/>
-        </w:rPr>
-        <w:fldChar w:fldCharType="end"/>
-      </w:r>
-    </w:p>
-    <w:p>
-      <w:pPr>
-        <w:pStyle w:val="TOC2"/>
-        <w:tabs>
-          <w:tab w:val="left" w:pos="960"/>
-          <w:tab w:val="right" w:leader="dot" w:pos="8302"/>
-        </w:tabs>
-        <w:rPr>
-          <w:rFonts w:asciiTheme="minorHAnsi" w:eastAsiaTheme="minorEastAsia" w:hAnsiTheme="minorHAnsi" w:cstheme="minorBidi"/>
-          <w:noProof/>
-          <w:kern w:val="2"/>
-          <w:lang w:val="en-IE" w:eastAsia="en-GB"/>
-          <w14:ligatures w14:val="standardContextual"/>
-        </w:rPr>
-      </w:pPr>
-      <w:r>
-        <w:rPr>
-          <w:noProof/>
-        </w:rPr>
-        <w:t>3.5</w:t>
-      </w:r>
-      <w:r>
-        <w:rPr>
-          <w:rFonts w:asciiTheme="minorHAnsi" w:eastAsiaTheme="minorEastAsia" w:hAnsiTheme="minorHAnsi" w:cstheme="minorBidi"/>
-          <w:noProof/>
-          <w:kern w:val="2"/>
-          <w:lang w:val="en-IE" w:eastAsia="en-GB"/>
-          <w14:ligatures w14:val="standardContextual"/>
-        </w:rPr>
-        <w:tab/>
-      </w:r>
-      <w:r>
-        <w:rPr>
-          <w:noProof/>
-        </w:rPr>
-        <w:t>Trade-off Analysis</w:t>
-      </w:r>
-      <w:r>
-        <w:rPr>
-          <w:noProof/>
-          <w:webHidden/>
-        </w:rPr>
-        <w:tab/>
-      </w:r>
-      <w:r>
-        <w:rPr>
-          <w:noProof/>
-          <w:webHidden/>
-        </w:rPr>
-        <w:fldChar w:fldCharType="begin"/>
-      </w:r>
-      <w:r>
-        <w:rPr>
-          <w:noProof/>
-          <w:webHidden/>
-        </w:rPr>
-        <w:instrText xml:space="preserve"> PAGEREF _Toc227074821 \h </w:instrText>
-      </w:r>
-      <w:r>
-        <w:rPr>
-          <w:noProof/>
-          <w:webHidden/>
-        </w:rPr>
-      </w:r>
-      <w:r>
-        <w:rPr>
-          <w:noProof/>
-          <w:webHidden/>
-        </w:rPr>
-        <w:fldChar w:fldCharType="separate"/>
-      </w:r>
-      <w:r>
-        <w:rPr>
-          <w:noProof/>
-          <w:webHidden/>
-        </w:rPr>
-        <w:t>3</w:t>
+        <w:t>8</w:t>
       </w:r>
       <w:r>
         <w:rPr>
@@ -2493,7 +3172,7 @@
           <w:rFonts w:asciiTheme="minorHAnsi" w:eastAsiaTheme="minorEastAsia" w:hAnsiTheme="minorHAnsi" w:cstheme="minorBidi"/>
           <w:noProof/>
           <w:kern w:val="2"/>
-          <w:lang w:val="en-IE" w:eastAsia="en-GB"/>
+          <w:lang w:val="en-IE" w:eastAsia="en-IE"/>
           <w14:ligatures w14:val="standardContextual"/>
         </w:rPr>
       </w:pPr>
@@ -2501,14 +3180,14 @@
         <w:rPr>
           <w:noProof/>
         </w:rPr>
-        <w:t>4</w:t>
+        <w:t>6</w:t>
       </w:r>
       <w:r>
         <w:rPr>
           <w:rFonts w:asciiTheme="minorHAnsi" w:eastAsiaTheme="minorEastAsia" w:hAnsiTheme="minorHAnsi" w:cstheme="minorBidi"/>
           <w:noProof/>
           <w:kern w:val="2"/>
-          <w:lang w:val="en-IE" w:eastAsia="en-GB"/>
+          <w:lang w:val="en-IE" w:eastAsia="en-IE"/>
           <w14:ligatures w14:val="standardContextual"/>
         </w:rPr>
         <w:tab/>
@@ -2517,7 +3196,7 @@
         <w:rPr>
           <w:noProof/>
         </w:rPr>
-        <w:t>Project Construction and Testing</w:t>
+        <w:t>Conclusions and Recommendations</w:t>
       </w:r>
       <w:r>
         <w:rPr>
@@ -2538,7 +3217,7 @@
           <w:noProof/>
           <w:webHidden/>
         </w:rPr>
-        <w:instrText xml:space="preserve"> PAGEREF _Toc227074822 \h </w:instrText>
+        <w:instrText xml:space="preserve"> PAGEREF _Toc228432793 \h </w:instrText>
       </w:r>
       <w:r>
         <w:rPr>
@@ -2558,7 +3237,7 @@
           <w:noProof/>
           <w:webHidden/>
         </w:rPr>
-        <w:t>4</w:t>
+        <w:t>9</w:t>
       </w:r>
       <w:r>
         <w:rPr>
@@ -2570,16 +3249,15 @@
     </w:p>
     <w:p>
       <w:pPr>
-        <w:pStyle w:val="TOC2"/>
+        <w:pStyle w:val="TOC1"/>
         <w:tabs>
-          <w:tab w:val="left" w:pos="960"/>
           <w:tab w:val="right" w:leader="dot" w:pos="8302"/>
         </w:tabs>
         <w:rPr>
           <w:rFonts w:asciiTheme="minorHAnsi" w:eastAsiaTheme="minorEastAsia" w:hAnsiTheme="minorHAnsi" w:cstheme="minorBidi"/>
           <w:noProof/>
           <w:kern w:val="2"/>
-          <w:lang w:val="en-IE" w:eastAsia="en-GB"/>
+          <w:lang w:val="en-IE" w:eastAsia="en-IE"/>
           <w14:ligatures w14:val="standardContextual"/>
         </w:rPr>
       </w:pPr>
@@ -2587,34 +3265,18 @@
         <w:rPr>
           <w:noProof/>
         </w:rPr>
-        <w:t>4.1</w:t>
-      </w:r>
-      <w:r>
-        <w:rPr>
-          <w:rFonts w:asciiTheme="minorHAnsi" w:eastAsiaTheme="minorEastAsia" w:hAnsiTheme="minorHAnsi" w:cstheme="minorBidi"/>
-          <w:noProof/>
-          <w:kern w:val="2"/>
-          <w:lang w:val="en-IE" w:eastAsia="en-GB"/>
-          <w14:ligatures w14:val="standardContextual"/>
+        <w:t>References</w:t>
+      </w:r>
+      <w:r>
+        <w:rPr>
+          <w:noProof/>
+          <w:webHidden/>
         </w:rPr>
         <w:tab/>
       </w:r>
       <w:r>
         <w:rPr>
           <w:noProof/>
-        </w:rPr>
-        <w:t>Construction</w:t>
-      </w:r>
-      <w:r>
-        <w:rPr>
-          <w:noProof/>
-          <w:webHidden/>
-        </w:rPr>
-        <w:tab/>
-      </w:r>
-      <w:r>
-        <w:rPr>
-          <w:noProof/>
           <w:webHidden/>
         </w:rPr>
         <w:fldChar w:fldCharType="begin"/>
@@ -2624,7 +3286,7 @@
           <w:noProof/>
           <w:webHidden/>
         </w:rPr>
-        <w:instrText xml:space="preserve"> PAGEREF _Toc227074823 \h </w:instrText>
+        <w:instrText xml:space="preserve"> PAGEREF _Toc228432794 \h </w:instrText>
       </w:r>
       <w:r>
         <w:rPr>
@@ -2644,265 +3306,7 @@
           <w:noProof/>
           <w:webHidden/>
         </w:rPr>
-        <w:t>4</w:t>
-      </w:r>
-      <w:r>
-        <w:rPr>
-          <w:noProof/>
-          <w:webHidden/>
-        </w:rPr>
-        <w:fldChar w:fldCharType="end"/>
-      </w:r>
-    </w:p>
-    <w:p>
-      <w:pPr>
-        <w:pStyle w:val="TOC2"/>
-        <w:tabs>
-          <w:tab w:val="left" w:pos="960"/>
-          <w:tab w:val="right" w:leader="dot" w:pos="8302"/>
-        </w:tabs>
-        <w:rPr>
-          <w:rFonts w:asciiTheme="minorHAnsi" w:eastAsiaTheme="minorEastAsia" w:hAnsiTheme="minorHAnsi" w:cstheme="minorBidi"/>
-          <w:noProof/>
-          <w:kern w:val="2"/>
-          <w:lang w:val="en-IE" w:eastAsia="en-GB"/>
-          <w14:ligatures w14:val="standardContextual"/>
-        </w:rPr>
-      </w:pPr>
-      <w:r>
-        <w:rPr>
-          <w:noProof/>
-        </w:rPr>
-        <w:t>4.2</w:t>
-      </w:r>
-      <w:r>
-        <w:rPr>
-          <w:rFonts w:asciiTheme="minorHAnsi" w:eastAsiaTheme="minorEastAsia" w:hAnsiTheme="minorHAnsi" w:cstheme="minorBidi"/>
-          <w:noProof/>
-          <w:kern w:val="2"/>
-          <w:lang w:val="en-IE" w:eastAsia="en-GB"/>
-          <w14:ligatures w14:val="standardContextual"/>
-        </w:rPr>
-        <w:tab/>
-      </w:r>
-      <w:r>
-        <w:rPr>
-          <w:noProof/>
-        </w:rPr>
-        <w:t>Testing Procedure</w:t>
-      </w:r>
-      <w:r>
-        <w:rPr>
-          <w:noProof/>
-          <w:webHidden/>
-        </w:rPr>
-        <w:tab/>
-      </w:r>
-      <w:r>
-        <w:rPr>
-          <w:noProof/>
-          <w:webHidden/>
-        </w:rPr>
-        <w:fldChar w:fldCharType="begin"/>
-      </w:r>
-      <w:r>
-        <w:rPr>
-          <w:noProof/>
-          <w:webHidden/>
-        </w:rPr>
-        <w:instrText xml:space="preserve"> PAGEREF _Toc227074824 \h </w:instrText>
-      </w:r>
-      <w:r>
-        <w:rPr>
-          <w:noProof/>
-          <w:webHidden/>
-        </w:rPr>
-      </w:r>
-      <w:r>
-        <w:rPr>
-          <w:noProof/>
-          <w:webHidden/>
-        </w:rPr>
-        <w:fldChar w:fldCharType="separate"/>
-      </w:r>
-      <w:r>
-        <w:rPr>
-          <w:noProof/>
-          <w:webHidden/>
-        </w:rPr>
-        <w:t>4</w:t>
-      </w:r>
-      <w:r>
-        <w:rPr>
-          <w:noProof/>
-          <w:webHidden/>
-        </w:rPr>
-        <w:fldChar w:fldCharType="end"/>
-      </w:r>
-    </w:p>
-    <w:p>
-      <w:pPr>
-        <w:pStyle w:val="TOC2"/>
-        <w:tabs>
-          <w:tab w:val="left" w:pos="960"/>
-          <w:tab w:val="right" w:leader="dot" w:pos="8302"/>
-        </w:tabs>
-        <w:rPr>
-          <w:rFonts w:asciiTheme="minorHAnsi" w:eastAsiaTheme="minorEastAsia" w:hAnsiTheme="minorHAnsi" w:cstheme="minorBidi"/>
-          <w:noProof/>
-          <w:kern w:val="2"/>
-          <w:lang w:val="en-IE" w:eastAsia="en-GB"/>
-          <w14:ligatures w14:val="standardContextual"/>
-        </w:rPr>
-      </w:pPr>
-      <w:r>
-        <w:rPr>
-          <w:noProof/>
-        </w:rPr>
-        <w:t>4.3</w:t>
-      </w:r>
-      <w:r>
-        <w:rPr>
-          <w:rFonts w:asciiTheme="minorHAnsi" w:eastAsiaTheme="minorEastAsia" w:hAnsiTheme="minorHAnsi" w:cstheme="minorBidi"/>
-          <w:noProof/>
-          <w:kern w:val="2"/>
-          <w:lang w:val="en-IE" w:eastAsia="en-GB"/>
-          <w14:ligatures w14:val="standardContextual"/>
-        </w:rPr>
-        <w:tab/>
-      </w:r>
-      <w:r>
-        <w:rPr>
-          <w:noProof/>
-        </w:rPr>
-        <w:t>Fault Tree</w:t>
-      </w:r>
-      <w:r>
-        <w:rPr>
-          <w:noProof/>
-          <w:webHidden/>
-        </w:rPr>
-        <w:tab/>
-      </w:r>
-      <w:r>
-        <w:rPr>
-          <w:noProof/>
-          <w:webHidden/>
-        </w:rPr>
-        <w:fldChar w:fldCharType="begin"/>
-      </w:r>
-      <w:r>
-        <w:rPr>
-          <w:noProof/>
-          <w:webHidden/>
-        </w:rPr>
-        <w:instrText xml:space="preserve"> PAGEREF _Toc227074825 \h </w:instrText>
-      </w:r>
-      <w:r>
-        <w:rPr>
-          <w:noProof/>
-          <w:webHidden/>
-        </w:rPr>
-      </w:r>
-      <w:r>
-        <w:rPr>
-          <w:noProof/>
-          <w:webHidden/>
-        </w:rPr>
-        <w:fldChar w:fldCharType="separate"/>
-      </w:r>
-      <w:r>
-        <w:rPr>
-          <w:noProof/>
-          <w:webHidden/>
-        </w:rPr>
-        <w:t>4</w:t>
-      </w:r>
-      <w:r>
-        <w:rPr>
-          <w:noProof/>
-          <w:webHidden/>
-        </w:rPr>
-        <w:fldChar w:fldCharType="end"/>
-      </w:r>
-    </w:p>
-    <w:p>
-      <w:pPr>
-        <w:pStyle w:val="TOC2"/>
-        <w:tabs>
-          <w:tab w:val="left" w:pos="960"/>
-          <w:tab w:val="right" w:leader="dot" w:pos="8302"/>
-        </w:tabs>
-        <w:rPr>
-          <w:rFonts w:asciiTheme="minorHAnsi" w:eastAsiaTheme="minorEastAsia" w:hAnsiTheme="minorHAnsi" w:cstheme="minorBidi"/>
-          <w:noProof/>
-          <w:kern w:val="2"/>
-          <w:lang w:val="en-IE" w:eastAsia="en-GB"/>
-          <w14:ligatures w14:val="standardContextual"/>
-        </w:rPr>
-      </w:pPr>
-      <w:r>
-        <w:rPr>
-          <w:noProof/>
-        </w:rPr>
-        <w:t>4.4</w:t>
-      </w:r>
-      <w:r>
-        <w:rPr>
-          <w:rFonts w:asciiTheme="minorHAnsi" w:eastAsiaTheme="minorEastAsia" w:hAnsiTheme="minorHAnsi" w:cstheme="minorBidi"/>
-          <w:noProof/>
-          <w:kern w:val="2"/>
-          <w:lang w:val="en-IE" w:eastAsia="en-GB"/>
-          <w14:ligatures w14:val="standardContextual"/>
-        </w:rPr>
-        <w:tab/>
-      </w:r>
-      <w:r>
-        <w:rPr>
-          <w:noProof/>
-        </w:rPr>
-        <w:t>Results and Analysis</w:t>
-      </w:r>
-      <w:r>
-        <w:rPr>
-          <w:noProof/>
-          <w:webHidden/>
-        </w:rPr>
-        <w:tab/>
-      </w:r>
-      <w:r>
-        <w:rPr>
-          <w:noProof/>
-          <w:webHidden/>
-        </w:rPr>
-        <w:fldChar w:fldCharType="begin"/>
-      </w:r>
-      <w:r>
-        <w:rPr>
-          <w:noProof/>
-          <w:webHidden/>
-        </w:rPr>
-        <w:instrText xml:space="preserve"> PAGEREF _Toc227074826 \h </w:instrText>
-      </w:r>
-      <w:r>
-        <w:rPr>
-          <w:noProof/>
-          <w:webHidden/>
-        </w:rPr>
-      </w:r>
-      <w:r>
-        <w:rPr>
-          <w:noProof/>
-          <w:webHidden/>
-        </w:rPr>
-        <w:fldChar w:fldCharType="separate"/>
-      </w:r>
-      <w:r>
-        <w:rPr>
-          <w:noProof/>
-          <w:webHidden/>
-        </w:rPr>
-        <w:t>4</w:t>
+        <w:t>10</w:t>
       </w:r>
       <w:r>
         <w:rPr>
@@ -2923,7 +3327,7 @@
           <w:rFonts w:asciiTheme="minorHAnsi" w:eastAsiaTheme="minorEastAsia" w:hAnsiTheme="minorHAnsi" w:cstheme="minorBidi"/>
           <w:noProof/>
           <w:kern w:val="2"/>
-          <w:lang w:val="en-IE" w:eastAsia="en-GB"/>
+          <w:lang w:val="en-IE" w:eastAsia="en-IE"/>
           <w14:ligatures w14:val="standardContextual"/>
         </w:rPr>
       </w:pPr>
@@ -2931,14 +3335,14 @@
         <w:rPr>
           <w:noProof/>
         </w:rPr>
-        <w:t>5</w:t>
+        <w:t>7</w:t>
       </w:r>
       <w:r>
         <w:rPr>
           <w:rFonts w:asciiTheme="minorHAnsi" w:eastAsiaTheme="minorEastAsia" w:hAnsiTheme="minorHAnsi" w:cstheme="minorBidi"/>
           <w:noProof/>
           <w:kern w:val="2"/>
-          <w:lang w:val="en-IE" w:eastAsia="en-GB"/>
+          <w:lang w:val="en-IE" w:eastAsia="en-IE"/>
           <w14:ligatures w14:val="standardContextual"/>
         </w:rPr>
         <w:tab/>
@@ -2947,7 +3351,7 @@
         <w:rPr>
           <w:noProof/>
         </w:rPr>
-        <w:t>Safety, Ethics, and Sustainability</w:t>
+        <w:t>References</w:t>
       </w:r>
       <w:r>
         <w:rPr>
@@ -2968,7 +3372,7 @@
           <w:noProof/>
           <w:webHidden/>
         </w:rPr>
-        <w:instrText xml:space="preserve"> PAGEREF _Toc227074827 \h </w:instrText>
+        <w:instrText xml:space="preserve"> PAGEREF _Toc228432795 \h </w:instrText>
       </w:r>
       <w:r>
         <w:rPr>
@@ -2988,351 +3392,7 @@
           <w:noProof/>
           <w:webHidden/>
         </w:rPr>
-        <w:t>5</w:t>
-      </w:r>
-      <w:r>
-        <w:rPr>
-          <w:noProof/>
-          <w:webHidden/>
-        </w:rPr>
-        <w:fldChar w:fldCharType="end"/>
-      </w:r>
-    </w:p>
-    <w:p>
-      <w:pPr>
-        <w:pStyle w:val="TOC2"/>
-        <w:tabs>
-          <w:tab w:val="left" w:pos="960"/>
-          <w:tab w:val="right" w:leader="dot" w:pos="8302"/>
-        </w:tabs>
-        <w:rPr>
-          <w:rFonts w:asciiTheme="minorHAnsi" w:eastAsiaTheme="minorEastAsia" w:hAnsiTheme="minorHAnsi" w:cstheme="minorBidi"/>
-          <w:noProof/>
-          <w:kern w:val="2"/>
-          <w:lang w:val="en-IE" w:eastAsia="en-GB"/>
-          <w14:ligatures w14:val="standardContextual"/>
-        </w:rPr>
-      </w:pPr>
-      <w:r>
-        <w:rPr>
-          <w:noProof/>
-        </w:rPr>
-        <w:t>5.1</w:t>
-      </w:r>
-      <w:r>
-        <w:rPr>
-          <w:rFonts w:asciiTheme="minorHAnsi" w:eastAsiaTheme="minorEastAsia" w:hAnsiTheme="minorHAnsi" w:cstheme="minorBidi"/>
-          <w:noProof/>
-          <w:kern w:val="2"/>
-          <w:lang w:val="en-IE" w:eastAsia="en-GB"/>
-          <w14:ligatures w14:val="standardContextual"/>
-        </w:rPr>
-        <w:tab/>
-      </w:r>
-      <w:r>
-        <w:rPr>
-          <w:noProof/>
-        </w:rPr>
-        <w:t>Risk Assessment</w:t>
-      </w:r>
-      <w:r>
-        <w:rPr>
-          <w:noProof/>
-          <w:webHidden/>
-        </w:rPr>
-        <w:tab/>
-      </w:r>
-      <w:r>
-        <w:rPr>
-          <w:noProof/>
-          <w:webHidden/>
-        </w:rPr>
-        <w:fldChar w:fldCharType="begin"/>
-      </w:r>
-      <w:r>
-        <w:rPr>
-          <w:noProof/>
-          <w:webHidden/>
-        </w:rPr>
-        <w:instrText xml:space="preserve"> PAGEREF _Toc227074828 \h </w:instrText>
-      </w:r>
-      <w:r>
-        <w:rPr>
-          <w:noProof/>
-          <w:webHidden/>
-        </w:rPr>
-      </w:r>
-      <w:r>
-        <w:rPr>
-          <w:noProof/>
-          <w:webHidden/>
-        </w:rPr>
-        <w:fldChar w:fldCharType="separate"/>
-      </w:r>
-      <w:r>
-        <w:rPr>
-          <w:noProof/>
-          <w:webHidden/>
-        </w:rPr>
-        <w:t>5</w:t>
-      </w:r>
-      <w:r>
-        <w:rPr>
-          <w:noProof/>
-          <w:webHidden/>
-        </w:rPr>
-        <w:fldChar w:fldCharType="end"/>
-      </w:r>
-    </w:p>
-    <w:p>
-      <w:pPr>
-        <w:pStyle w:val="TOC2"/>
-        <w:tabs>
-          <w:tab w:val="left" w:pos="960"/>
-          <w:tab w:val="right" w:leader="dot" w:pos="8302"/>
-        </w:tabs>
-        <w:rPr>
-          <w:rFonts w:asciiTheme="minorHAnsi" w:eastAsiaTheme="minorEastAsia" w:hAnsiTheme="minorHAnsi" w:cstheme="minorBidi"/>
-          <w:noProof/>
-          <w:kern w:val="2"/>
-          <w:lang w:val="en-IE" w:eastAsia="en-GB"/>
-          <w14:ligatures w14:val="standardContextual"/>
-        </w:rPr>
-      </w:pPr>
-      <w:r>
-        <w:rPr>
-          <w:noProof/>
-        </w:rPr>
-        <w:t>5.2</w:t>
-      </w:r>
-      <w:r>
-        <w:rPr>
-          <w:rFonts w:asciiTheme="minorHAnsi" w:eastAsiaTheme="minorEastAsia" w:hAnsiTheme="minorHAnsi" w:cstheme="minorBidi"/>
-          <w:noProof/>
-          <w:kern w:val="2"/>
-          <w:lang w:val="en-IE" w:eastAsia="en-GB"/>
-          <w14:ligatures w14:val="standardContextual"/>
-        </w:rPr>
-        <w:tab/>
-      </w:r>
-      <w:r>
-        <w:rPr>
-          <w:noProof/>
-        </w:rPr>
-        <w:t>Ethical Considerations</w:t>
-      </w:r>
-      <w:r>
-        <w:rPr>
-          <w:noProof/>
-          <w:webHidden/>
-        </w:rPr>
-        <w:tab/>
-      </w:r>
-      <w:r>
-        <w:rPr>
-          <w:noProof/>
-          <w:webHidden/>
-        </w:rPr>
-        <w:fldChar w:fldCharType="begin"/>
-      </w:r>
-      <w:r>
-        <w:rPr>
-          <w:noProof/>
-          <w:webHidden/>
-        </w:rPr>
-        <w:instrText xml:space="preserve"> PAGEREF _Toc227074829 \h </w:instrText>
-      </w:r>
-      <w:r>
-        <w:rPr>
-          <w:noProof/>
-          <w:webHidden/>
-        </w:rPr>
-      </w:r>
-      <w:r>
-        <w:rPr>
-          <w:noProof/>
-          <w:webHidden/>
-        </w:rPr>
-        <w:fldChar w:fldCharType="separate"/>
-      </w:r>
-      <w:r>
-        <w:rPr>
-          <w:noProof/>
-          <w:webHidden/>
-        </w:rPr>
-        <w:t>5</w:t>
-      </w:r>
-      <w:r>
-        <w:rPr>
-          <w:noProof/>
-          <w:webHidden/>
-        </w:rPr>
-        <w:fldChar w:fldCharType="end"/>
-      </w:r>
-    </w:p>
-    <w:p>
-      <w:pPr>
-        <w:pStyle w:val="TOC2"/>
-        <w:tabs>
-          <w:tab w:val="left" w:pos="960"/>
-          <w:tab w:val="right" w:leader="dot" w:pos="8302"/>
-        </w:tabs>
-        <w:rPr>
-          <w:rFonts w:asciiTheme="minorHAnsi" w:eastAsiaTheme="minorEastAsia" w:hAnsiTheme="minorHAnsi" w:cstheme="minorBidi"/>
-          <w:noProof/>
-          <w:kern w:val="2"/>
-          <w:lang w:val="en-IE" w:eastAsia="en-GB"/>
-          <w14:ligatures w14:val="standardContextual"/>
-        </w:rPr>
-      </w:pPr>
-      <w:r>
-        <w:rPr>
-          <w:noProof/>
-        </w:rPr>
-        <w:t>5.3</w:t>
-      </w:r>
-      <w:r>
-        <w:rPr>
-          <w:rFonts w:asciiTheme="minorHAnsi" w:eastAsiaTheme="minorEastAsia" w:hAnsiTheme="minorHAnsi" w:cstheme="minorBidi"/>
-          <w:noProof/>
-          <w:kern w:val="2"/>
-          <w:lang w:val="en-IE" w:eastAsia="en-GB"/>
-          <w14:ligatures w14:val="standardContextual"/>
-        </w:rPr>
-        <w:tab/>
-      </w:r>
-      <w:r>
-        <w:rPr>
-          <w:noProof/>
-        </w:rPr>
-        <w:t>Sustainability</w:t>
-      </w:r>
-      <w:r>
-        <w:rPr>
-          <w:noProof/>
-          <w:webHidden/>
-        </w:rPr>
-        <w:tab/>
-      </w:r>
-      <w:r>
-        <w:rPr>
-          <w:noProof/>
-          <w:webHidden/>
-        </w:rPr>
-        <w:fldChar w:fldCharType="begin"/>
-      </w:r>
-      <w:r>
-        <w:rPr>
-          <w:noProof/>
-          <w:webHidden/>
-        </w:rPr>
-        <w:instrText xml:space="preserve"> PAGEREF _Toc227074830 \h </w:instrText>
-      </w:r>
-      <w:r>
-        <w:rPr>
-          <w:noProof/>
-          <w:webHidden/>
-        </w:rPr>
-      </w:r>
-      <w:r>
-        <w:rPr>
-          <w:noProof/>
-          <w:webHidden/>
-        </w:rPr>
-        <w:fldChar w:fldCharType="separate"/>
-      </w:r>
-      <w:r>
-        <w:rPr>
-          <w:noProof/>
-          <w:webHidden/>
-        </w:rPr>
-        <w:t>5</w:t>
-      </w:r>
-      <w:r>
-        <w:rPr>
-          <w:noProof/>
-          <w:webHidden/>
-        </w:rPr>
-        <w:fldChar w:fldCharType="end"/>
-      </w:r>
-    </w:p>
-    <w:p>
-      <w:pPr>
-        <w:pStyle w:val="TOC1"/>
-        <w:tabs>
-          <w:tab w:val="left" w:pos="480"/>
-          <w:tab w:val="right" w:leader="dot" w:pos="8302"/>
-        </w:tabs>
-        <w:rPr>
-          <w:rFonts w:asciiTheme="minorHAnsi" w:eastAsiaTheme="minorEastAsia" w:hAnsiTheme="minorHAnsi" w:cstheme="minorBidi"/>
-          <w:noProof/>
-          <w:kern w:val="2"/>
-          <w:lang w:val="en-IE" w:eastAsia="en-GB"/>
-          <w14:ligatures w14:val="standardContextual"/>
-        </w:rPr>
-      </w:pPr>
-      <w:r>
-        <w:rPr>
-          <w:noProof/>
-        </w:rPr>
-        <w:t>6</w:t>
-      </w:r>
-      <w:r>
-        <w:rPr>
-          <w:rFonts w:asciiTheme="minorHAnsi" w:eastAsiaTheme="minorEastAsia" w:hAnsiTheme="minorHAnsi" w:cstheme="minorBidi"/>
-          <w:noProof/>
-          <w:kern w:val="2"/>
-          <w:lang w:val="en-IE" w:eastAsia="en-GB"/>
-          <w14:ligatures w14:val="standardContextual"/>
-        </w:rPr>
-        <w:tab/>
-      </w:r>
-      <w:r>
-        <w:rPr>
-          <w:noProof/>
-        </w:rPr>
-        <w:t>Conclusions and Recommendations</w:t>
-      </w:r>
-      <w:r>
-        <w:rPr>
-          <w:noProof/>
-          <w:webHidden/>
-        </w:rPr>
-        <w:tab/>
-      </w:r>
-      <w:r>
-        <w:rPr>
-          <w:noProof/>
-          <w:webHidden/>
-        </w:rPr>
-        <w:fldChar w:fldCharType="begin"/>
-      </w:r>
-      <w:r>
-        <w:rPr>
-          <w:noProof/>
-          <w:webHidden/>
-        </w:rPr>
-        <w:instrText xml:space="preserve"> PAGEREF _Toc227074831 \h </w:instrText>
-      </w:r>
-      <w:r>
-        <w:rPr>
-          <w:noProof/>
-          <w:webHidden/>
-        </w:rPr>
-      </w:r>
-      <w:r>
-        <w:rPr>
-          <w:noProof/>
-          <w:webHidden/>
-        </w:rPr>
-        <w:fldChar w:fldCharType="separate"/>
-      </w:r>
-      <w:r>
-        <w:rPr>
-          <w:noProof/>
-          <w:webHidden/>
-        </w:rPr>
-        <w:t>6</w:t>
+        <w:t>10</w:t>
       </w:r>
       <w:r>
         <w:rPr>
@@ -3352,7 +3412,7 @@
           <w:rFonts w:asciiTheme="minorHAnsi" w:eastAsiaTheme="minorEastAsia" w:hAnsiTheme="minorHAnsi" w:cstheme="minorBidi"/>
           <w:noProof/>
           <w:kern w:val="2"/>
-          <w:lang w:val="en-IE" w:eastAsia="en-GB"/>
+          <w:lang w:val="en-IE" w:eastAsia="en-IE"/>
           <w14:ligatures w14:val="standardContextual"/>
         </w:rPr>
       </w:pPr>
@@ -3360,7 +3420,7 @@
         <w:rPr>
           <w:noProof/>
         </w:rPr>
-        <w:t>References</w:t>
+        <w:t>Appendix</w:t>
       </w:r>
       <w:r>
         <w:rPr>
@@ -3381,7 +3441,7 @@
           <w:noProof/>
           <w:webHidden/>
         </w:rPr>
-        <w:instrText xml:space="preserve"> PAGEREF _Toc227074832 \h </w:instrText>
+        <w:instrText xml:space="preserve"> PAGEREF _Toc228432796 \h </w:instrText>
       </w:r>
       <w:r>
         <w:rPr>
@@ -3401,7 +3461,7 @@
           <w:noProof/>
           <w:webHidden/>
         </w:rPr>
-        <w:t>7</w:t>
+        <w:t>12</w:t>
       </w:r>
       <w:r>
         <w:rPr>
@@ -3421,7 +3481,7 @@
           <w:rFonts w:asciiTheme="minorHAnsi" w:eastAsiaTheme="minorEastAsia" w:hAnsiTheme="minorHAnsi" w:cstheme="minorBidi"/>
           <w:noProof/>
           <w:kern w:val="2"/>
-          <w:lang w:val="en-IE" w:eastAsia="en-GB"/>
+          <w:lang w:val="en-IE" w:eastAsia="en-IE"/>
           <w14:ligatures w14:val="standardContextual"/>
         </w:rPr>
       </w:pPr>
@@ -3429,7 +3489,7 @@
         <w:rPr>
           <w:noProof/>
         </w:rPr>
-        <w:t>Appendix</w:t>
+        <w:t>Timetable</w:t>
       </w:r>
       <w:r>
         <w:rPr>
@@ -3450,7 +3510,7 @@
           <w:noProof/>
           <w:webHidden/>
         </w:rPr>
-        <w:instrText xml:space="preserve"> PAGEREF _Toc227074833 \h </w:instrText>
+        <w:instrText xml:space="preserve"> PAGEREF _Toc228432797 \h </w:instrText>
       </w:r>
       <w:r>
         <w:rPr>
@@ -3470,76 +3530,7 @@
           <w:noProof/>
           <w:webHidden/>
         </w:rPr>
-        <w:t>8</w:t>
-      </w:r>
-      <w:r>
-        <w:rPr>
-          <w:noProof/>
-          <w:webHidden/>
-        </w:rPr>
-        <w:fldChar w:fldCharType="end"/>
-      </w:r>
-    </w:p>
-    <w:p>
-      <w:pPr>
-        <w:pStyle w:val="TOC1"/>
-        <w:tabs>
-          <w:tab w:val="right" w:leader="dot" w:pos="8302"/>
-        </w:tabs>
-        <w:rPr>
-          <w:rFonts w:asciiTheme="minorHAnsi" w:eastAsiaTheme="minorEastAsia" w:hAnsiTheme="minorHAnsi" w:cstheme="minorBidi"/>
-          <w:noProof/>
-          <w:kern w:val="2"/>
-          <w:lang w:val="en-IE" w:eastAsia="en-GB"/>
-          <w14:ligatures w14:val="standardContextual"/>
-        </w:rPr>
-      </w:pPr>
-      <w:r>
-        <w:rPr>
-          <w:noProof/>
-        </w:rPr>
-        <w:t>Timetable</w:t>
-      </w:r>
-      <w:r>
-        <w:rPr>
-          <w:noProof/>
-          <w:webHidden/>
-        </w:rPr>
-        <w:tab/>
-      </w:r>
-      <w:r>
-        <w:rPr>
-          <w:noProof/>
-          <w:webHidden/>
-        </w:rPr>
-        <w:fldChar w:fldCharType="begin"/>
-      </w:r>
-      <w:r>
-        <w:rPr>
-          <w:noProof/>
-          <w:webHidden/>
-        </w:rPr>
-        <w:instrText xml:space="preserve"> PAGEREF _Toc227074834 \h </w:instrText>
-      </w:r>
-      <w:r>
-        <w:rPr>
-          <w:noProof/>
-          <w:webHidden/>
-        </w:rPr>
-      </w:r>
-      <w:r>
-        <w:rPr>
-          <w:noProof/>
-          <w:webHidden/>
-        </w:rPr>
-        <w:fldChar w:fldCharType="separate"/>
-      </w:r>
-      <w:r>
-        <w:rPr>
-          <w:noProof/>
-          <w:webHidden/>
-        </w:rPr>
-        <w:t>9</w:t>
+        <w:t>13</w:t>
       </w:r>
       <w:r>
         <w:rPr>
@@ -3580,7 +3571,7 @@
         <w:pStyle w:val="HeadingNN"/>
       </w:pPr>
       <w:bookmarkStart w:id="8" w:name="_Toc227073057"/>
-      <w:bookmarkStart w:id="9" w:name="_Toc227074804"/>
+      <w:bookmarkStart w:id="9" w:name="_Toc228432770"/>
       <w:r>
         <w:lastRenderedPageBreak/>
         <w:t>Abbreviations, Symbols, Acronyms</w:t>
@@ -3705,7 +3696,7 @@
         <w:pStyle w:val="HeadingNN"/>
       </w:pPr>
       <w:bookmarkStart w:id="10" w:name="_Toc227073058"/>
-      <w:bookmarkStart w:id="11" w:name="_Toc227074805"/>
+      <w:bookmarkStart w:id="11" w:name="_Toc228432771"/>
       <w:r>
         <w:lastRenderedPageBreak/>
         <w:t>List of Figure Captions</w:t>
@@ -3720,27 +3711,90 @@
     </w:p>
     <w:p>
       <w:pPr>
+        <w:pStyle w:val="TableofFigures"/>
+        <w:tabs>
+          <w:tab w:val="right" w:leader="dot" w:pos="8302"/>
+        </w:tabs>
+        <w:rPr>
+          <w:rFonts w:asciiTheme="minorHAnsi" w:eastAsiaTheme="minorEastAsia" w:hAnsiTheme="minorHAnsi" w:cstheme="minorBidi"/>
+          <w:noProof/>
+          <w:kern w:val="2"/>
+          <w:lang w:val="en-IE" w:eastAsia="en-IE"/>
+          <w14:ligatures w14:val="standardContextual"/>
+        </w:rPr>
+      </w:pPr>
+      <w:r>
+        <w:fldChar w:fldCharType="begin"/>
+      </w:r>
+      <w:r>
+        <w:instrText xml:space="preserve"> TOC \h \z \c "Figure" </w:instrText>
+      </w:r>
+      <w:r>
+        <w:fldChar w:fldCharType="separate"/>
+      </w:r>
+      <w:hyperlink w:anchor="_Toc228432798" w:history="1">
+        <w:r>
+          <w:rPr>
+            <w:rStyle w:val="Hyperlink"/>
+            <w:noProof/>
+          </w:rPr>
+          <w:t>Figure 1: Overall process block diagram</w:t>
+        </w:r>
+        <w:r>
+          <w:rPr>
+            <w:noProof/>
+            <w:webHidden/>
+          </w:rPr>
+          <w:tab/>
+        </w:r>
+        <w:r>
+          <w:rPr>
+            <w:noProof/>
+            <w:webHidden/>
+          </w:rPr>
+          <w:fldChar w:fldCharType="begin"/>
+        </w:r>
+        <w:r>
+          <w:rPr>
+            <w:noProof/>
+            <w:webHidden/>
+          </w:rPr>
+          <w:instrText xml:space="preserve"> PAGEREF _Toc228432798 \h </w:instrText>
+        </w:r>
+        <w:r>
+          <w:rPr>
+            <w:noProof/>
+            <w:webHidden/>
+          </w:rPr>
+        </w:r>
+        <w:r>
+          <w:rPr>
+            <w:noProof/>
+            <w:webHidden/>
+          </w:rPr>
+          <w:fldChar w:fldCharType="separate"/>
+        </w:r>
+        <w:r>
+          <w:rPr>
+            <w:noProof/>
+            <w:webHidden/>
+          </w:rPr>
+          <w:t>2</w:t>
+        </w:r>
+        <w:r>
+          <w:rPr>
+            <w:noProof/>
+            <w:webHidden/>
+          </w:rPr>
+          <w:fldChar w:fldCharType="end"/>
+        </w:r>
+      </w:hyperlink>
+    </w:p>
+    <w:p>
+      <w:pPr>
         <w:widowControl w:val="0"/>
       </w:pPr>
       <w:r>
-        <w:fldChar w:fldCharType="begin"/>
-      </w:r>
-      <w:r>
-        <w:instrText xml:space="preserve"> TOC \h \z \c "Figure" </w:instrText>
-      </w:r>
-      <w:r>
-        <w:fldChar w:fldCharType="separate"/>
-      </w:r>
-      <w:r>
-        <w:rPr>
-          <w:b/>
-          <w:bCs/>
-          <w:noProof/>
-          <w:lang w:val="en-US"/>
-        </w:rPr>
-        <w:t>No table of figures entries found.</w:t>
-      </w:r>
-      <w:r>
         <w:fldChar w:fldCharType="end"/>
       </w:r>
     </w:p>
@@ -3748,111 +3802,61 @@
       <w:pPr>
         <w:pStyle w:val="HeadingNN"/>
       </w:pPr>
-      <w:r>
-        <w:br w:type="page"/>
-      </w:r>
-      <w:bookmarkStart w:id="12" w:name="_Toc227073059"/>
-      <w:bookmarkStart w:id="13" w:name="_Toc227074806"/>
-      <w:r>
-        <w:lastRenderedPageBreak/>
-        <w:t>List of Tables</w:t>
+      <w:bookmarkStart w:id="12" w:name="_Toc227073060"/>
+      <w:bookmarkStart w:id="13" w:name="_Toc228432773"/>
+      <w:r>
+        <w:t xml:space="preserve">Product </w:t>
+      </w:r>
+      <w:r>
+        <w:t>Specifications</w:t>
       </w:r>
       <w:bookmarkEnd w:id="12"/>
       <w:bookmarkEnd w:id="13"/>
-    </w:p>
-    <w:p/>
+      <w:r>
+        <w:t xml:space="preserve"> </w:t>
+      </w:r>
+    </w:p>
     <w:p>
       <w:pPr>
         <w:widowControl w:val="0"/>
-        <w:jc w:val="center"/>
-      </w:pPr>
-      <w:r>
-        <w:t xml:space="preserve"> </w:t>
-      </w:r>
-      <w:r>
-        <w:t xml:space="preserve">[An automated list </w:t>
-      </w:r>
-      <w:proofErr w:type="gramStart"/>
-      <w:r>
-        <w:t>similar to</w:t>
-      </w:r>
-      <w:proofErr w:type="gramEnd"/>
-      <w:r>
-        <w:t xml:space="preserve"> the table of contents]</w:t>
-      </w:r>
-    </w:p>
-    <w:p>
-      <w:r>
-        <w:br w:type="page"/>
-      </w:r>
-      <w:r>
-        <w:rPr>
-          <w:rStyle w:val="FootnoteReference"/>
-        </w:rPr>
-        <w:lastRenderedPageBreak/>
-        <w:footnoteReference w:id="1"/>
-      </w:r>
+      </w:pPr>
     </w:p>
     <w:p>
       <w:pPr>
         <w:pStyle w:val="HeadingNN"/>
       </w:pPr>
-      <w:bookmarkStart w:id="14" w:name="_Toc227073060"/>
-      <w:bookmarkStart w:id="15" w:name="_Toc227074807"/>
-      <w:r>
-        <w:t xml:space="preserve">Product </w:t>
-      </w:r>
-      <w:r>
-        <w:t>Specifications</w:t>
+      <w:bookmarkStart w:id="14" w:name="_Toc227073061"/>
+      <w:bookmarkStart w:id="15" w:name="_Toc228432774"/>
+      <w:r>
+        <w:t>Executive Summary</w:t>
       </w:r>
       <w:bookmarkEnd w:id="14"/>
       <w:bookmarkEnd w:id="15"/>
-      <w:r>
-        <w:t xml:space="preserve"> </w:t>
-      </w:r>
-    </w:p>
-    <w:p>
-      <w:pPr>
-        <w:widowControl w:val="0"/>
-      </w:pPr>
-    </w:p>
-    <w:p>
-      <w:pPr>
-        <w:jc w:val="center"/>
-      </w:pPr>
-      <w:r>
-        <w:t>(Consult with you supervisor as to the type of list of specification (if any) needed here.)</w:t>
-      </w:r>
-    </w:p>
-    <w:p>
-      <w:pPr>
-        <w:pStyle w:val="HeadingNN"/>
-      </w:pPr>
-      <w:r>
-        <w:br w:type="page"/>
-      </w:r>
-      <w:bookmarkStart w:id="16" w:name="_Toc227073061"/>
-      <w:bookmarkStart w:id="17" w:name="_Toc227074808"/>
-      <w:r>
-        <w:lastRenderedPageBreak/>
-        <w:t>Executive Summary</w:t>
-      </w:r>
-      <w:bookmarkEnd w:id="16"/>
-      <w:bookmarkEnd w:id="17"/>
-    </w:p>
-    <w:p>
-      <w:r>
-        <w:t xml:space="preserve">[A "business" version that highlights the problem, the solution, the cost, and the </w:t>
-      </w:r>
-      <w:proofErr w:type="gramStart"/>
-      <w:r>
-        <w:t>final outcome</w:t>
-      </w:r>
-      <w:proofErr w:type="gramEnd"/>
-      <w:r>
-        <w:t xml:space="preserve"> for a non-technical person/manager]</w:t>
-      </w:r>
-    </w:p>
+    </w:p>
+    <w:p>
+      <w:r>
+        <w:t xml:space="preserve">Modern Society now rely on </w:t>
+      </w:r>
+      <w:r>
+        <w:t xml:space="preserve">electronic devices as ever. This product solves </w:t>
+      </w:r>
+      <w:r>
+        <w:t>a commercial</w:t>
+      </w:r>
+      <w:r>
+        <w:t xml:space="preserve"> problem of handling and logging items (in this case, pets</w:t>
+      </w:r>
+      <w:r>
+        <w:t>), with</w:t>
+      </w:r>
+      <w:r>
+        <w:t xml:space="preserve"> a</w:t>
+      </w:r>
+      <w:r>
+        <w:t xml:space="preserve"> simple user interface that allows little to no training for newer employees.</w:t>
+      </w:r>
+    </w:p>
+    <w:p/>
     <w:p/>
     <w:p>
       <w:pPr>
@@ -3876,195 +3880,184 @@
       <w:pPr>
         <w:pStyle w:val="Heading1"/>
       </w:pPr>
-      <w:bookmarkStart w:id="18" w:name="_Toc227073062"/>
-      <w:bookmarkStart w:id="19" w:name="_Toc227074809"/>
+      <w:bookmarkStart w:id="16" w:name="_Toc227073062"/>
+      <w:bookmarkStart w:id="17" w:name="_Toc228432775"/>
       <w:r>
         <w:lastRenderedPageBreak/>
         <w:t>Introduction</w:t>
       </w:r>
+      <w:bookmarkEnd w:id="16"/>
+      <w:bookmarkEnd w:id="17"/>
+    </w:p>
+    <w:p>
+      <w:pPr>
+        <w:ind w:left="720" w:firstLine="720"/>
+      </w:pPr>
+    </w:p>
+    <w:p>
+      <w:pPr>
+        <w:pStyle w:val="Heading2"/>
+      </w:pPr>
+      <w:bookmarkStart w:id="18" w:name="_Toc227073063"/>
+      <w:bookmarkStart w:id="19" w:name="_Toc228432776"/>
+      <w:r>
+        <w:t xml:space="preserve">The </w:t>
+      </w:r>
+      <w:r>
+        <w:t>Aim</w:t>
+      </w:r>
       <w:bookmarkEnd w:id="18"/>
       <w:bookmarkEnd w:id="19"/>
     </w:p>
     <w:p>
       <w:pPr>
-        <w:ind w:left="720" w:firstLine="720"/>
-      </w:pPr>
+        <w:ind w:left="576"/>
+      </w:pPr>
+      <w:r>
+        <w:t>The aim of this project is to design and create a fully functional pet tag reader/writer for commercial based pet daycare for airplane passengers. The device has the basic functionality of an IoT device which is to send and receive data from the cloud or web client.</w:t>
+      </w:r>
+    </w:p>
+    <w:p>
+      <w:pPr>
+        <w:ind w:left="576"/>
+      </w:pPr>
+      <w:r>
+        <w:t>It is also portable as it has a backup battery pack and BMS for outdoor use.</w:t>
+      </w:r>
+    </w:p>
+    <w:p>
+      <w:pPr>
+        <w:ind w:left="576"/>
+      </w:pPr>
+      <w:r>
+        <w:t xml:space="preserve">It has a display which can be interacted with buttons for menu switching for different functions. </w:t>
+      </w:r>
+    </w:p>
+    <w:p>
+      <w:pPr>
+        <w:ind w:left="576"/>
+      </w:pPr>
+      <w:r>
+        <w:t>The main µC will have sleep states which is essential for a mobile device</w:t>
+      </w:r>
+      <w:r>
+        <w:t>.</w:t>
+      </w:r>
     </w:p>
     <w:p>
       <w:pPr>
         <w:pStyle w:val="Heading2"/>
       </w:pPr>
-      <w:bookmarkStart w:id="20" w:name="_Toc227073063"/>
-      <w:bookmarkStart w:id="21" w:name="_Toc227074810"/>
-      <w:r>
-        <w:t xml:space="preserve">The </w:t>
-      </w:r>
-      <w:r>
-        <w:t>Aim</w:t>
+      <w:bookmarkStart w:id="20" w:name="_Toc228432777"/>
+      <w:r>
+        <w:t>Motivation</w:t>
       </w:r>
       <w:bookmarkEnd w:id="20"/>
+    </w:p>
+    <w:p>
+      <w:pPr>
+        <w:ind w:left="576"/>
+      </w:pPr>
+      <w:r>
+        <w:t>This module will be delving deeper in the IoT aspect regarding building a project, not only that, but we also get to choose our own project.</w:t>
+      </w:r>
+    </w:p>
+    <w:p>
+      <w:pPr>
+        <w:ind w:left="576"/>
+      </w:pPr>
+      <w:r>
+        <w:t xml:space="preserve">The simplicity of my RF tagging device in hardware and key parts allows me to focus on software robustness and complexity which I lack when finalising my 2nd year project. </w:t>
+      </w:r>
+    </w:p>
+    <w:p>
+      <w:pPr>
+        <w:ind w:left="576"/>
+      </w:pPr>
+    </w:p>
+    <w:p>
+      <w:pPr>
+        <w:ind w:left="576"/>
+      </w:pPr>
+      <w:r>
+        <w:t>I will be researching harder firmware topics such as graphical interfaces of small screen devices (</w:t>
+      </w:r>
+      <w:proofErr w:type="spellStart"/>
+      <w:r>
+        <w:t>GFX_Library</w:t>
+      </w:r>
+      <w:proofErr w:type="spellEnd"/>
+      <w:r>
+        <w:t>) [1], handling external memory access using the Micro SD card read/write feature of the ESP32,</w:t>
+      </w:r>
+      <w:r>
+        <w:t xml:space="preserve"> conserving</w:t>
+      </w:r>
+      <w:r>
+        <w:t xml:space="preserve"> battery health by using ESP-32’s deep sleep function</w:t>
+      </w:r>
+      <w:r>
+        <w:t xml:space="preserve"> and rounding up information to the cloud with a specified timestamp.</w:t>
+      </w:r>
+    </w:p>
+    <w:p>
+      <w:pPr>
+        <w:pStyle w:val="Heading2"/>
+      </w:pPr>
+      <w:bookmarkStart w:id="21" w:name="_Toc228432778"/>
+      <w:r>
+        <w:t>Project Objectives and Scope</w:t>
+      </w:r>
       <w:bookmarkEnd w:id="21"/>
     </w:p>
     <w:p>
-      <w:pPr>
-        <w:pStyle w:val="Heading2"/>
-        <w:numPr>
-          <w:ilvl w:val="0"/>
-          <w:numId w:val="0"/>
-        </w:numPr>
-        <w:ind w:left="576"/>
-      </w:pPr>
-      <w:bookmarkStart w:id="22" w:name="_Toc227074811"/>
-      <w:r>
-        <w:t>The aim of this project is to design and create a fully functional pet tag reader/writer for commercial based pet daycare for airplane passengers. The device has the basic functionality of an IoT device which is to send and receive data from the cloud or web client.</w:t>
-      </w:r>
-    </w:p>
-    <w:p>
-      <w:pPr>
-        <w:pStyle w:val="Heading2"/>
-        <w:numPr>
-          <w:ilvl w:val="0"/>
-          <w:numId w:val="0"/>
-        </w:numPr>
-        <w:ind w:left="576"/>
-      </w:pPr>
-      <w:r>
-        <w:t>It is also portable as it has a backup battery pack and BMS for outdoor use.</w:t>
-      </w:r>
-    </w:p>
-    <w:p>
-      <w:pPr>
-        <w:pStyle w:val="Heading2"/>
-        <w:numPr>
-          <w:ilvl w:val="0"/>
-          <w:numId w:val="0"/>
-        </w:numPr>
-        <w:ind w:left="576"/>
-      </w:pPr>
-      <w:r>
-        <w:t xml:space="preserve">It has a display which can be interacted with buttons for menu switching for different functions. </w:t>
-      </w:r>
-    </w:p>
-    <w:p>
-      <w:pPr>
-        <w:pStyle w:val="Heading2"/>
-        <w:numPr>
-          <w:ilvl w:val="0"/>
-          <w:numId w:val="0"/>
-        </w:numPr>
-        <w:ind w:left="576"/>
-      </w:pPr>
-      <w:r>
-        <w:t xml:space="preserve">The main µC will have sleep states which is essential for a mobile </w:t>
-      </w:r>
-      <w:proofErr w:type="spellStart"/>
-      <w:proofErr w:type="gramStart"/>
-      <w:r>
-        <w:t>device.</w:t>
-      </w:r>
-      <w:r>
-        <w:t>Problem</w:t>
-      </w:r>
-      <w:proofErr w:type="spellEnd"/>
-      <w:proofErr w:type="gramEnd"/>
-      <w:r>
-        <w:t xml:space="preserve"> Statement</w:t>
-      </w:r>
-      <w:bookmarkEnd w:id="22"/>
-    </w:p>
-    <w:p>
-      <w:pPr>
-        <w:pStyle w:val="Heading2"/>
-      </w:pPr>
-      <w:bookmarkStart w:id="23" w:name="_Toc227074812"/>
-      <w:r>
-        <w:t>Motivation</w:t>
-      </w:r>
-      <w:bookmarkEnd w:id="23"/>
-    </w:p>
-    <w:p>
-      <w:pPr>
-        <w:ind w:left="576"/>
-      </w:pPr>
-      <w:r>
-        <w:t>This module will be delving deeper in the IoT aspect regarding building a project, not only that, but we also get to choose our own project.</w:t>
-      </w:r>
-    </w:p>
-    <w:p>
-      <w:pPr>
-        <w:ind w:left="576"/>
-      </w:pPr>
-      <w:r>
-        <w:t xml:space="preserve">The simplicity of my RF tagging device in hardware and key parts allows me to focus on software robustness and complexity which I lack when finalising my 2nd year project. </w:t>
+      <w:r>
+        <w:t>The attributes of this project are highlighted below:</w:t>
+      </w:r>
+    </w:p>
+    <w:p>
+      <w:r>
+        <w:rPr>
+          <w:noProof/>
+        </w:rPr>
+        <w:drawing>
+          <wp:inline distT="0" distB="0" distL="0" distR="0" wp14:anchorId="1CD810E6" wp14:editId="50966981">
+            <wp:extent cx="5278120" cy="2317750"/>
+            <wp:effectExtent l="0" t="0" r="0" b="6350"/>
+            <wp:docPr id="129033049" name="Picture 3"/>
+            <wp:cNvGraphicFramePr>
+              <a:graphicFrameLocks xmlns:a="http://schemas.openxmlformats.org/drawingml/2006/main" noChangeAspect="1"/>
+            </wp:cNvGraphicFramePr>
+            <a:graphic xmlns:a="http://schemas.openxmlformats.org/drawingml/2006/main">
+              <a:graphicData uri="http://schemas.openxmlformats.org/drawingml/2006/picture">
+                <pic:pic xmlns:pic="http://schemas.openxmlformats.org/drawingml/2006/picture">
+                  <pic:nvPicPr>
+                    <pic:cNvPr id="129033049" name="Picture 129033049"/>
+                    <pic:cNvPicPr/>
+                  </pic:nvPicPr>
+                  <pic:blipFill>
+                    <a:blip r:embed="rId16"/>
+                    <a:stretch>
+                      <a:fillRect/>
+                    </a:stretch>
+                  </pic:blipFill>
+                  <pic:spPr>
+                    <a:xfrm>
+                      <a:off x="0" y="0"/>
+                      <a:ext cx="5278120" cy="2317750"/>
+                    </a:xfrm>
+                    <a:prstGeom prst="rect">
+                      <a:avLst/>
+                    </a:prstGeom>
+                  </pic:spPr>
+                </pic:pic>
+              </a:graphicData>
+            </a:graphic>
+          </wp:inline>
+        </w:drawing>
       </w:r>
     </w:p>
     <w:p/>
-    <w:p>
-      <w:pPr>
-        <w:ind w:left="576"/>
-      </w:pPr>
-      <w:r>
-        <w:t>I will be researching harder firmware topics such as graphical interfaces of small screen devices (</w:t>
-      </w:r>
-      <w:proofErr w:type="spellStart"/>
-      <w:r>
-        <w:t>GFX_Library</w:t>
-      </w:r>
-      <w:proofErr w:type="spellEnd"/>
-      <w:r>
-        <w:t>) [1], multithreading tasks for 2 core µCs like the ESP-32 [2] (</w:t>
-      </w:r>
-      <w:proofErr w:type="spellStart"/>
-      <w:r>
-        <w:t>FreeRTOS</w:t>
-      </w:r>
-      <w:proofErr w:type="spellEnd"/>
-      <w:r>
-        <w:t>) [3], handling external memory access using the Micro SD card read/write feature of the ESP32, and rounding up information to the cloud with a specified timestamp.</w:t>
-      </w:r>
-    </w:p>
-    <w:p>
-      <w:pPr>
-        <w:pStyle w:val="Heading2"/>
-      </w:pPr>
-      <w:bookmarkStart w:id="24" w:name="_Toc227074813"/>
-      <w:r>
-        <w:t>Project Objectives and Scope</w:t>
-      </w:r>
-      <w:bookmarkEnd w:id="24"/>
-    </w:p>
-    <w:p>
-      <w:r>
-        <w:t xml:space="preserve">List 3–5 measurable objectives. Define the "Scope"—what the project will and </w:t>
-      </w:r>
-      <w:r>
-        <w:rPr>
-          <w:i/>
-        </w:rPr>
-        <w:t>will not</w:t>
-      </w:r>
-      <w:r>
-        <w:t xml:space="preserve"> cover—to set clear boundaries. Refer to your original scope document.</w:t>
-      </w:r>
-    </w:p>
-    <w:p>
-      <w:pPr>
-        <w:pStyle w:val="Heading2"/>
-      </w:pPr>
-      <w:bookmarkStart w:id="25" w:name="_Toc227074814"/>
-      <w:r>
-        <w:t>Layout of Report</w:t>
-      </w:r>
-      <w:bookmarkEnd w:id="25"/>
-    </w:p>
-    <w:p>
-      <w:r>
-        <w:t>Provide a brief "roadmap" of what is contained in each subsequent chapter</w:t>
-      </w:r>
-      <w:r>
-        <w:t>.</w:t>
-      </w:r>
-    </w:p>
     <w:p>
       <w:pPr>
         <w:widowControl w:val="0"/>
@@ -4089,14 +4082,14 @@
         <w:keepNext w:val="0"/>
         <w:widowControl w:val="0"/>
       </w:pPr>
-      <w:bookmarkStart w:id="26" w:name="_Toc227073066"/>
-      <w:bookmarkStart w:id="27" w:name="_Toc227074815"/>
+      <w:bookmarkStart w:id="22" w:name="_Toc227073066"/>
+      <w:bookmarkStart w:id="23" w:name="_Toc228432779"/>
       <w:r>
         <w:lastRenderedPageBreak/>
         <w:t>Background Research</w:t>
       </w:r>
-      <w:bookmarkEnd w:id="26"/>
-      <w:bookmarkEnd w:id="27"/>
+      <w:bookmarkEnd w:id="22"/>
+      <w:bookmarkEnd w:id="23"/>
       <w:r>
         <w:t xml:space="preserve"> </w:t>
       </w:r>
@@ -4105,37 +4098,10 @@
       <w:pPr>
         <w:widowControl w:val="0"/>
       </w:pPr>
-      <w:r>
-        <w:t>[This chapter will cover all the research that was done in both semesters leading to the final designs you used.]</w:t>
-      </w:r>
-    </w:p>
-    <w:p>
-      <w:pPr>
-        <w:widowControl w:val="0"/>
-      </w:pPr>
-    </w:p>
-    <w:p>
-      <w:pPr>
-        <w:widowControl w:val="0"/>
-      </w:pPr>
-      <w:r>
-        <w:t xml:space="preserve">Hints </w:t>
-      </w:r>
-      <w:r>
-        <w:t>for what this section should include</w:t>
-      </w:r>
-      <w:r>
-        <w:br/>
-      </w:r>
-    </w:p>
-    <w:p>
-      <w:pPr>
-        <w:pStyle w:val="ListParagraph"/>
-        <w:widowControl w:val="0"/>
-        <w:numPr>
-          <w:ilvl w:val="0"/>
-          <w:numId w:val="22"/>
-        </w:numPr>
+    </w:p>
+    <w:p>
+      <w:pPr>
+        <w:pStyle w:val="Heading2"/>
       </w:pPr>
       <w:r>
         <w:rPr>
@@ -4149,13 +4115,7 @@
     </w:p>
     <w:p>
       <w:pPr>
-        <w:pStyle w:val="ListParagraph"/>
-        <w:widowControl w:val="0"/>
-        <w:numPr>
-          <w:ilvl w:val="0"/>
-          <w:numId w:val="21"/>
-        </w:numPr>
-        <w:spacing w:before="240" w:after="240"/>
+        <w:pStyle w:val="Heading2"/>
       </w:pPr>
       <w:r>
         <w:rPr>
@@ -4169,13 +4129,7 @@
     </w:p>
     <w:p>
       <w:pPr>
-        <w:pStyle w:val="ListParagraph"/>
-        <w:widowControl w:val="0"/>
-        <w:numPr>
-          <w:ilvl w:val="0"/>
-          <w:numId w:val="21"/>
-        </w:numPr>
-        <w:spacing w:before="240" w:after="240"/>
+        <w:pStyle w:val="Heading2"/>
       </w:pPr>
       <w:r>
         <w:rPr>
@@ -4189,13 +4143,7 @@
     </w:p>
     <w:p>
       <w:pPr>
-        <w:pStyle w:val="ListParagraph"/>
-        <w:widowControl w:val="0"/>
-        <w:numPr>
-          <w:ilvl w:val="0"/>
-          <w:numId w:val="21"/>
-        </w:numPr>
-        <w:spacing w:before="240" w:after="240"/>
+        <w:pStyle w:val="Heading2"/>
       </w:pPr>
       <w:r>
         <w:rPr>
@@ -4239,22 +4187,22 @@
       <w:pPr>
         <w:pStyle w:val="Heading1"/>
       </w:pPr>
-      <w:bookmarkStart w:id="28" w:name="_Toc227074816"/>
+      <w:bookmarkStart w:id="24" w:name="_Toc228432780"/>
       <w:r>
         <w:lastRenderedPageBreak/>
         <w:t>Project Design</w:t>
       </w:r>
-      <w:bookmarkEnd w:id="28"/>
+      <w:bookmarkEnd w:id="24"/>
     </w:p>
     <w:p>
       <w:pPr>
         <w:pStyle w:val="Heading2"/>
       </w:pPr>
-      <w:bookmarkStart w:id="29" w:name="_Toc227074817"/>
+      <w:bookmarkStart w:id="25" w:name="_Toc228432781"/>
       <w:r>
         <w:t>System Architecture</w:t>
       </w:r>
-      <w:bookmarkEnd w:id="29"/>
+      <w:bookmarkEnd w:id="25"/>
     </w:p>
     <w:p>
       <w:pPr>
@@ -4281,7 +4229,7 @@
                     <pic:cNvPicPr/>
                   </pic:nvPicPr>
                   <pic:blipFill>
-                    <a:blip r:embed="rId16"/>
+                    <a:blip r:embed="rId17"/>
                     <a:stretch>
                       <a:fillRect/>
                     </a:stretch>
@@ -4306,6 +4254,7 @@
       <w:pPr>
         <w:pStyle w:val="Caption"/>
       </w:pPr>
+      <w:bookmarkStart w:id="26" w:name="_Toc228432798"/>
       <w:r>
         <w:t xml:space="preserve">Figure </w:t>
       </w:r>
@@ -4336,63 +4285,769 @@
       <w:r>
         <w:t xml:space="preserve"> block diagram</w:t>
       </w:r>
+      <w:bookmarkEnd w:id="26"/>
     </w:p>
     <w:p>
       <w:pPr>
         <w:pStyle w:val="Heading2"/>
       </w:pPr>
-      <w:bookmarkStart w:id="30" w:name="_Toc227074818"/>
+      <w:bookmarkStart w:id="27" w:name="_Toc228432782"/>
       <w:r>
         <w:t>Hardware Design</w:t>
       </w:r>
+      <w:bookmarkEnd w:id="27"/>
+    </w:p>
+    <w:p>
+      <w:pPr>
+        <w:ind w:left="576"/>
+        <w:rPr>
+          <w:sz w:val="22"/>
+          <w:szCs w:val="22"/>
+        </w:rPr>
+      </w:pPr>
+    </w:p>
+    <w:p>
+      <w:pPr>
+        <w:ind w:left="576"/>
+        <w:rPr>
+          <w:sz w:val="22"/>
+          <w:szCs w:val="22"/>
+        </w:rPr>
+      </w:pPr>
+      <w:r>
+        <w:rPr>
+          <w:sz w:val="22"/>
+          <w:szCs w:val="22"/>
+        </w:rPr>
+        <w:t>3.2.</w:t>
+      </w:r>
+      <w:r>
+        <w:rPr>
+          <w:sz w:val="22"/>
+          <w:szCs w:val="22"/>
+        </w:rPr>
+        <w:t>2</w:t>
+      </w:r>
+      <w:r>
+        <w:rPr>
+          <w:sz w:val="22"/>
+          <w:szCs w:val="22"/>
+        </w:rPr>
+        <w:t xml:space="preserve"> </w:t>
+      </w:r>
+      <w:r>
+        <w:rPr>
+          <w:sz w:val="22"/>
+          <w:szCs w:val="22"/>
+        </w:rPr>
+        <w:t xml:space="preserve">Initial </w:t>
+      </w:r>
+      <w:r>
+        <w:rPr>
+          <w:sz w:val="22"/>
+          <w:szCs w:val="22"/>
+        </w:rPr>
+        <w:t xml:space="preserve">Schematic </w:t>
+      </w:r>
+      <w:r>
+        <w:rPr>
+          <w:sz w:val="22"/>
+          <w:szCs w:val="22"/>
+        </w:rPr>
+        <w:t>Design</w:t>
+      </w:r>
+    </w:p>
+    <w:p>
+      <w:pPr>
+        <w:ind w:left="576" w:firstLine="144"/>
+      </w:pPr>
+      <w:r>
+        <w:drawing>
+          <wp:inline distT="0" distB="0" distL="0" distR="0" wp14:anchorId="292F4CE3" wp14:editId="5D82E853">
+            <wp:extent cx="4226011" cy="2319425"/>
+            <wp:effectExtent l="0" t="0" r="3175" b="5080"/>
+            <wp:docPr id="350501795" name="Picture 1"/>
+            <wp:cNvGraphicFramePr>
+              <a:graphicFrameLocks xmlns:a="http://schemas.openxmlformats.org/drawingml/2006/main" noChangeAspect="1"/>
+            </wp:cNvGraphicFramePr>
+            <a:graphic xmlns:a="http://schemas.openxmlformats.org/drawingml/2006/main">
+              <a:graphicData uri="http://schemas.openxmlformats.org/drawingml/2006/picture">
+                <pic:pic xmlns:pic="http://schemas.openxmlformats.org/drawingml/2006/picture">
+                  <pic:nvPicPr>
+                    <pic:cNvPr id="350501795" name=""/>
+                    <pic:cNvPicPr/>
+                  </pic:nvPicPr>
+                  <pic:blipFill>
+                    <a:blip r:embed="rId18"/>
+                    <a:stretch>
+                      <a:fillRect/>
+                    </a:stretch>
+                  </pic:blipFill>
+                  <pic:spPr>
+                    <a:xfrm>
+                      <a:off x="0" y="0"/>
+                      <a:ext cx="4238702" cy="2326390"/>
+                    </a:xfrm>
+                    <a:prstGeom prst="rect">
+                      <a:avLst/>
+                    </a:prstGeom>
+                  </pic:spPr>
+                </pic:pic>
+              </a:graphicData>
+            </a:graphic>
+          </wp:inline>
+        </w:drawing>
+      </w:r>
+    </w:p>
+    <w:p>
+      <w:pPr>
+        <w:ind w:left="576" w:firstLine="144"/>
+        <w:rPr>
+          <w:lang w:val="en-IE"/>
+        </w:rPr>
+      </w:pPr>
+      <w:r>
+        <w:rPr>
+          <w:lang w:val="en-IE"/>
+        </w:rPr>
+        <w:lastRenderedPageBreak/>
+        <w:drawing>
+          <wp:inline distT="0" distB="0" distL="0" distR="0" wp14:anchorId="705BAF68" wp14:editId="6D1FBA37">
+            <wp:extent cx="4853882" cy="3309888"/>
+            <wp:effectExtent l="0" t="0" r="4445" b="5080"/>
+            <wp:docPr id="562593445" name="Picture 6"/>
+            <wp:cNvGraphicFramePr>
+              <a:graphicFrameLocks xmlns:a="http://schemas.openxmlformats.org/drawingml/2006/main" noChangeAspect="1"/>
+            </wp:cNvGraphicFramePr>
+            <a:graphic xmlns:a="http://schemas.openxmlformats.org/drawingml/2006/main">
+              <a:graphicData uri="http://schemas.openxmlformats.org/drawingml/2006/picture">
+                <pic:pic xmlns:pic="http://schemas.openxmlformats.org/drawingml/2006/picture">
+                  <pic:nvPicPr>
+                    <pic:cNvPr id="0" name="Picture 6"/>
+                    <pic:cNvPicPr>
+                      <a:picLocks noChangeAspect="1" noChangeArrowheads="1"/>
+                    </pic:cNvPicPr>
+                  </pic:nvPicPr>
+                  <pic:blipFill>
+                    <a:blip r:embed="rId19">
+                      <a:extLst>
+                        <a:ext uri="{28A0092B-C50C-407E-A947-70E740481C1C}">
+                          <a14:useLocalDpi xmlns:a14="http://schemas.microsoft.com/office/drawing/2010/main" val="0"/>
+                        </a:ext>
+                      </a:extLst>
+                    </a:blip>
+                    <a:srcRect/>
+                    <a:stretch>
+                      <a:fillRect/>
+                    </a:stretch>
+                  </pic:blipFill>
+                  <pic:spPr bwMode="auto">
+                    <a:xfrm>
+                      <a:off x="0" y="0"/>
+                      <a:ext cx="4867773" cy="3319360"/>
+                    </a:xfrm>
+                    <a:prstGeom prst="rect">
+                      <a:avLst/>
+                    </a:prstGeom>
+                    <a:noFill/>
+                    <a:ln>
+                      <a:noFill/>
+                    </a:ln>
+                  </pic:spPr>
+                </pic:pic>
+              </a:graphicData>
+            </a:graphic>
+          </wp:inline>
+        </w:drawing>
+      </w:r>
+    </w:p>
+    <w:p>
+      <w:pPr>
+        <w:ind w:left="576" w:firstLine="144"/>
+      </w:pPr>
+    </w:p>
+    <w:p>
+      <w:pPr>
+        <w:ind w:left="576"/>
+      </w:pPr>
+    </w:p>
+    <w:p>
+      <w:pPr>
+        <w:ind w:left="576"/>
+        <w:rPr>
+          <w:sz w:val="22"/>
+          <w:szCs w:val="22"/>
+        </w:rPr>
+      </w:pPr>
+    </w:p>
+    <w:p>
+      <w:pPr>
+        <w:ind w:left="576"/>
+        <w:rPr>
+          <w:sz w:val="22"/>
+          <w:szCs w:val="22"/>
+        </w:rPr>
+      </w:pPr>
+      <w:r>
+        <w:rPr>
+          <w:sz w:val="22"/>
+          <w:szCs w:val="22"/>
+        </w:rPr>
+        <w:t>3.2.</w:t>
+      </w:r>
+      <w:r>
+        <w:rPr>
+          <w:sz w:val="22"/>
+          <w:szCs w:val="22"/>
+        </w:rPr>
+        <w:t>3</w:t>
+      </w:r>
+      <w:r>
+        <w:rPr>
+          <w:sz w:val="22"/>
+          <w:szCs w:val="22"/>
+        </w:rPr>
+        <w:t xml:space="preserve"> Final </w:t>
+      </w:r>
+      <w:r>
+        <w:rPr>
+          <w:sz w:val="22"/>
+          <w:szCs w:val="22"/>
+        </w:rPr>
+        <w:t>Schematic Design</w:t>
+      </w:r>
+    </w:p>
+    <w:p>
+      <w:pPr>
+        <w:rPr>
+          <w:sz w:val="22"/>
+          <w:szCs w:val="22"/>
+        </w:rPr>
+      </w:pPr>
+      <w:r>
+        <w:rPr>
+          <w:sz w:val="22"/>
+          <w:szCs w:val="22"/>
+        </w:rPr>
+        <w:lastRenderedPageBreak/>
+        <w:drawing>
+          <wp:inline distT="0" distB="0" distL="0" distR="0" wp14:anchorId="1627C679" wp14:editId="56D39997">
+            <wp:extent cx="8461172" cy="5985155"/>
+            <wp:effectExtent l="0" t="0" r="0" b="0"/>
+            <wp:docPr id="820983944" name="Picture 1"/>
+            <wp:cNvGraphicFramePr>
+              <a:graphicFrameLocks xmlns:a="http://schemas.openxmlformats.org/drawingml/2006/main" noChangeAspect="1"/>
+            </wp:cNvGraphicFramePr>
+            <a:graphic xmlns:a="http://schemas.openxmlformats.org/drawingml/2006/main">
+              <a:graphicData uri="http://schemas.openxmlformats.org/drawingml/2006/picture">
+                <pic:pic xmlns:pic="http://schemas.openxmlformats.org/drawingml/2006/picture">
+                  <pic:nvPicPr>
+                    <pic:cNvPr id="820983944" name=""/>
+                    <pic:cNvPicPr/>
+                  </pic:nvPicPr>
+                  <pic:blipFill>
+                    <a:blip r:embed="rId20"/>
+                    <a:stretch>
+                      <a:fillRect/>
+                    </a:stretch>
+                  </pic:blipFill>
+                  <pic:spPr>
+                    <a:xfrm rot="5400000">
+                      <a:off x="0" y="0"/>
+                      <a:ext cx="8483461" cy="6000922"/>
+                    </a:xfrm>
+                    <a:prstGeom prst="rect">
+                      <a:avLst/>
+                    </a:prstGeom>
+                  </pic:spPr>
+                </pic:pic>
+              </a:graphicData>
+            </a:graphic>
+          </wp:inline>
+        </w:drawing>
+      </w:r>
+    </w:p>
+    <w:p>
+      <w:pPr>
+        <w:ind w:left="576"/>
+      </w:pPr>
+      <w:r>
+        <w:lastRenderedPageBreak/>
+        <w:drawing>
+          <wp:inline distT="0" distB="0" distL="0" distR="0" wp14:anchorId="406257A3" wp14:editId="140CAAFF">
+            <wp:extent cx="5278120" cy="2898140"/>
+            <wp:effectExtent l="0" t="0" r="0" b="0"/>
+            <wp:docPr id="758761972" name="Picture 1"/>
+            <wp:cNvGraphicFramePr>
+              <a:graphicFrameLocks xmlns:a="http://schemas.openxmlformats.org/drawingml/2006/main" noChangeAspect="1"/>
+            </wp:cNvGraphicFramePr>
+            <a:graphic xmlns:a="http://schemas.openxmlformats.org/drawingml/2006/main">
+              <a:graphicData uri="http://schemas.openxmlformats.org/drawingml/2006/picture">
+                <pic:pic xmlns:pic="http://schemas.openxmlformats.org/drawingml/2006/picture">
+                  <pic:nvPicPr>
+                    <pic:cNvPr id="758761972" name=""/>
+                    <pic:cNvPicPr/>
+                  </pic:nvPicPr>
+                  <pic:blipFill>
+                    <a:blip r:embed="rId21"/>
+                    <a:stretch>
+                      <a:fillRect/>
+                    </a:stretch>
+                  </pic:blipFill>
+                  <pic:spPr>
+                    <a:xfrm>
+                      <a:off x="0" y="0"/>
+                      <a:ext cx="5278120" cy="2898140"/>
+                    </a:xfrm>
+                    <a:prstGeom prst="rect">
+                      <a:avLst/>
+                    </a:prstGeom>
+                  </pic:spPr>
+                </pic:pic>
+              </a:graphicData>
+            </a:graphic>
+          </wp:inline>
+        </w:drawing>
+      </w:r>
+    </w:p>
+    <w:p>
+      <w:pPr>
+        <w:ind w:left="576"/>
+      </w:pPr>
+    </w:p>
+    <w:p>
+      <w:pPr>
+        <w:ind w:left="576"/>
+      </w:pPr>
+      <w:r>
+        <w:tab/>
+      </w:r>
+      <w:r>
+        <w:rPr>
+          <w:sz w:val="20"/>
+          <w:szCs w:val="20"/>
+        </w:rPr>
+        <w:t>3.2.</w:t>
+      </w:r>
+      <w:r>
+        <w:rPr>
+          <w:sz w:val="20"/>
+          <w:szCs w:val="20"/>
+        </w:rPr>
+        <w:t>3</w:t>
+      </w:r>
+      <w:r>
+        <w:rPr>
+          <w:sz w:val="20"/>
+          <w:szCs w:val="20"/>
+        </w:rPr>
+        <w:t xml:space="preserve">.1 Custom </w:t>
+      </w:r>
+      <w:r>
+        <w:rPr>
+          <w:sz w:val="20"/>
+          <w:szCs w:val="20"/>
+        </w:rPr>
+        <w:t>Battery Charging Circuit Footprint + Symbol</w:t>
+      </w:r>
+    </w:p>
+    <w:p>
+      <w:pPr>
+        <w:ind w:left="576"/>
+      </w:pPr>
+      <w:r>
+        <w:tab/>
+      </w:r>
+      <w:r>
+        <w:tab/>
+      </w:r>
+      <w:r>
+        <w:tab/>
+      </w:r>
+    </w:p>
+    <w:p>
+      <w:pPr>
+        <w:ind w:left="2016" w:firstLine="144"/>
+        <w:rPr>
+          <w:sz w:val="20"/>
+          <w:szCs w:val="20"/>
+        </w:rPr>
+      </w:pPr>
+      <w:r>
+        <w:rPr>
+          <w:sz w:val="20"/>
+          <w:szCs w:val="20"/>
+        </w:rPr>
+        <w:t>Symbol:</w:t>
+      </w:r>
+    </w:p>
+    <w:p>
+      <w:pPr>
+        <w:ind w:left="576"/>
+      </w:pPr>
+    </w:p>
+    <w:p>
+      <w:pPr>
+        <w:ind w:left="576"/>
+        <w:jc w:val="right"/>
+        <w:rPr>
+          <w:b/>
+          <w:bCs/>
+        </w:rPr>
+      </w:pPr>
+      <w:r>
+        <w:rPr>
+          <w:b/>
+          <w:bCs/>
+        </w:rPr>
+        <w:drawing>
+          <wp:inline distT="0" distB="0" distL="0" distR="0" wp14:anchorId="2AE6872B" wp14:editId="5448B289">
+            <wp:extent cx="3261360" cy="1835104"/>
+            <wp:effectExtent l="0" t="0" r="0" b="0"/>
+            <wp:docPr id="1860298494" name="Picture 1"/>
+            <wp:cNvGraphicFramePr>
+              <a:graphicFrameLocks xmlns:a="http://schemas.openxmlformats.org/drawingml/2006/main" noChangeAspect="1"/>
+            </wp:cNvGraphicFramePr>
+            <a:graphic xmlns:a="http://schemas.openxmlformats.org/drawingml/2006/main">
+              <a:graphicData uri="http://schemas.openxmlformats.org/drawingml/2006/picture">
+                <pic:pic xmlns:pic="http://schemas.openxmlformats.org/drawingml/2006/picture">
+                  <pic:nvPicPr>
+                    <pic:cNvPr id="1860298494" name=""/>
+                    <pic:cNvPicPr/>
+                  </pic:nvPicPr>
+                  <pic:blipFill>
+                    <a:blip r:embed="rId22"/>
+                    <a:stretch>
+                      <a:fillRect/>
+                    </a:stretch>
+                  </pic:blipFill>
+                  <pic:spPr>
+                    <a:xfrm>
+                      <a:off x="0" y="0"/>
+                      <a:ext cx="3266411" cy="1837946"/>
+                    </a:xfrm>
+                    <a:prstGeom prst="rect">
+                      <a:avLst/>
+                    </a:prstGeom>
+                  </pic:spPr>
+                </pic:pic>
+              </a:graphicData>
+            </a:graphic>
+          </wp:inline>
+        </w:drawing>
+      </w:r>
+    </w:p>
+    <w:p>
+      <w:pPr>
+        <w:ind w:left="576"/>
+        <w:rPr>
+          <w:b/>
+          <w:bCs/>
+        </w:rPr>
+      </w:pPr>
+      <w:r>
+        <w:rPr>
+          <w:b/>
+          <w:bCs/>
+        </w:rPr>
+        <w:tab/>
+      </w:r>
+      <w:r>
+        <w:rPr>
+          <w:b/>
+          <w:bCs/>
+        </w:rPr>
+        <w:tab/>
+      </w:r>
+      <w:r>
+        <w:rPr>
+          <w:b/>
+          <w:bCs/>
+        </w:rPr>
+        <w:tab/>
+      </w:r>
+      <w:r>
+        <w:rPr>
+          <w:sz w:val="20"/>
+          <w:szCs w:val="20"/>
+        </w:rPr>
+        <w:t>Footprint:</w:t>
+      </w:r>
+    </w:p>
+    <w:p>
+      <w:pPr>
+        <w:ind w:left="576"/>
+        <w:jc w:val="right"/>
+        <w:rPr>
+          <w:b/>
+          <w:bCs/>
+        </w:rPr>
+      </w:pPr>
+      <w:r>
+        <w:rPr>
+          <w:b/>
+          <w:bCs/>
+        </w:rPr>
+        <w:drawing>
+          <wp:inline distT="0" distB="0" distL="0" distR="0" wp14:anchorId="2C94569F" wp14:editId="69EE5F9C">
+            <wp:extent cx="2583180" cy="2745941"/>
+            <wp:effectExtent l="0" t="0" r="7620" b="0"/>
+            <wp:docPr id="1037005214" name="Picture 1"/>
+            <wp:cNvGraphicFramePr>
+              <a:graphicFrameLocks xmlns:a="http://schemas.openxmlformats.org/drawingml/2006/main" noChangeAspect="1"/>
+            </wp:cNvGraphicFramePr>
+            <a:graphic xmlns:a="http://schemas.openxmlformats.org/drawingml/2006/main">
+              <a:graphicData uri="http://schemas.openxmlformats.org/drawingml/2006/picture">
+                <pic:pic xmlns:pic="http://schemas.openxmlformats.org/drawingml/2006/picture">
+                  <pic:nvPicPr>
+                    <pic:cNvPr id="1037005214" name=""/>
+                    <pic:cNvPicPr/>
+                  </pic:nvPicPr>
+                  <pic:blipFill>
+                    <a:blip r:embed="rId23"/>
+                    <a:stretch>
+                      <a:fillRect/>
+                    </a:stretch>
+                  </pic:blipFill>
+                  <pic:spPr>
+                    <a:xfrm>
+                      <a:off x="0" y="0"/>
+                      <a:ext cx="2593764" cy="2757192"/>
+                    </a:xfrm>
+                    <a:prstGeom prst="rect">
+                      <a:avLst/>
+                    </a:prstGeom>
+                  </pic:spPr>
+                </pic:pic>
+              </a:graphicData>
+            </a:graphic>
+          </wp:inline>
+        </w:drawing>
+      </w:r>
+    </w:p>
+    <w:p>
+      <w:pPr>
+        <w:ind w:left="576"/>
+      </w:pPr>
+    </w:p>
+    <w:p>
+      <w:pPr>
+        <w:ind w:left="576"/>
+      </w:pPr>
+    </w:p>
+    <w:p>
+      <w:pPr>
+        <w:ind w:left="576"/>
+        <w:rPr>
+          <w:sz w:val="22"/>
+          <w:szCs w:val="22"/>
+        </w:rPr>
+      </w:pPr>
+      <w:r>
+        <w:rPr>
+          <w:sz w:val="22"/>
+          <w:szCs w:val="22"/>
+        </w:rPr>
+        <w:lastRenderedPageBreak/>
+        <w:t>3.2.</w:t>
+      </w:r>
+      <w:r>
+        <w:rPr>
+          <w:sz w:val="22"/>
+          <w:szCs w:val="22"/>
+        </w:rPr>
+        <w:t>4</w:t>
+      </w:r>
+      <w:r>
+        <w:rPr>
+          <w:sz w:val="22"/>
+          <w:szCs w:val="22"/>
+        </w:rPr>
+        <w:t xml:space="preserve"> </w:t>
+      </w:r>
+      <w:r>
+        <w:rPr>
+          <w:sz w:val="22"/>
+          <w:szCs w:val="22"/>
+        </w:rPr>
+        <w:t xml:space="preserve">Initial </w:t>
+      </w:r>
+      <w:r>
+        <w:rPr>
+          <w:sz w:val="22"/>
+          <w:szCs w:val="22"/>
+        </w:rPr>
+        <w:t>Board</w:t>
+      </w:r>
+      <w:r>
+        <w:rPr>
+          <w:sz w:val="22"/>
+          <w:szCs w:val="22"/>
+        </w:rPr>
+        <w:t xml:space="preserve"> Design</w:t>
+      </w:r>
+    </w:p>
+    <w:p>
+      <w:pPr>
+        <w:ind w:left="576"/>
+      </w:pPr>
+      <w:r>
+        <w:tab/>
+      </w:r>
+      <w:r>
+        <w:tab/>
+      </w:r>
+    </w:p>
+    <w:p>
+      <w:pPr>
+        <w:ind w:left="576"/>
+      </w:pPr>
+    </w:p>
+    <w:p>
+      <w:pPr>
+        <w:ind w:left="576"/>
+        <w:rPr>
+          <w:sz w:val="22"/>
+          <w:szCs w:val="22"/>
+        </w:rPr>
+      </w:pPr>
+      <w:r>
+        <w:rPr>
+          <w:sz w:val="22"/>
+          <w:szCs w:val="22"/>
+        </w:rPr>
+        <w:t>3.2.</w:t>
+      </w:r>
+      <w:r>
+        <w:rPr>
+          <w:sz w:val="22"/>
+          <w:szCs w:val="22"/>
+        </w:rPr>
+        <w:t>5</w:t>
+      </w:r>
+      <w:r>
+        <w:rPr>
+          <w:sz w:val="22"/>
+          <w:szCs w:val="22"/>
+        </w:rPr>
+        <w:t xml:space="preserve"> Final Board </w:t>
+      </w:r>
+      <w:r>
+        <w:rPr>
+          <w:sz w:val="22"/>
+          <w:szCs w:val="22"/>
+        </w:rPr>
+        <w:t>Design</w:t>
+      </w:r>
+    </w:p>
+    <w:p>
+      <w:pPr>
+        <w:ind w:left="576"/>
+      </w:pPr>
+    </w:p>
+    <w:p>
+      <w:pPr>
+        <w:ind w:left="576"/>
+      </w:pPr>
+      <w:r>
+        <w:drawing>
+          <wp:inline distT="0" distB="0" distL="0" distR="0" wp14:anchorId="159571D4" wp14:editId="3A32BCBE">
+            <wp:extent cx="5278120" cy="2474595"/>
+            <wp:effectExtent l="0" t="0" r="0" b="1905"/>
+            <wp:docPr id="1648082994" name="Picture 1"/>
+            <wp:cNvGraphicFramePr>
+              <a:graphicFrameLocks xmlns:a="http://schemas.openxmlformats.org/drawingml/2006/main" noChangeAspect="1"/>
+            </wp:cNvGraphicFramePr>
+            <a:graphic xmlns:a="http://schemas.openxmlformats.org/drawingml/2006/main">
+              <a:graphicData uri="http://schemas.openxmlformats.org/drawingml/2006/picture">
+                <pic:pic xmlns:pic="http://schemas.openxmlformats.org/drawingml/2006/picture">
+                  <pic:nvPicPr>
+                    <pic:cNvPr id="1648082994" name=""/>
+                    <pic:cNvPicPr/>
+                  </pic:nvPicPr>
+                  <pic:blipFill>
+                    <a:blip r:embed="rId24"/>
+                    <a:stretch>
+                      <a:fillRect/>
+                    </a:stretch>
+                  </pic:blipFill>
+                  <pic:spPr>
+                    <a:xfrm>
+                      <a:off x="0" y="0"/>
+                      <a:ext cx="5278120" cy="2474595"/>
+                    </a:xfrm>
+                    <a:prstGeom prst="rect">
+                      <a:avLst/>
+                    </a:prstGeom>
+                  </pic:spPr>
+                </pic:pic>
+              </a:graphicData>
+            </a:graphic>
+          </wp:inline>
+        </w:drawing>
+      </w:r>
+    </w:p>
+    <w:p>
+      <w:pPr>
+        <w:ind w:left="576"/>
+      </w:pPr>
+    </w:p>
+    <w:p>
+      <w:pPr>
+        <w:ind w:left="576"/>
+      </w:pPr>
+    </w:p>
+    <w:p>
+      <w:pPr>
+        <w:ind w:left="576"/>
+      </w:pPr>
+    </w:p>
+    <w:p>
+      <w:pPr>
+        <w:pStyle w:val="Heading2"/>
+      </w:pPr>
+      <w:bookmarkStart w:id="28" w:name="_Toc228432783"/>
+      <w:r>
+        <w:t>Software Design</w:t>
+      </w:r>
+      <w:bookmarkEnd w:id="28"/>
+    </w:p>
+    <w:p/>
+    <w:p>
+      <w:pPr>
+        <w:ind w:left="576"/>
+      </w:pPr>
+      <w:r>
+        <w:t>The project</w:t>
+      </w:r>
+      <w:r>
+        <w:t xml:space="preserve"> contains aspects such as: </w:t>
+      </w:r>
+    </w:p>
+    <w:p>
+      <w:pPr>
+        <w:pStyle w:val="Heading2"/>
+      </w:pPr>
+      <w:bookmarkStart w:id="29" w:name="_Toc228432784"/>
+      <w:r>
+        <w:t>Data Structures</w:t>
+      </w:r>
+      <w:bookmarkEnd w:id="29"/>
+    </w:p>
+    <w:p>
+      <w:r>
+        <w:t>If applicable, explain how data is stored or processed (e.g., arrays, buffers, or specific algorithms).</w:t>
+      </w:r>
+    </w:p>
+    <w:p>
+      <w:pPr>
+        <w:pStyle w:val="Heading2"/>
+      </w:pPr>
+      <w:bookmarkStart w:id="30" w:name="_Toc228432785"/>
+      <w:r>
+        <w:t>Trade-off Analysis</w:t>
+      </w:r>
       <w:bookmarkEnd w:id="30"/>
-    </w:p>
-    <w:p/>
-    <w:p>
-      <w:pPr>
-        <w:pStyle w:val="Heading2"/>
-      </w:pPr>
-      <w:bookmarkStart w:id="31" w:name="_Toc227074819"/>
-      <w:r>
-        <w:t>Software Design</w:t>
-      </w:r>
-      <w:bookmarkEnd w:id="31"/>
-    </w:p>
-    <w:p>
-      <w:r>
-        <w:t>Describe your logic. Use Software Flow Diagrams to visuali</w:t>
-      </w:r>
-      <w:r>
-        <w:t>s</w:t>
-      </w:r>
-      <w:r>
-        <w:t>e the program's execution path.</w:t>
-      </w:r>
-    </w:p>
-    <w:p>
-      <w:pPr>
-        <w:pStyle w:val="Heading2"/>
-      </w:pPr>
-      <w:bookmarkStart w:id="32" w:name="_Toc227074820"/>
-      <w:r>
-        <w:t>Data Structures</w:t>
-      </w:r>
-      <w:bookmarkEnd w:id="32"/>
-    </w:p>
-    <w:p>
-      <w:r>
-        <w:t>If applicable, explain how data is stored or processed (e.g., arrays, buffers, or specific algorithms).</w:t>
-      </w:r>
-    </w:p>
-    <w:p>
-      <w:pPr>
-        <w:pStyle w:val="Heading2"/>
-      </w:pPr>
-      <w:bookmarkStart w:id="33" w:name="_Toc227074821"/>
-      <w:r>
-        <w:t>Trade-off Analysis</w:t>
-      </w:r>
-      <w:bookmarkEnd w:id="33"/>
     </w:p>
     <w:p>
       <w:r>
@@ -4424,83 +5079,92 @@
         <w:keepNext w:val="0"/>
         <w:widowControl w:val="0"/>
       </w:pPr>
-      <w:bookmarkStart w:id="34" w:name="_Toc227073073"/>
-      <w:bookmarkStart w:id="35" w:name="_Toc227074822"/>
+      <w:bookmarkStart w:id="31" w:name="_Toc227073073"/>
+      <w:bookmarkStart w:id="32" w:name="_Toc228432786"/>
       <w:r>
         <w:t>Project Construction and Testing</w:t>
       </w:r>
+      <w:bookmarkEnd w:id="31"/>
+      <w:bookmarkEnd w:id="32"/>
+    </w:p>
+    <w:p>
+      <w:pPr>
+        <w:pStyle w:val="Heading2"/>
+      </w:pPr>
+      <w:bookmarkStart w:id="33" w:name="_Toc227073074"/>
+      <w:bookmarkStart w:id="34" w:name="_Toc228432787"/>
+      <w:r>
+        <w:t>Construction</w:t>
+      </w:r>
+      <w:bookmarkEnd w:id="33"/>
       <w:bookmarkEnd w:id="34"/>
+      <w:r>
+        <w:t xml:space="preserve"> </w:t>
+      </w:r>
+    </w:p>
+    <w:p>
+      <w:r>
+        <w:t>Document the physical build process, including any PCB fabrication or specialized soldering.</w:t>
+      </w:r>
+    </w:p>
+    <w:p>
+      <w:r>
+        <w:drawing>
+          <wp:inline distT="0" distB="0" distL="0" distR="0" wp14:anchorId="7E16E355" wp14:editId="5782D927">
+            <wp:extent cx="2355418" cy="2392561"/>
+            <wp:effectExtent l="0" t="0" r="6985" b="8255"/>
+            <wp:docPr id="1544549110" name="Picture 1"/>
+            <wp:cNvGraphicFramePr>
+              <a:graphicFrameLocks xmlns:a="http://schemas.openxmlformats.org/drawingml/2006/main" noChangeAspect="1"/>
+            </wp:cNvGraphicFramePr>
+            <a:graphic xmlns:a="http://schemas.openxmlformats.org/drawingml/2006/main">
+              <a:graphicData uri="http://schemas.openxmlformats.org/drawingml/2006/picture">
+                <pic:pic xmlns:pic="http://schemas.openxmlformats.org/drawingml/2006/picture">
+                  <pic:nvPicPr>
+                    <pic:cNvPr id="1544549110" name=""/>
+                    <pic:cNvPicPr/>
+                  </pic:nvPicPr>
+                  <pic:blipFill rotWithShape="1">
+                    <a:blip r:embed="rId25"/>
+                    <a:srcRect l="4587" t="3110" r="17093" b="3398"/>
+                    <a:stretch>
+                      <a:fillRect/>
+                    </a:stretch>
+                  </pic:blipFill>
+                  <pic:spPr bwMode="auto">
+                    <a:xfrm>
+                      <a:off x="0" y="0"/>
+                      <a:ext cx="2367897" cy="2405237"/>
+                    </a:xfrm>
+                    <a:prstGeom prst="rect">
+                      <a:avLst/>
+                    </a:prstGeom>
+                    <a:ln>
+                      <a:noFill/>
+                    </a:ln>
+                    <a:extLst>
+                      <a:ext uri="{53640926-AAD7-44D8-BBD7-CCE9431645EC}">
+                        <a14:shadowObscured xmlns:a14="http://schemas.microsoft.com/office/drawing/2010/main"/>
+                      </a:ext>
+                    </a:extLst>
+                  </pic:spPr>
+                </pic:pic>
+              </a:graphicData>
+            </a:graphic>
+          </wp:inline>
+        </w:drawing>
+      </w:r>
+    </w:p>
+    <w:p/>
+    <w:p>
+      <w:pPr>
+        <w:pStyle w:val="Heading2"/>
+      </w:pPr>
+      <w:bookmarkStart w:id="35" w:name="_Toc228432788"/>
+      <w:r>
+        <w:t>Results and Analysis</w:t>
+      </w:r>
       <w:bookmarkEnd w:id="35"/>
-    </w:p>
-    <w:p>
-      <w:pPr>
-        <w:pStyle w:val="Heading2"/>
-      </w:pPr>
-      <w:bookmarkStart w:id="36" w:name="_Toc227073074"/>
-      <w:bookmarkStart w:id="37" w:name="_Toc227074823"/>
-      <w:r>
-        <w:t>Construction</w:t>
-      </w:r>
-      <w:bookmarkEnd w:id="36"/>
-      <w:bookmarkEnd w:id="37"/>
-      <w:r>
-        <w:t xml:space="preserve"> </w:t>
-      </w:r>
-    </w:p>
-    <w:p>
-      <w:r>
-        <w:t>Document the physical build process, including any PCB fabrication or specialized soldering.</w:t>
-      </w:r>
-    </w:p>
-    <w:p>
-      <w:pPr>
-        <w:pStyle w:val="Heading2"/>
-      </w:pPr>
-      <w:bookmarkStart w:id="38" w:name="_Toc227074824"/>
-      <w:r>
-        <w:t>Testing Procedure</w:t>
-      </w:r>
-      <w:bookmarkEnd w:id="38"/>
-    </w:p>
-    <w:p>
-      <w:r>
-        <w:t>Break this into Unit Testing (testing individual sensors/functions) and Integration Testing (testing the system as a whole)</w:t>
-      </w:r>
-      <w:r>
-        <w:t>.</w:t>
-      </w:r>
-    </w:p>
-    <w:p>
-      <w:pPr>
-        <w:pStyle w:val="Heading2"/>
-      </w:pPr>
-      <w:bookmarkStart w:id="39" w:name="_Toc227073077"/>
-      <w:bookmarkStart w:id="40" w:name="_Toc227074825"/>
-      <w:r>
-        <w:t>Fault Tree</w:t>
-      </w:r>
-      <w:bookmarkEnd w:id="39"/>
-      <w:bookmarkEnd w:id="40"/>
-    </w:p>
-    <w:p>
-      <w:r>
-        <w:t>Use a Fault Tree Analysis (FTA) to show how you diagnosed potential system failures.</w:t>
-      </w:r>
-    </w:p>
-    <w:p>
-      <w:pPr>
-        <w:pStyle w:val="Heading2"/>
-      </w:pPr>
-      <w:bookmarkStart w:id="41" w:name="_Toc227074826"/>
-      <w:r>
-        <w:t>Results and Analysis</w:t>
-      </w:r>
-      <w:bookmarkEnd w:id="41"/>
-    </w:p>
-    <w:p>
-      <w:r>
-        <w:t>Present your data clearly. Compare your actual results against the Product Specifications listed earlier in your report.</w:t>
-      </w:r>
     </w:p>
     <w:p>
       <w:r>
@@ -4513,12 +5177,12 @@
         <w:keepNext w:val="0"/>
         <w:widowControl w:val="0"/>
       </w:pPr>
-      <w:bookmarkStart w:id="42" w:name="_Toc227074827"/>
+      <w:bookmarkStart w:id="36" w:name="_Toc228432789"/>
       <w:r>
         <w:lastRenderedPageBreak/>
         <w:t>Safety, Ethics, and Sustainability</w:t>
       </w:r>
-      <w:bookmarkEnd w:id="42"/>
+      <w:bookmarkEnd w:id="36"/>
     </w:p>
     <w:p>
       <w:pPr>
@@ -4526,11 +5190,11 @@
         <w:keepNext w:val="0"/>
         <w:widowControl w:val="0"/>
       </w:pPr>
-      <w:bookmarkStart w:id="43" w:name="_Toc227074828"/>
+      <w:bookmarkStart w:id="37" w:name="_Toc228432790"/>
       <w:r>
         <w:t>Risk Assessment</w:t>
       </w:r>
-      <w:bookmarkEnd w:id="43"/>
+      <w:bookmarkEnd w:id="37"/>
     </w:p>
     <w:p>
       <w:pPr>
@@ -4546,11 +5210,11 @@
         <w:keepNext w:val="0"/>
         <w:widowControl w:val="0"/>
       </w:pPr>
-      <w:bookmarkStart w:id="44" w:name="_Toc227074829"/>
+      <w:bookmarkStart w:id="38" w:name="_Toc228432791"/>
       <w:r>
         <w:t>Ethical Considerations</w:t>
       </w:r>
-      <w:bookmarkEnd w:id="44"/>
+      <w:bookmarkEnd w:id="38"/>
     </w:p>
     <w:p>
       <w:pPr>
@@ -4566,11 +5230,11 @@
         <w:keepNext w:val="0"/>
         <w:widowControl w:val="0"/>
       </w:pPr>
-      <w:bookmarkStart w:id="45" w:name="_Toc227074830"/>
+      <w:bookmarkStart w:id="39" w:name="_Toc228432792"/>
       <w:r>
         <w:t>Sustainability</w:t>
       </w:r>
-      <w:bookmarkEnd w:id="45"/>
+      <w:bookmarkEnd w:id="39"/>
     </w:p>
     <w:p>
       <w:pPr>
@@ -4596,30 +5260,40 @@
         <w:keepNext w:val="0"/>
         <w:widowControl w:val="0"/>
       </w:pPr>
-      <w:bookmarkStart w:id="46" w:name="_Toc227073080"/>
-      <w:bookmarkStart w:id="47" w:name="_Toc227074831"/>
+      <w:bookmarkStart w:id="40" w:name="_Toc227073080"/>
+      <w:bookmarkStart w:id="41" w:name="_Toc228432793"/>
       <w:r>
         <w:lastRenderedPageBreak/>
         <w:t>Conclusions and Recommendations</w:t>
       </w:r>
-      <w:bookmarkEnd w:id="46"/>
-      <w:bookmarkEnd w:id="47"/>
-    </w:p>
+      <w:bookmarkEnd w:id="40"/>
+      <w:bookmarkEnd w:id="41"/>
+    </w:p>
+    <w:p>
+      <w:r>
+        <w:t xml:space="preserve">My final product shows the essential structure and components needed for a </w:t>
+      </w:r>
+      <w:r>
+        <w:t xml:space="preserve">IoT-based </w:t>
+      </w:r>
+      <w:r>
+        <w:t>RFID</w:t>
+      </w:r>
+      <w:r>
+        <w:t xml:space="preserve"> item logging </w:t>
+      </w:r>
+      <w:r>
+        <w:t>device;</w:t>
+      </w:r>
+      <w:r>
+        <w:t xml:space="preserve"> however further software considerations must be met.</w:t>
+      </w:r>
+    </w:p>
+    <w:p/>
     <w:p>
       <w:pPr>
         <w:widowControl w:val="0"/>
       </w:pPr>
-      <w:r>
-        <w:t xml:space="preserve">[You should draw conclusions from the work you have done on your project over the year and any recommendations for improvements etc if work were </w:t>
-      </w:r>
-      <w:proofErr w:type="gramStart"/>
-      <w:r>
-        <w:t>continuing on</w:t>
-      </w:r>
-      <w:proofErr w:type="gramEnd"/>
-      <w:r>
-        <w:t xml:space="preserve"> it.]</w:t>
-      </w:r>
     </w:p>
     <w:p>
       <w:r>
@@ -4630,14 +5304,14 @@
       <w:pPr>
         <w:pStyle w:val="HeadingNN"/>
       </w:pPr>
-      <w:bookmarkStart w:id="48" w:name="_Toc227073081"/>
-      <w:bookmarkStart w:id="49" w:name="_Toc227074832"/>
+      <w:bookmarkStart w:id="42" w:name="_Toc227073081"/>
+      <w:bookmarkStart w:id="43" w:name="_Toc228432794"/>
       <w:r>
         <w:lastRenderedPageBreak/>
         <w:t>References</w:t>
       </w:r>
-      <w:bookmarkEnd w:id="48"/>
-      <w:bookmarkEnd w:id="49"/>
+      <w:bookmarkEnd w:id="42"/>
+      <w:bookmarkEnd w:id="43"/>
     </w:p>
     <w:p>
       <w:pPr>
@@ -4688,6 +5362,7 @@
         </w:rPr>
       </w:pPr>
     </w:p>
+    <w:bookmarkStart w:id="44" w:name="_Toc228432795" w:displacedByCustomXml="next"/>
     <w:sdt>
       <w:sdtPr>
         <w:id w:val="-1463338298"/>
@@ -4712,6 +5387,7 @@
           <w:r>
             <w:t>References</w:t>
           </w:r>
+          <w:bookmarkEnd w:id="44"/>
         </w:p>
         <w:sdt>
           <w:sdtPr>
@@ -5169,14 +5845,14 @@
       <w:pPr>
         <w:pStyle w:val="HeadingNN"/>
       </w:pPr>
-      <w:bookmarkStart w:id="50" w:name="_Toc227073082"/>
-      <w:bookmarkStart w:id="51" w:name="_Toc227074833"/>
+      <w:bookmarkStart w:id="45" w:name="_Toc227073082"/>
+      <w:bookmarkStart w:id="46" w:name="_Toc228432796"/>
       <w:r>
         <w:lastRenderedPageBreak/>
         <w:t>Appendix</w:t>
       </w:r>
-      <w:bookmarkEnd w:id="50"/>
-      <w:bookmarkEnd w:id="51"/>
+      <w:bookmarkEnd w:id="45"/>
+      <w:bookmarkEnd w:id="46"/>
     </w:p>
     <w:p>
       <w:pPr>
@@ -5303,14 +5979,14 @@
       <w:pPr>
         <w:pStyle w:val="HeadingNN"/>
       </w:pPr>
-      <w:bookmarkStart w:id="52" w:name="_Toc227073083"/>
-      <w:bookmarkStart w:id="53" w:name="_Toc227074834"/>
+      <w:bookmarkStart w:id="47" w:name="_Toc227073083"/>
+      <w:bookmarkStart w:id="48" w:name="_Toc228432797"/>
       <w:r>
         <w:lastRenderedPageBreak/>
         <w:t>Timetable</w:t>
       </w:r>
-      <w:bookmarkEnd w:id="52"/>
-      <w:bookmarkEnd w:id="53"/>
+      <w:bookmarkEnd w:id="47"/>
+      <w:bookmarkEnd w:id="48"/>
       <w:r>
         <w:t xml:space="preserve"> </w:t>
       </w:r>
@@ -5335,7 +6011,7 @@
       </w:pPr>
     </w:p>
     <w:sectPr>
-      <w:headerReference w:type="first" r:id="rId17"/>
+      <w:headerReference w:type="first" r:id="rId26"/>
       <w:pgSz w:w="11906" w:h="16838"/>
       <w:pgMar w:top="1440" w:right="1797" w:bottom="1440" w:left="1797" w:header="720" w:footer="720" w:gutter="0"/>
       <w:pgNumType w:start="0"/>
@@ -5492,22 +6168,6 @@
     <w:p>
       <w:r>
         <w:continuationSeparator/>
-      </w:r>
-    </w:p>
-  </w:footnote>
-  <w:footnote w:id="1">
-    <w:p>
-      <w:pPr>
-        <w:pStyle w:val="FootnoteText"/>
-      </w:pPr>
-      <w:r>
-        <w:rPr>
-          <w:rStyle w:val="FootnoteReference"/>
-        </w:rPr>
-        <w:footnoteRef/>
-      </w:r>
-      <w:r>
-        <w:t xml:space="preserve"> </w:t>
       </w:r>
     </w:p>
   </w:footnote>
@@ -7533,8 +8193,10 @@
     <w:lsdException w:name="toc 8" w:uiPriority="39"/>
     <w:lsdException w:name="toc 9" w:uiPriority="39"/>
     <w:lsdException w:name="caption" w:semiHidden="1" w:unhideWhenUsed="1" w:qFormat="1"/>
+    <w:lsdException w:name="table of figures" w:uiPriority="99"/>
     <w:lsdException w:name="Title" w:qFormat="1"/>
     <w:lsdException w:name="Subtitle" w:qFormat="1"/>
+    <w:lsdException w:name="Hyperlink" w:uiPriority="99"/>
     <w:lsdException w:name="Strong" w:qFormat="1"/>
     <w:lsdException w:name="Emphasis" w:qFormat="1"/>
     <w:lsdException w:name="Normal Table" w:semiHidden="1" w:unhideWhenUsed="1"/>
@@ -8006,7 +8668,6 @@
   <w:style w:type="character" w:default="1" w:styleId="DefaultParagraphFont">
     <w:name w:val="Default Paragraph Font"/>
     <w:uiPriority w:val="1"/>
-    <w:semiHidden/>
     <w:unhideWhenUsed/>
   </w:style>
   <w:style w:type="table" w:default="1" w:styleId="TableNormal">
@@ -8066,6 +8727,7 @@
   </w:style>
   <w:style w:type="character" w:styleId="Hyperlink">
     <w:name w:val="Hyperlink"/>
+    <w:uiPriority w:val="99"/>
     <w:rPr>
       <w:color w:val="0000FF"/>
       <w:u w:val="single"/>
@@ -8162,8 +8824,7 @@
     <w:name w:val="table of figures"/>
     <w:basedOn w:val="Normal"/>
     <w:next w:val="Normal"/>
-    <w:uiPriority w:val="1"/>
-    <w:semiHidden/>
+    <w:uiPriority w:val="99"/>
     <w:pPr>
       <w:ind w:left="480" w:hanging="480"/>
     </w:pPr>

--- a/B00166007_H3024 Project 2 Report 2026.docx
+++ b/B00166007_H3024 Project 2 Report 2026.docx
@@ -468,7 +468,7 @@
         <w:pStyle w:val="HeadingNN"/>
       </w:pPr>
       <w:bookmarkStart w:id="0" w:name="_Toc227073053"/>
-      <w:bookmarkStart w:id="1" w:name="_Toc228432766"/>
+      <w:bookmarkStart w:id="1" w:name="_Toc228435108"/>
       <w:r>
         <w:t>Declaration</w:t>
       </w:r>
@@ -670,7 +670,7 @@
         <w:pStyle w:val="HeadingNN"/>
       </w:pPr>
       <w:bookmarkStart w:id="2" w:name="_Toc227073054"/>
-      <w:bookmarkStart w:id="3" w:name="_Toc228432767"/>
+      <w:bookmarkStart w:id="3" w:name="_Toc228435109"/>
       <w:r>
         <w:lastRenderedPageBreak/>
         <w:t>Abstract</w:t>
@@ -758,7 +758,7 @@
         <w:pStyle w:val="HeadingNN"/>
       </w:pPr>
       <w:bookmarkStart w:id="4" w:name="_Toc227073055"/>
-      <w:bookmarkStart w:id="5" w:name="_Toc228432768"/>
+      <w:bookmarkStart w:id="5" w:name="_Toc228435110"/>
       <w:r>
         <w:t>Acknowledgements</w:t>
       </w:r>
@@ -975,7 +975,7 @@
         <w:pStyle w:val="HeadingNN"/>
       </w:pPr>
       <w:bookmarkStart w:id="6" w:name="_Toc227073056"/>
-      <w:bookmarkStart w:id="7" w:name="_Toc228432769"/>
+      <w:bookmarkStart w:id="7" w:name="_Toc228435111"/>
       <w:r>
         <w:lastRenderedPageBreak/>
         <w:t>Table of Contents</w:t>
@@ -1031,7 +1031,7 @@
           <w:noProof/>
           <w:webHidden/>
         </w:rPr>
-        <w:instrText xml:space="preserve"> PAGEREF _Toc228432766 \h </w:instrText>
+        <w:instrText xml:space="preserve"> PAGEREF _Toc228435108 \h </w:instrText>
       </w:r>
       <w:r>
         <w:rPr>
@@ -1100,7 +1100,7 @@
           <w:noProof/>
           <w:webHidden/>
         </w:rPr>
-        <w:instrText xml:space="preserve"> PAGEREF _Toc228432767 \h </w:instrText>
+        <w:instrText xml:space="preserve"> PAGEREF _Toc228435109 \h </w:instrText>
       </w:r>
       <w:r>
         <w:rPr>
@@ -1169,7 +1169,7 @@
           <w:noProof/>
           <w:webHidden/>
         </w:rPr>
-        <w:instrText xml:space="preserve"> PAGEREF _Toc228432768 \h </w:instrText>
+        <w:instrText xml:space="preserve"> PAGEREF _Toc228435110 \h </w:instrText>
       </w:r>
       <w:r>
         <w:rPr>
@@ -1189,7 +1189,7 @@
           <w:noProof/>
           <w:webHidden/>
         </w:rPr>
-        <w:t>iv</w:t>
+        <w:t>iii</w:t>
       </w:r>
       <w:r>
         <w:rPr>
@@ -1238,7 +1238,7 @@
           <w:noProof/>
           <w:webHidden/>
         </w:rPr>
-        <w:instrText xml:space="preserve"> PAGEREF _Toc228432769 \h </w:instrText>
+        <w:instrText xml:space="preserve"> PAGEREF _Toc228435111 \h </w:instrText>
       </w:r>
       <w:r>
         <w:rPr>
@@ -1258,7 +1258,7 @@
           <w:noProof/>
           <w:webHidden/>
         </w:rPr>
-        <w:t>v</w:t>
+        <w:t>iv</w:t>
       </w:r>
       <w:r>
         <w:rPr>
@@ -1307,7 +1307,7 @@
           <w:noProof/>
           <w:webHidden/>
         </w:rPr>
-        <w:instrText xml:space="preserve"> PAGEREF _Toc228432770 \h </w:instrText>
+        <w:instrText xml:space="preserve"> PAGEREF _Toc228435112 \h </w:instrText>
       </w:r>
       <w:r>
         <w:rPr>
@@ -1327,7 +1327,7 @@
           <w:noProof/>
           <w:webHidden/>
         </w:rPr>
-        <w:t>vi</w:t>
+        <w:t>v</w:t>
       </w:r>
       <w:r>
         <w:rPr>
@@ -1376,7 +1376,7 @@
           <w:noProof/>
           <w:webHidden/>
         </w:rPr>
-        <w:instrText xml:space="preserve"> PAGEREF _Toc228432771 \h </w:instrText>
+        <w:instrText xml:space="preserve"> PAGEREF _Toc228435113 \h </w:instrText>
       </w:r>
       <w:r>
         <w:rPr>
@@ -1396,7 +1396,7 @@
           <w:noProof/>
           <w:webHidden/>
         </w:rPr>
-        <w:t>vii</w:t>
+        <w:t>vi</w:t>
       </w:r>
       <w:r>
         <w:rPr>
@@ -1424,7 +1424,7 @@
         <w:rPr>
           <w:noProof/>
         </w:rPr>
-        <w:t>List of Tables</w:t>
+        <w:t>List of tables</w:t>
       </w:r>
       <w:r>
         <w:rPr>
@@ -1445,7 +1445,7 @@
           <w:noProof/>
           <w:webHidden/>
         </w:rPr>
-        <w:instrText xml:space="preserve"> PAGEREF _Toc228432772 \h </w:instrText>
+        <w:instrText xml:space="preserve"> PAGEREF _Toc228435114 \h </w:instrText>
       </w:r>
       <w:r>
         <w:rPr>
@@ -1465,7 +1465,7 @@
           <w:noProof/>
           <w:webHidden/>
         </w:rPr>
-        <w:t>viii</w:t>
+        <w:t>vi</w:t>
       </w:r>
       <w:r>
         <w:rPr>
@@ -1492,8 +1492,9 @@
       <w:r>
         <w:rPr>
           <w:noProof/>
-        </w:rPr>
-        <w:t>Product Specifications</w:t>
+          <w:lang w:val="en-US"/>
+        </w:rPr>
+        <w:t>No table of figures entries found.</w:t>
       </w:r>
       <w:r>
         <w:rPr>
@@ -1514,7 +1515,7 @@
           <w:noProof/>
           <w:webHidden/>
         </w:rPr>
-        <w:instrText xml:space="preserve"> PAGEREF _Toc228432773 \h </w:instrText>
+        <w:instrText xml:space="preserve"> PAGEREF _Toc228435115 \h </w:instrText>
       </w:r>
       <w:r>
         <w:rPr>
@@ -1534,7 +1535,7 @@
           <w:noProof/>
           <w:webHidden/>
         </w:rPr>
-        <w:t>ix</w:t>
+        <w:t>vi</w:t>
       </w:r>
       <w:r>
         <w:rPr>
@@ -1562,6 +1563,75 @@
         <w:rPr>
           <w:noProof/>
         </w:rPr>
+        <w:t>Product Specifications</w:t>
+      </w:r>
+      <w:r>
+        <w:rPr>
+          <w:noProof/>
+          <w:webHidden/>
+        </w:rPr>
+        <w:tab/>
+      </w:r>
+      <w:r>
+        <w:rPr>
+          <w:noProof/>
+          <w:webHidden/>
+        </w:rPr>
+        <w:fldChar w:fldCharType="begin"/>
+      </w:r>
+      <w:r>
+        <w:rPr>
+          <w:noProof/>
+          <w:webHidden/>
+        </w:rPr>
+        <w:instrText xml:space="preserve"> PAGEREF _Toc228435116 \h </w:instrText>
+      </w:r>
+      <w:r>
+        <w:rPr>
+          <w:noProof/>
+          <w:webHidden/>
+        </w:rPr>
+      </w:r>
+      <w:r>
+        <w:rPr>
+          <w:noProof/>
+          <w:webHidden/>
+        </w:rPr>
+        <w:fldChar w:fldCharType="separate"/>
+      </w:r>
+      <w:r>
+        <w:rPr>
+          <w:noProof/>
+          <w:webHidden/>
+        </w:rPr>
+        <w:t>vi</w:t>
+      </w:r>
+      <w:r>
+        <w:rPr>
+          <w:noProof/>
+          <w:webHidden/>
+        </w:rPr>
+        <w:fldChar w:fldCharType="end"/>
+      </w:r>
+    </w:p>
+    <w:p>
+      <w:pPr>
+        <w:pStyle w:val="TOC1"/>
+        <w:tabs>
+          <w:tab w:val="right" w:leader="dot" w:pos="8302"/>
+        </w:tabs>
+        <w:rPr>
+          <w:rFonts w:asciiTheme="minorHAnsi" w:eastAsiaTheme="minorEastAsia" w:hAnsiTheme="minorHAnsi" w:cstheme="minorBidi"/>
+          <w:noProof/>
+          <w:kern w:val="2"/>
+          <w:lang w:val="en-IE" w:eastAsia="en-IE"/>
+          <w14:ligatures w14:val="standardContextual"/>
+        </w:rPr>
+      </w:pPr>
+      <w:r>
+        <w:rPr>
+          <w:noProof/>
+        </w:rPr>
         <w:t>Executive Summary</w:t>
       </w:r>
       <w:r>
@@ -1583,7 +1653,7 @@
           <w:noProof/>
           <w:webHidden/>
         </w:rPr>
-        <w:instrText xml:space="preserve"> PAGEREF _Toc228432774 \h </w:instrText>
+        <w:instrText xml:space="preserve"> PAGEREF _Toc228435117 \h </w:instrText>
       </w:r>
       <w:r>
         <w:rPr>
@@ -1603,7 +1673,7 @@
           <w:noProof/>
           <w:webHidden/>
         </w:rPr>
-        <w:t>x</w:t>
+        <w:t>vi</w:t>
       </w:r>
       <w:r>
         <w:rPr>
@@ -1669,7 +1739,7 @@
           <w:noProof/>
           <w:webHidden/>
         </w:rPr>
-        <w:instrText xml:space="preserve"> PAGEREF _Toc228432775 \h </w:instrText>
+        <w:instrText xml:space="preserve"> PAGEREF _Toc228435118 \h </w:instrText>
       </w:r>
       <w:r>
         <w:rPr>
@@ -1755,7 +1825,7 @@
           <w:noProof/>
           <w:webHidden/>
         </w:rPr>
-        <w:instrText xml:space="preserve"> PAGEREF _Toc228432776 \h </w:instrText>
+        <w:instrText xml:space="preserve"> PAGEREF _Toc228435119 \h </w:instrText>
       </w:r>
       <w:r>
         <w:rPr>
@@ -1841,7 +1911,7 @@
           <w:noProof/>
           <w:webHidden/>
         </w:rPr>
-        <w:instrText xml:space="preserve"> PAGEREF _Toc228432777 \h </w:instrText>
+        <w:instrText xml:space="preserve"> PAGEREF _Toc228435120 \h </w:instrText>
       </w:r>
       <w:r>
         <w:rPr>
@@ -1927,7 +1997,7 @@
           <w:noProof/>
           <w:webHidden/>
         </w:rPr>
-        <w:instrText xml:space="preserve"> PAGEREF _Toc228432778 \h </w:instrText>
+        <w:instrText xml:space="preserve"> PAGEREF _Toc228435121 \h </w:instrText>
       </w:r>
       <w:r>
         <w:rPr>
@@ -2013,7 +2083,392 @@
           <w:noProof/>
           <w:webHidden/>
         </w:rPr>
-        <w:instrText xml:space="preserve"> PAGEREF _Toc228432779 \h </w:instrText>
+        <w:instrText xml:space="preserve"> PAGEREF _Toc228435122 \h </w:instrText>
+      </w:r>
+      <w:r>
+        <w:rPr>
+          <w:noProof/>
+          <w:webHidden/>
+        </w:rPr>
+      </w:r>
+      <w:r>
+        <w:rPr>
+          <w:noProof/>
+          <w:webHidden/>
+        </w:rPr>
+        <w:fldChar w:fldCharType="separate"/>
+      </w:r>
+      <w:r>
+        <w:rPr>
+          <w:noProof/>
+          <w:webHidden/>
+        </w:rPr>
+        <w:t>1</w:t>
+      </w:r>
+      <w:r>
+        <w:rPr>
+          <w:noProof/>
+          <w:webHidden/>
+        </w:rPr>
+        <w:fldChar w:fldCharType="end"/>
+      </w:r>
+    </w:p>
+    <w:p>
+      <w:pPr>
+        <w:pStyle w:val="TOC2"/>
+        <w:tabs>
+          <w:tab w:val="left" w:pos="960"/>
+          <w:tab w:val="right" w:leader="dot" w:pos="8302"/>
+        </w:tabs>
+        <w:rPr>
+          <w:rFonts w:asciiTheme="minorHAnsi" w:eastAsiaTheme="minorEastAsia" w:hAnsiTheme="minorHAnsi" w:cstheme="minorBidi"/>
+          <w:noProof/>
+          <w:kern w:val="2"/>
+          <w:lang w:val="en-IE" w:eastAsia="en-IE"/>
+          <w14:ligatures w14:val="standardContextual"/>
+        </w:rPr>
+      </w:pPr>
+      <w:r>
+        <w:rPr>
+          <w:noProof/>
+        </w:rPr>
+        <w:t>2.1</w:t>
+      </w:r>
+      <w:r>
+        <w:rPr>
+          <w:rFonts w:asciiTheme="minorHAnsi" w:eastAsiaTheme="minorEastAsia" w:hAnsiTheme="minorHAnsi" w:cstheme="minorBidi"/>
+          <w:noProof/>
+          <w:kern w:val="2"/>
+          <w:lang w:val="en-IE" w:eastAsia="en-IE"/>
+          <w14:ligatures w14:val="standardContextual"/>
+        </w:rPr>
+        <w:tab/>
+      </w:r>
+      <w:r>
+        <w:rPr>
+          <w:b/>
+          <w:noProof/>
+        </w:rPr>
+        <w:t>Instruction:</w:t>
+      </w:r>
+      <w:r>
+        <w:rPr>
+          <w:noProof/>
+        </w:rPr>
+        <w:t xml:space="preserve"> Do not just list facts. Compare and contrast.</w:t>
+      </w:r>
+      <w:r>
+        <w:rPr>
+          <w:noProof/>
+          <w:webHidden/>
+        </w:rPr>
+        <w:tab/>
+      </w:r>
+      <w:r>
+        <w:rPr>
+          <w:noProof/>
+          <w:webHidden/>
+        </w:rPr>
+        <w:fldChar w:fldCharType="begin"/>
+      </w:r>
+      <w:r>
+        <w:rPr>
+          <w:noProof/>
+          <w:webHidden/>
+        </w:rPr>
+        <w:instrText xml:space="preserve"> PAGEREF _Toc228435123 \h </w:instrText>
+      </w:r>
+      <w:r>
+        <w:rPr>
+          <w:noProof/>
+          <w:webHidden/>
+        </w:rPr>
+      </w:r>
+      <w:r>
+        <w:rPr>
+          <w:noProof/>
+          <w:webHidden/>
+        </w:rPr>
+        <w:fldChar w:fldCharType="separate"/>
+      </w:r>
+      <w:r>
+        <w:rPr>
+          <w:noProof/>
+          <w:webHidden/>
+        </w:rPr>
+        <w:t>1</w:t>
+      </w:r>
+      <w:r>
+        <w:rPr>
+          <w:noProof/>
+          <w:webHidden/>
+        </w:rPr>
+        <w:fldChar w:fldCharType="end"/>
+      </w:r>
+    </w:p>
+    <w:p>
+      <w:pPr>
+        <w:pStyle w:val="TOC2"/>
+        <w:tabs>
+          <w:tab w:val="left" w:pos="960"/>
+          <w:tab w:val="right" w:leader="dot" w:pos="8302"/>
+        </w:tabs>
+        <w:rPr>
+          <w:rFonts w:asciiTheme="minorHAnsi" w:eastAsiaTheme="minorEastAsia" w:hAnsiTheme="minorHAnsi" w:cstheme="minorBidi"/>
+          <w:noProof/>
+          <w:kern w:val="2"/>
+          <w:lang w:val="en-IE" w:eastAsia="en-IE"/>
+          <w14:ligatures w14:val="standardContextual"/>
+        </w:rPr>
+      </w:pPr>
+      <w:r>
+        <w:rPr>
+          <w:noProof/>
+        </w:rPr>
+        <w:t>2.2</w:t>
+      </w:r>
+      <w:r>
+        <w:rPr>
+          <w:rFonts w:asciiTheme="minorHAnsi" w:eastAsiaTheme="minorEastAsia" w:hAnsiTheme="minorHAnsi" w:cstheme="minorBidi"/>
+          <w:noProof/>
+          <w:kern w:val="2"/>
+          <w:lang w:val="en-IE" w:eastAsia="en-IE"/>
+          <w14:ligatures w14:val="standardContextual"/>
+        </w:rPr>
+        <w:tab/>
+      </w:r>
+      <w:r>
+        <w:rPr>
+          <w:b/>
+          <w:noProof/>
+        </w:rPr>
+        <w:t>State of the Art:</w:t>
+      </w:r>
+      <w:r>
+        <w:rPr>
+          <w:noProof/>
+        </w:rPr>
+        <w:t xml:space="preserve"> Research current academic papers or high-end industrial solutions related to your topic.</w:t>
+      </w:r>
+      <w:r>
+        <w:rPr>
+          <w:noProof/>
+          <w:webHidden/>
+        </w:rPr>
+        <w:tab/>
+      </w:r>
+      <w:r>
+        <w:rPr>
+          <w:noProof/>
+          <w:webHidden/>
+        </w:rPr>
+        <w:fldChar w:fldCharType="begin"/>
+      </w:r>
+      <w:r>
+        <w:rPr>
+          <w:noProof/>
+          <w:webHidden/>
+        </w:rPr>
+        <w:instrText xml:space="preserve"> PAGEREF _Toc228435124 \h </w:instrText>
+      </w:r>
+      <w:r>
+        <w:rPr>
+          <w:noProof/>
+          <w:webHidden/>
+        </w:rPr>
+      </w:r>
+      <w:r>
+        <w:rPr>
+          <w:noProof/>
+          <w:webHidden/>
+        </w:rPr>
+        <w:fldChar w:fldCharType="separate"/>
+      </w:r>
+      <w:r>
+        <w:rPr>
+          <w:noProof/>
+          <w:webHidden/>
+        </w:rPr>
+        <w:t>1</w:t>
+      </w:r>
+      <w:r>
+        <w:rPr>
+          <w:noProof/>
+          <w:webHidden/>
+        </w:rPr>
+        <w:fldChar w:fldCharType="end"/>
+      </w:r>
+    </w:p>
+    <w:p>
+      <w:pPr>
+        <w:pStyle w:val="TOC2"/>
+        <w:tabs>
+          <w:tab w:val="left" w:pos="960"/>
+          <w:tab w:val="right" w:leader="dot" w:pos="8302"/>
+        </w:tabs>
+        <w:rPr>
+          <w:rFonts w:asciiTheme="minorHAnsi" w:eastAsiaTheme="minorEastAsia" w:hAnsiTheme="minorHAnsi" w:cstheme="minorBidi"/>
+          <w:noProof/>
+          <w:kern w:val="2"/>
+          <w:lang w:val="en-IE" w:eastAsia="en-IE"/>
+          <w14:ligatures w14:val="standardContextual"/>
+        </w:rPr>
+      </w:pPr>
+      <w:r>
+        <w:rPr>
+          <w:noProof/>
+        </w:rPr>
+        <w:t>2.3</w:t>
+      </w:r>
+      <w:r>
+        <w:rPr>
+          <w:rFonts w:asciiTheme="minorHAnsi" w:eastAsiaTheme="minorEastAsia" w:hAnsiTheme="minorHAnsi" w:cstheme="minorBidi"/>
+          <w:noProof/>
+          <w:kern w:val="2"/>
+          <w:lang w:val="en-IE" w:eastAsia="en-IE"/>
+          <w14:ligatures w14:val="standardContextual"/>
+        </w:rPr>
+        <w:tab/>
+      </w:r>
+      <w:r>
+        <w:rPr>
+          <w:b/>
+          <w:noProof/>
+        </w:rPr>
+        <w:t>Comparative Analysis:</w:t>
+      </w:r>
+      <w:r>
+        <w:rPr>
+          <w:noProof/>
+        </w:rPr>
+        <w:t xml:space="preserve"> Use a table to compare existing products or methods (e.g., cost, efficiency, complexity).</w:t>
+      </w:r>
+      <w:r>
+        <w:rPr>
+          <w:noProof/>
+          <w:webHidden/>
+        </w:rPr>
+        <w:tab/>
+      </w:r>
+      <w:r>
+        <w:rPr>
+          <w:noProof/>
+          <w:webHidden/>
+        </w:rPr>
+        <w:fldChar w:fldCharType="begin"/>
+      </w:r>
+      <w:r>
+        <w:rPr>
+          <w:noProof/>
+          <w:webHidden/>
+        </w:rPr>
+        <w:instrText xml:space="preserve"> PAGEREF _Toc228435125 \h </w:instrText>
+      </w:r>
+      <w:r>
+        <w:rPr>
+          <w:noProof/>
+          <w:webHidden/>
+        </w:rPr>
+      </w:r>
+      <w:r>
+        <w:rPr>
+          <w:noProof/>
+          <w:webHidden/>
+        </w:rPr>
+        <w:fldChar w:fldCharType="separate"/>
+      </w:r>
+      <w:r>
+        <w:rPr>
+          <w:noProof/>
+          <w:webHidden/>
+        </w:rPr>
+        <w:t>1</w:t>
+      </w:r>
+      <w:r>
+        <w:rPr>
+          <w:noProof/>
+          <w:webHidden/>
+        </w:rPr>
+        <w:fldChar w:fldCharType="end"/>
+      </w:r>
+    </w:p>
+    <w:p>
+      <w:pPr>
+        <w:pStyle w:val="TOC2"/>
+        <w:tabs>
+          <w:tab w:val="left" w:pos="960"/>
+          <w:tab w:val="right" w:leader="dot" w:pos="8302"/>
+        </w:tabs>
+        <w:rPr>
+          <w:rFonts w:asciiTheme="minorHAnsi" w:eastAsiaTheme="minorEastAsia" w:hAnsiTheme="minorHAnsi" w:cstheme="minorBidi"/>
+          <w:noProof/>
+          <w:kern w:val="2"/>
+          <w:lang w:val="en-IE" w:eastAsia="en-IE"/>
+          <w14:ligatures w14:val="standardContextual"/>
+        </w:rPr>
+      </w:pPr>
+      <w:r>
+        <w:rPr>
+          <w:noProof/>
+        </w:rPr>
+        <w:t>2.4</w:t>
+      </w:r>
+      <w:r>
+        <w:rPr>
+          <w:rFonts w:asciiTheme="minorHAnsi" w:eastAsiaTheme="minorEastAsia" w:hAnsiTheme="minorHAnsi" w:cstheme="minorBidi"/>
+          <w:noProof/>
+          <w:kern w:val="2"/>
+          <w:lang w:val="en-IE" w:eastAsia="en-IE"/>
+          <w14:ligatures w14:val="standardContextual"/>
+        </w:rPr>
+        <w:tab/>
+      </w:r>
+      <w:r>
+        <w:rPr>
+          <w:b/>
+          <w:noProof/>
+        </w:rPr>
+        <w:t>Component Selection:</w:t>
+      </w:r>
+      <w:r>
+        <w:rPr>
+          <w:noProof/>
+        </w:rPr>
+        <w:t xml:space="preserve"> Justify your choices. Explain </w:t>
+      </w:r>
+      <w:r>
+        <w:rPr>
+          <w:i/>
+          <w:noProof/>
+        </w:rPr>
+        <w:t>why</w:t>
+      </w:r>
+      <w:r>
+        <w:rPr>
+          <w:noProof/>
+        </w:rPr>
+        <w:t xml:space="preserve"> you chose a specific microcontroller (e.g., ESP32 vs. STM32) or communication protocol over others researched during the year.</w:t>
+      </w:r>
+      <w:r>
+        <w:rPr>
+          <w:noProof/>
+          <w:webHidden/>
+        </w:rPr>
+        <w:tab/>
+      </w:r>
+      <w:r>
+        <w:rPr>
+          <w:noProof/>
+          <w:webHidden/>
+        </w:rPr>
+        <w:fldChar w:fldCharType="begin"/>
+      </w:r>
+      <w:r>
+        <w:rPr>
+          <w:noProof/>
+          <w:webHidden/>
+        </w:rPr>
+        <w:instrText xml:space="preserve"> PAGEREF _Toc228435126 \h </w:instrText>
       </w:r>
       <w:r>
         <w:rPr>
@@ -2099,7 +2554,7 @@
           <w:noProof/>
           <w:webHidden/>
         </w:rPr>
-        <w:instrText xml:space="preserve"> PAGEREF _Toc228432780 \h </w:instrText>
+        <w:instrText xml:space="preserve"> PAGEREF _Toc228435127 \h </w:instrText>
       </w:r>
       <w:r>
         <w:rPr>
@@ -2185,7 +2640,7 @@
           <w:noProof/>
           <w:webHidden/>
         </w:rPr>
-        <w:instrText xml:space="preserve"> PAGEREF _Toc228432781 \h </w:instrText>
+        <w:instrText xml:space="preserve"> PAGEREF _Toc228435128 \h </w:instrText>
       </w:r>
       <w:r>
         <w:rPr>
@@ -2271,7 +2726,7 @@
           <w:noProof/>
           <w:webHidden/>
         </w:rPr>
-        <w:instrText xml:space="preserve"> PAGEREF _Toc228432782 \h </w:instrText>
+        <w:instrText xml:space="preserve"> PAGEREF _Toc228435129 \h </w:instrText>
       </w:r>
       <w:r>
         <w:rPr>
@@ -2357,7 +2812,7 @@
           <w:noProof/>
           <w:webHidden/>
         </w:rPr>
-        <w:instrText xml:space="preserve"> PAGEREF _Toc228432783 \h </w:instrText>
+        <w:instrText xml:space="preserve"> PAGEREF _Toc228435130 \h </w:instrText>
       </w:r>
       <w:r>
         <w:rPr>
@@ -2443,7 +2898,7 @@
           <w:noProof/>
           <w:webHidden/>
         </w:rPr>
-        <w:instrText xml:space="preserve"> PAGEREF _Toc228432784 \h </w:instrText>
+        <w:instrText xml:space="preserve"> PAGEREF _Toc228435131 \h </w:instrText>
       </w:r>
       <w:r>
         <w:rPr>
@@ -2529,7 +2984,7 @@
           <w:noProof/>
           <w:webHidden/>
         </w:rPr>
-        <w:instrText xml:space="preserve"> PAGEREF _Toc228432785 \h </w:instrText>
+        <w:instrText xml:space="preserve"> PAGEREF _Toc228435132 \h </w:instrText>
       </w:r>
       <w:r>
         <w:rPr>
@@ -2615,7 +3070,7 @@
           <w:noProof/>
           <w:webHidden/>
         </w:rPr>
-        <w:instrText xml:space="preserve"> PAGEREF _Toc228432786 \h </w:instrText>
+        <w:instrText xml:space="preserve"> PAGEREF _Toc228435133 \h </w:instrText>
       </w:r>
       <w:r>
         <w:rPr>
@@ -2701,7 +3156,7 @@
           <w:noProof/>
           <w:webHidden/>
         </w:rPr>
-        <w:instrText xml:space="preserve"> PAGEREF _Toc228432787 \h </w:instrText>
+        <w:instrText xml:space="preserve"> PAGEREF _Toc228435134 \h </w:instrText>
       </w:r>
       <w:r>
         <w:rPr>
@@ -2787,7 +3242,7 @@
           <w:noProof/>
           <w:webHidden/>
         </w:rPr>
-        <w:instrText xml:space="preserve"> PAGEREF _Toc228432788 \h </w:instrText>
+        <w:instrText xml:space="preserve"> PAGEREF _Toc228435135 \h </w:instrText>
       </w:r>
       <w:r>
         <w:rPr>
@@ -2873,7 +3328,7 @@
           <w:noProof/>
           <w:webHidden/>
         </w:rPr>
-        <w:instrText xml:space="preserve"> PAGEREF _Toc228432789 \h </w:instrText>
+        <w:instrText xml:space="preserve"> PAGEREF _Toc228435136 \h </w:instrText>
       </w:r>
       <w:r>
         <w:rPr>
@@ -2959,7 +3414,7 @@
           <w:noProof/>
           <w:webHidden/>
         </w:rPr>
-        <w:instrText xml:space="preserve"> PAGEREF _Toc228432790 \h </w:instrText>
+        <w:instrText xml:space="preserve"> PAGEREF _Toc228435137 \h </w:instrText>
       </w:r>
       <w:r>
         <w:rPr>
@@ -3045,7 +3500,7 @@
           <w:noProof/>
           <w:webHidden/>
         </w:rPr>
-        <w:instrText xml:space="preserve"> PAGEREF _Toc228432791 \h </w:instrText>
+        <w:instrText xml:space="preserve"> PAGEREF _Toc228435138 \h </w:instrText>
       </w:r>
       <w:r>
         <w:rPr>
@@ -3131,7 +3586,7 @@
           <w:noProof/>
           <w:webHidden/>
         </w:rPr>
-        <w:instrText xml:space="preserve"> PAGEREF _Toc228432792 \h </w:instrText>
+        <w:instrText xml:space="preserve"> PAGEREF _Toc228435139 \h </w:instrText>
       </w:r>
       <w:r>
         <w:rPr>
@@ -3217,7 +3672,7 @@
           <w:noProof/>
           <w:webHidden/>
         </w:rPr>
-        <w:instrText xml:space="preserve"> PAGEREF _Toc228432793 \h </w:instrText>
+        <w:instrText xml:space="preserve"> PAGEREF _Toc228435140 \h </w:instrText>
       </w:r>
       <w:r>
         <w:rPr>
@@ -3286,7 +3741,7 @@
           <w:noProof/>
           <w:webHidden/>
         </w:rPr>
-        <w:instrText xml:space="preserve"> PAGEREF _Toc228432794 \h </w:instrText>
+        <w:instrText xml:space="preserve"> PAGEREF _Toc228435141 \h </w:instrText>
       </w:r>
       <w:r>
         <w:rPr>
@@ -3372,7 +3827,7 @@
           <w:noProof/>
           <w:webHidden/>
         </w:rPr>
-        <w:instrText xml:space="preserve"> PAGEREF _Toc228432795 \h </w:instrText>
+        <w:instrText xml:space="preserve"> PAGEREF _Toc228435142 \h </w:instrText>
       </w:r>
       <w:r>
         <w:rPr>
@@ -3441,7 +3896,7 @@
           <w:noProof/>
           <w:webHidden/>
         </w:rPr>
-        <w:instrText xml:space="preserve"> PAGEREF _Toc228432796 \h </w:instrText>
+        <w:instrText xml:space="preserve"> PAGEREF _Toc228435143 \h </w:instrText>
       </w:r>
       <w:r>
         <w:rPr>
@@ -3510,7 +3965,7 @@
           <w:noProof/>
           <w:webHidden/>
         </w:rPr>
-        <w:instrText xml:space="preserve"> PAGEREF _Toc228432797 \h </w:instrText>
+        <w:instrText xml:space="preserve"> PAGEREF _Toc228435144 \h </w:instrText>
       </w:r>
       <w:r>
         <w:rPr>
@@ -3571,7 +4026,7 @@
         <w:pStyle w:val="HeadingNN"/>
       </w:pPr>
       <w:bookmarkStart w:id="8" w:name="_Toc227073057"/>
-      <w:bookmarkStart w:id="9" w:name="_Toc228432770"/>
+      <w:bookmarkStart w:id="9" w:name="_Toc228435112"/>
       <w:r>
         <w:lastRenderedPageBreak/>
         <w:t>Abbreviations, Symbols, Acronyms</w:t>
@@ -3680,6 +4135,17 @@
     </w:p>
     <w:p>
       <w:pPr>
+        <w:pStyle w:val="TUDublinReportContent"/>
+      </w:pPr>
+      <w:r>
+        <w:t>Li-ion</w:t>
+      </w:r>
+      <w:r>
+        <w:t xml:space="preserve"> – Lithium Ion</w:t>
+      </w:r>
+    </w:p>
+    <w:p>
+      <w:pPr>
         <w:widowControl w:val="0"/>
       </w:pPr>
     </w:p>
@@ -3696,7 +4162,7 @@
         <w:pStyle w:val="HeadingNN"/>
       </w:pPr>
       <w:bookmarkStart w:id="10" w:name="_Toc227073058"/>
-      <w:bookmarkStart w:id="11" w:name="_Toc228432771"/>
+      <w:bookmarkStart w:id="11" w:name="_Toc228435113"/>
       <w:r>
         <w:lastRenderedPageBreak/>
         <w:t>List of Figure Captions</w:t>
@@ -3716,7 +4182,7 @@
           <w:tab w:val="right" w:leader="dot" w:pos="8302"/>
         </w:tabs>
         <w:rPr>
-          <w:rFonts w:asciiTheme="minorHAnsi" w:eastAsiaTheme="minorEastAsia" w:hAnsiTheme="minorHAnsi" w:cstheme="minorBidi"/>
+          <w:rFonts w:eastAsiaTheme="minorEastAsia" w:cstheme="minorBidi"/>
           <w:noProof/>
           <w:kern w:val="2"/>
           <w:lang w:val="en-IE" w:eastAsia="en-IE"/>
@@ -3800,18 +4266,64 @@
     </w:p>
     <w:p>
       <w:pPr>
+        <w:widowControl w:val="0"/>
+      </w:pPr>
+    </w:p>
+    <w:p>
+      <w:pPr>
         <w:pStyle w:val="HeadingNN"/>
       </w:pPr>
-      <w:bookmarkStart w:id="12" w:name="_Toc227073060"/>
-      <w:bookmarkStart w:id="13" w:name="_Toc228432773"/>
+      <w:bookmarkStart w:id="12" w:name="_Toc228435114"/>
+      <w:r>
+        <w:t>List of tables</w:t>
+      </w:r>
+      <w:bookmarkEnd w:id="12"/>
+    </w:p>
+    <w:p>
+      <w:pPr>
+        <w:pStyle w:val="HeadingNN"/>
+      </w:pPr>
+      <w:r>
+        <w:fldChar w:fldCharType="begin"/>
+      </w:r>
+      <w:r>
+        <w:instrText xml:space="preserve"> TOC \h \z \c "Table" </w:instrText>
+      </w:r>
+      <w:r>
+        <w:fldChar w:fldCharType="separate"/>
+      </w:r>
+      <w:r>
+        <w:rPr>
+          <w:b w:val="0"/>
+          <w:bCs w:val="0"/>
+          <w:noProof/>
+          <w:lang w:val="en-US"/>
+        </w:rPr>
+        <w:t>No table of figures entries found.</w:t>
+      </w:r>
+      <w:r>
+        <w:fldChar w:fldCharType="end"/>
+      </w:r>
+    </w:p>
+    <w:p>
+      <w:pPr>
+        <w:widowControl w:val="0"/>
+      </w:pPr>
+    </w:p>
+    <w:p>
+      <w:pPr>
+        <w:pStyle w:val="HeadingNN"/>
+      </w:pPr>
+      <w:bookmarkStart w:id="13" w:name="_Toc227073060"/>
+      <w:bookmarkStart w:id="14" w:name="_Toc228435116"/>
       <w:r>
         <w:t xml:space="preserve">Product </w:t>
       </w:r>
       <w:r>
         <w:t>Specifications</w:t>
       </w:r>
-      <w:bookmarkEnd w:id="12"/>
       <w:bookmarkEnd w:id="13"/>
+      <w:bookmarkEnd w:id="14"/>
       <w:r>
         <w:t xml:space="preserve"> </w:t>
       </w:r>
@@ -3825,13 +4337,13 @@
       <w:pPr>
         <w:pStyle w:val="HeadingNN"/>
       </w:pPr>
-      <w:bookmarkStart w:id="14" w:name="_Toc227073061"/>
-      <w:bookmarkStart w:id="15" w:name="_Toc228432774"/>
+      <w:bookmarkStart w:id="15" w:name="_Toc227073061"/>
+      <w:bookmarkStart w:id="16" w:name="_Toc228435117"/>
       <w:r>
         <w:t>Executive Summary</w:t>
       </w:r>
-      <w:bookmarkEnd w:id="14"/>
       <w:bookmarkEnd w:id="15"/>
+      <w:bookmarkEnd w:id="16"/>
     </w:p>
     <w:p>
       <w:r>
@@ -3880,14 +4392,14 @@
       <w:pPr>
         <w:pStyle w:val="Heading1"/>
       </w:pPr>
-      <w:bookmarkStart w:id="16" w:name="_Toc227073062"/>
-      <w:bookmarkStart w:id="17" w:name="_Toc228432775"/>
+      <w:bookmarkStart w:id="17" w:name="_Toc227073062"/>
+      <w:bookmarkStart w:id="18" w:name="_Toc228435118"/>
       <w:r>
         <w:lastRenderedPageBreak/>
         <w:t>Introduction</w:t>
       </w:r>
-      <w:bookmarkEnd w:id="16"/>
       <w:bookmarkEnd w:id="17"/>
+      <w:bookmarkEnd w:id="18"/>
     </w:p>
     <w:p>
       <w:pPr>
@@ -3898,16 +4410,16 @@
       <w:pPr>
         <w:pStyle w:val="Heading2"/>
       </w:pPr>
-      <w:bookmarkStart w:id="18" w:name="_Toc227073063"/>
-      <w:bookmarkStart w:id="19" w:name="_Toc228432776"/>
+      <w:bookmarkStart w:id="19" w:name="_Toc227073063"/>
+      <w:bookmarkStart w:id="20" w:name="_Toc228435119"/>
       <w:r>
         <w:t xml:space="preserve">The </w:t>
       </w:r>
       <w:r>
         <w:t>Aim</w:t>
       </w:r>
-      <w:bookmarkEnd w:id="18"/>
       <w:bookmarkEnd w:id="19"/>
+      <w:bookmarkEnd w:id="20"/>
     </w:p>
     <w:p>
       <w:pPr>
@@ -3948,11 +4460,11 @@
       <w:pPr>
         <w:pStyle w:val="Heading2"/>
       </w:pPr>
-      <w:bookmarkStart w:id="20" w:name="_Toc228432777"/>
+      <w:bookmarkStart w:id="21" w:name="_Toc228435120"/>
       <w:r>
         <w:t>Motivation</w:t>
       </w:r>
-      <w:bookmarkEnd w:id="20"/>
+      <w:bookmarkEnd w:id="21"/>
     </w:p>
     <w:p>
       <w:pPr>
@@ -4004,11 +4516,11 @@
       <w:pPr>
         <w:pStyle w:val="Heading2"/>
       </w:pPr>
-      <w:bookmarkStart w:id="21" w:name="_Toc228432778"/>
+      <w:bookmarkStart w:id="22" w:name="_Toc228435121"/>
       <w:r>
         <w:t>Project Objectives and Scope</w:t>
       </w:r>
-      <w:bookmarkEnd w:id="21"/>
+      <w:bookmarkEnd w:id="22"/>
     </w:p>
     <w:p>
       <w:r>
@@ -4082,14 +4594,14 @@
         <w:keepNext w:val="0"/>
         <w:widowControl w:val="0"/>
       </w:pPr>
-      <w:bookmarkStart w:id="22" w:name="_Toc227073066"/>
-      <w:bookmarkStart w:id="23" w:name="_Toc228432779"/>
+      <w:bookmarkStart w:id="23" w:name="_Toc227073066"/>
+      <w:bookmarkStart w:id="24" w:name="_Toc228435122"/>
       <w:r>
         <w:lastRenderedPageBreak/>
         <w:t>Background Research</w:t>
       </w:r>
-      <w:bookmarkEnd w:id="22"/>
       <w:bookmarkEnd w:id="23"/>
+      <w:bookmarkEnd w:id="24"/>
       <w:r>
         <w:t xml:space="preserve"> </w:t>
       </w:r>
@@ -4103,70 +4615,42 @@
       <w:pPr>
         <w:pStyle w:val="Heading2"/>
       </w:pPr>
+      <w:bookmarkStart w:id="25" w:name="_Toc228435126"/>
       <w:r>
         <w:rPr>
           <w:b/>
         </w:rPr>
-        <w:t>Instruction:</w:t>
-      </w:r>
-      <w:r>
-        <w:t xml:space="preserve"> Do not just list facts. Compare and contrast.</w:t>
-      </w:r>
-    </w:p>
-    <w:p>
-      <w:pPr>
-        <w:pStyle w:val="Heading2"/>
-      </w:pPr>
-      <w:r>
-        <w:rPr>
-          <w:b/>
-        </w:rPr>
-        <w:t>State of the Art:</w:t>
-      </w:r>
-      <w:r>
-        <w:t xml:space="preserve"> Research current academic papers or high-end industrial solutions related to your topic.</w:t>
-      </w:r>
-    </w:p>
-    <w:p>
-      <w:pPr>
-        <w:pStyle w:val="Heading2"/>
-      </w:pPr>
-      <w:r>
-        <w:rPr>
-          <w:b/>
-        </w:rPr>
-        <w:t>Comparative Analysis:</w:t>
-      </w:r>
-      <w:r>
-        <w:t xml:space="preserve"> Use a table to compare existing products or methods (e.g., cost, efficiency, complexity).</w:t>
-      </w:r>
-    </w:p>
-    <w:p>
-      <w:pPr>
-        <w:pStyle w:val="Heading2"/>
-      </w:pPr>
-      <w:r>
-        <w:rPr>
-          <w:b/>
-        </w:rPr>
         <w:t>Component Selection:</w:t>
       </w:r>
       <w:r>
-        <w:t xml:space="preserve"> Justify your choices. Explain </w:t>
-      </w:r>
-      <w:r>
-        <w:rPr>
-          <w:i/>
-        </w:rPr>
-        <w:t>why</w:t>
-      </w:r>
-      <w:r>
-        <w:t xml:space="preserve"> you chose a specific microcontroller (e.g., ESP32 vs. STM32) or communication protocol over others researched during the year.</w:t>
-      </w:r>
-    </w:p>
+        <w:t xml:space="preserve"> </w:t>
+      </w:r>
+    </w:p>
+    <w:bookmarkEnd w:id="25"/>
     <w:p>
       <w:pPr>
         <w:widowControl w:val="0"/>
+      </w:pPr>
+    </w:p>
+    <w:p>
+      <w:pPr>
+        <w:widowControl w:val="0"/>
+        <w:ind w:left="432"/>
+      </w:pPr>
+      <w:r>
+        <w:t>ESP32-S3:</w:t>
+      </w:r>
+    </w:p>
+    <w:p>
+      <w:pPr>
+        <w:widowControl w:val="0"/>
+        <w:ind w:left="432"/>
+      </w:pPr>
+    </w:p>
+    <w:p>
+      <w:pPr>
+        <w:widowControl w:val="0"/>
+        <w:ind w:left="432"/>
       </w:pPr>
     </w:p>
     <w:p>
@@ -4187,22 +4671,22 @@
       <w:pPr>
         <w:pStyle w:val="Heading1"/>
       </w:pPr>
-      <w:bookmarkStart w:id="24" w:name="_Toc228432780"/>
+      <w:bookmarkStart w:id="26" w:name="_Toc228435127"/>
       <w:r>
         <w:lastRenderedPageBreak/>
         <w:t>Project Design</w:t>
       </w:r>
-      <w:bookmarkEnd w:id="24"/>
+      <w:bookmarkEnd w:id="26"/>
     </w:p>
     <w:p>
       <w:pPr>
         <w:pStyle w:val="Heading2"/>
       </w:pPr>
-      <w:bookmarkStart w:id="25" w:name="_Toc228432781"/>
+      <w:bookmarkStart w:id="27" w:name="_Toc228435128"/>
       <w:r>
         <w:t>System Architecture</w:t>
       </w:r>
-      <w:bookmarkEnd w:id="25"/>
+      <w:bookmarkEnd w:id="27"/>
     </w:p>
     <w:p>
       <w:pPr>
@@ -4254,7 +4738,7 @@
       <w:pPr>
         <w:pStyle w:val="Caption"/>
       </w:pPr>
-      <w:bookmarkStart w:id="26" w:name="_Toc228432798"/>
+      <w:bookmarkStart w:id="28" w:name="_Toc228432798"/>
       <w:r>
         <w:t xml:space="preserve">Figure </w:t>
       </w:r>
@@ -4285,17 +4769,17 @@
       <w:r>
         <w:t xml:space="preserve"> block diagram</w:t>
       </w:r>
-      <w:bookmarkEnd w:id="26"/>
+      <w:bookmarkEnd w:id="28"/>
     </w:p>
     <w:p>
       <w:pPr>
         <w:pStyle w:val="Heading2"/>
       </w:pPr>
-      <w:bookmarkStart w:id="27" w:name="_Toc228432782"/>
+      <w:bookmarkStart w:id="29" w:name="_Toc228435129"/>
       <w:r>
         <w:t>Hardware Design</w:t>
       </w:r>
-      <w:bookmarkEnd w:id="27"/>
+      <w:bookmarkEnd w:id="29"/>
     </w:p>
     <w:p>
       <w:pPr>
@@ -4355,6 +4839,22 @@
           <w:szCs w:val="22"/>
         </w:rPr>
         <w:t>Design</w:t>
+      </w:r>
+    </w:p>
+    <w:p>
+      <w:pPr>
+        <w:ind w:left="576"/>
+        <w:rPr>
+          <w:sz w:val="22"/>
+          <w:szCs w:val="22"/>
+        </w:rPr>
+      </w:pPr>
+      <w:r>
+        <w:rPr>
+          <w:sz w:val="22"/>
+          <w:szCs w:val="22"/>
+        </w:rPr>
+        <w:tab/>
       </w:r>
     </w:p>
     <w:p>
@@ -4519,6 +5019,46 @@
     </w:p>
     <w:p>
       <w:pPr>
+        <w:ind w:left="576"/>
+        <w:rPr>
+          <w:sz w:val="22"/>
+          <w:szCs w:val="22"/>
+        </w:rPr>
+      </w:pPr>
+      <w:r>
+        <w:rPr>
+          <w:sz w:val="22"/>
+          <w:szCs w:val="22"/>
+        </w:rPr>
+        <w:tab/>
+      </w:r>
+    </w:p>
+    <w:p>
+      <w:pPr>
+        <w:ind w:left="576"/>
+        <w:rPr>
+          <w:sz w:val="22"/>
+          <w:szCs w:val="22"/>
+        </w:rPr>
+      </w:pPr>
+      <w:r>
+        <w:rPr>
+          <w:sz w:val="22"/>
+          <w:szCs w:val="22"/>
+        </w:rPr>
+        <w:tab/>
+        <w:t xml:space="preserve">The final Schematic Design </w:t>
+      </w:r>
+      <w:r>
+        <w:rPr>
+          <w:sz w:val="22"/>
+          <w:szCs w:val="22"/>
+        </w:rPr>
+        <w:t>is shown below at full size for clearer details:</w:t>
+      </w:r>
+    </w:p>
+    <w:p>
+      <w:pPr>
         <w:rPr>
           <w:sz w:val="22"/>
           <w:szCs w:val="22"/>
@@ -4618,37 +5158,83 @@
     <w:p>
       <w:pPr>
         <w:ind w:left="576"/>
-      </w:pPr>
-      <w:r>
-        <w:tab/>
-      </w:r>
-      <w:r>
         <w:rPr>
           <w:sz w:val="20"/>
           <w:szCs w:val="20"/>
         </w:rPr>
-        <w:t>3.2.</w:t>
+      </w:pPr>
+      <w:r>
+        <w:tab/>
       </w:r>
       <w:r>
         <w:rPr>
           <w:sz w:val="20"/>
           <w:szCs w:val="20"/>
         </w:rPr>
-        <w:t>3</w:t>
+        <w:t>3.2.</w:t>
       </w:r>
       <w:r>
         <w:rPr>
           <w:sz w:val="20"/>
           <w:szCs w:val="20"/>
         </w:rPr>
-        <w:t xml:space="preserve">.1 Custom </w:t>
+        <w:t>3</w:t>
       </w:r>
       <w:r>
         <w:rPr>
           <w:sz w:val="20"/>
           <w:szCs w:val="20"/>
         </w:rPr>
+        <w:t xml:space="preserve">.1 Custom </w:t>
+      </w:r>
+      <w:r>
+        <w:rPr>
+          <w:sz w:val="20"/>
+          <w:szCs w:val="20"/>
+        </w:rPr>
         <w:t>Battery Charging Circuit Footprint + Symbol</w:t>
+      </w:r>
+    </w:p>
+    <w:p>
+      <w:pPr>
+        <w:ind w:left="576"/>
+      </w:pPr>
+      <w:r>
+        <w:rPr>
+          <w:sz w:val="20"/>
+          <w:szCs w:val="20"/>
+        </w:rPr>
+        <w:tab/>
+      </w:r>
+      <w:r>
+        <w:rPr>
+          <w:sz w:val="20"/>
+          <w:szCs w:val="20"/>
+        </w:rPr>
+        <w:tab/>
+      </w:r>
+      <w:proofErr w:type="spellStart"/>
+      <w:r>
+        <w:rPr>
+          <w:sz w:val="20"/>
+          <w:szCs w:val="20"/>
+        </w:rPr>
+        <w:t>KiCAD</w:t>
+      </w:r>
+      <w:proofErr w:type="spellEnd"/>
+      <w:r>
+        <w:rPr>
+          <w:sz w:val="20"/>
+          <w:szCs w:val="20"/>
+        </w:rPr>
+        <w:t xml:space="preserve"> professionally allows you to create </w:t>
+      </w:r>
+      <w:r>
+        <w:rPr>
+          <w:sz w:val="20"/>
+          <w:szCs w:val="20"/>
+        </w:rPr>
+        <w:t xml:space="preserve">custom footprints and </w:t>
       </w:r>
     </w:p>
     <w:p>
@@ -4848,7 +5434,6 @@
           <w:sz w:val="22"/>
           <w:szCs w:val="22"/>
         </w:rPr>
-        <w:lastRenderedPageBreak/>
         <w:t>3.2.</w:t>
       </w:r>
       <w:r>
@@ -4897,6 +5482,83 @@
       <w:r>
         <w:tab/>
       </w:r>
+      <w:r>
+        <w:rPr>
+          <w:lang w:val="en-IE"/>
+        </w:rPr>
+        <w:drawing>
+          <wp:inline distT="0" distB="0" distL="0" distR="0" wp14:anchorId="6027CF74" wp14:editId="683AE2E3">
+            <wp:extent cx="5278120" cy="3041650"/>
+            <wp:effectExtent l="0" t="0" r="0" b="6350"/>
+            <wp:docPr id="1489271141" name="Picture 8"/>
+            <wp:cNvGraphicFramePr>
+              <a:graphicFrameLocks xmlns:a="http://schemas.openxmlformats.org/drawingml/2006/main" noChangeAspect="1"/>
+            </wp:cNvGraphicFramePr>
+            <a:graphic xmlns:a="http://schemas.openxmlformats.org/drawingml/2006/main">
+              <a:graphicData uri="http://schemas.openxmlformats.org/drawingml/2006/picture">
+                <pic:pic xmlns:pic="http://schemas.openxmlformats.org/drawingml/2006/picture">
+                  <pic:nvPicPr>
+                    <pic:cNvPr id="0" name="Picture 13"/>
+                    <pic:cNvPicPr>
+                      <a:picLocks noChangeAspect="1" noChangeArrowheads="1"/>
+                    </pic:cNvPicPr>
+                  </pic:nvPicPr>
+                  <pic:blipFill>
+                    <a:blip r:embed="rId24">
+                      <a:extLst>
+                        <a:ext uri="{28A0092B-C50C-407E-A947-70E740481C1C}">
+                          <a14:useLocalDpi xmlns:a14="http://schemas.microsoft.com/office/drawing/2010/main" val="0"/>
+                        </a:ext>
+                      </a:extLst>
+                    </a:blip>
+                    <a:srcRect/>
+                    <a:stretch>
+                      <a:fillRect/>
+                    </a:stretch>
+                  </pic:blipFill>
+                  <pic:spPr bwMode="auto">
+                    <a:xfrm>
+                      <a:off x="0" y="0"/>
+                      <a:ext cx="5278120" cy="3041650"/>
+                    </a:xfrm>
+                    <a:prstGeom prst="rect">
+                      <a:avLst/>
+                    </a:prstGeom>
+                    <a:noFill/>
+                    <a:ln>
+                      <a:noFill/>
+                    </a:ln>
+                  </pic:spPr>
+                </pic:pic>
+              </a:graphicData>
+            </a:graphic>
+          </wp:inline>
+        </w:drawing>
+      </w:r>
+    </w:p>
+    <w:p>
+      <w:pPr>
+        <w:ind w:left="576"/>
+      </w:pPr>
+    </w:p>
+    <w:p>
+      <w:pPr>
+        <w:ind w:left="576"/>
+        <w:rPr>
+          <w:lang w:val="en-IE"/>
+        </w:rPr>
+      </w:pPr>
+      <w:r>
+        <w:t>It is an unusually long PCB compared to how usual PCB design goes, but there is a reasoning for that (check construction)</w:t>
+      </w:r>
+      <w:r>
+        <w:t>.</w:t>
+      </w:r>
+    </w:p>
+    <w:p>
+      <w:pPr>
+        <w:ind w:left="576"/>
+      </w:pPr>
     </w:p>
     <w:p>
       <w:pPr>
@@ -4966,7 +5628,7 @@
                     <pic:cNvPicPr/>
                   </pic:nvPicPr>
                   <pic:blipFill>
-                    <a:blip r:embed="rId24"/>
+                    <a:blip r:embed="rId25"/>
                     <a:stretch>
                       <a:fillRect/>
                     </a:stretch>
@@ -4995,122 +5657,220 @@
     <w:p>
       <w:pPr>
         <w:ind w:left="576"/>
-      </w:pPr>
+        <w:rPr>
+          <w:sz w:val="22"/>
+          <w:szCs w:val="22"/>
+        </w:rPr>
+      </w:pPr>
+      <w:r>
+        <w:rPr>
+          <w:sz w:val="22"/>
+          <w:szCs w:val="22"/>
+        </w:rPr>
+        <w:t xml:space="preserve">The final board dimensions are </w:t>
+      </w:r>
+      <w:r>
+        <w:rPr>
+          <w:sz w:val="22"/>
+          <w:szCs w:val="22"/>
+        </w:rPr>
+        <w:t>143.5</w:t>
+      </w:r>
+      <w:r>
+        <w:rPr>
+          <w:sz w:val="22"/>
+          <w:szCs w:val="22"/>
+        </w:rPr>
+        <w:t xml:space="preserve"> * 63.5</w:t>
+      </w:r>
+      <w:r>
+        <w:rPr>
+          <w:sz w:val="22"/>
+          <w:szCs w:val="22"/>
+        </w:rPr>
+        <w:t xml:space="preserve"> in </w:t>
+      </w:r>
+      <w:r>
+        <w:rPr>
+          <w:sz w:val="22"/>
+          <w:szCs w:val="22"/>
+        </w:rPr>
+        <w:t>millimetres</w:t>
+      </w:r>
+      <w:r>
+        <w:rPr>
+          <w:sz w:val="22"/>
+          <w:szCs w:val="22"/>
+        </w:rPr>
+        <w:t xml:space="preserve">. It consists of </w:t>
+      </w:r>
+      <w:r>
+        <w:rPr>
+          <w:sz w:val="22"/>
+          <w:szCs w:val="22"/>
+        </w:rPr>
+        <w:t>sockets for an easier installation of circuit modules.</w:t>
+      </w:r>
     </w:p>
     <w:p>
       <w:pPr>
         <w:ind w:left="576"/>
-      </w:pPr>
-    </w:p>
-    <w:p>
-      <w:pPr>
-        <w:pStyle w:val="Heading2"/>
-      </w:pPr>
-      <w:bookmarkStart w:id="28" w:name="_Toc228432783"/>
-      <w:r>
-        <w:t>Software Design</w:t>
-      </w:r>
-      <w:bookmarkEnd w:id="28"/>
-    </w:p>
-    <w:p/>
+        <w:rPr>
+          <w:sz w:val="22"/>
+          <w:szCs w:val="22"/>
+        </w:rPr>
+      </w:pPr>
+      <w:r>
+        <w:rPr>
+          <w:sz w:val="22"/>
+          <w:szCs w:val="22"/>
+        </w:rPr>
+        <w:t xml:space="preserve">The mounting holes were also considered to secure the parts to the PCB, </w:t>
+      </w:r>
+      <w:r>
+        <w:rPr>
+          <w:sz w:val="22"/>
+          <w:szCs w:val="22"/>
+        </w:rPr>
+        <w:t xml:space="preserve">and </w:t>
+      </w:r>
+      <w:r>
+        <w:rPr>
+          <w:sz w:val="22"/>
+          <w:szCs w:val="22"/>
+        </w:rPr>
+        <w:t xml:space="preserve">for an easy </w:t>
+      </w:r>
+      <w:r>
+        <w:rPr>
+          <w:sz w:val="22"/>
+          <w:szCs w:val="22"/>
+        </w:rPr>
+        <w:t>installation to the chassis.</w:t>
+      </w:r>
+    </w:p>
     <w:p>
       <w:pPr>
         <w:ind w:left="576"/>
-      </w:pPr>
-      <w:r>
-        <w:t>The project</w:t>
-      </w:r>
-      <w:r>
-        <w:t xml:space="preserve"> contains aspects such as: </w:t>
-      </w:r>
-    </w:p>
-    <w:p>
-      <w:pPr>
-        <w:pStyle w:val="Heading2"/>
-      </w:pPr>
-      <w:bookmarkStart w:id="29" w:name="_Toc228432784"/>
-      <w:r>
-        <w:t>Data Structures</w:t>
-      </w:r>
-      <w:bookmarkEnd w:id="29"/>
-    </w:p>
-    <w:p>
-      <w:r>
-        <w:t>If applicable, explain how data is stored or processed (e.g., arrays, buffers, or specific algorithms).</w:t>
-      </w:r>
-    </w:p>
-    <w:p>
-      <w:pPr>
-        <w:pStyle w:val="Heading2"/>
-      </w:pPr>
-      <w:bookmarkStart w:id="30" w:name="_Toc228432785"/>
-      <w:r>
-        <w:t>Trade-off Analysis</w:t>
-      </w:r>
-      <w:bookmarkEnd w:id="30"/>
-    </w:p>
-    <w:p>
-      <w:r>
-        <w:t xml:space="preserve">Discuss why "Alternate Design A" was rejected in </w:t>
-      </w:r>
-      <w:r>
-        <w:t>favour</w:t>
-      </w:r>
-      <w:r>
-        <w:t xml:space="preserve"> of your final choice. This demonstrates critical engineering judgment</w:t>
-      </w:r>
-      <w:r>
-        <w:t>.</w:t>
-      </w:r>
-    </w:p>
-    <w:p>
-      <w:r>
-        <w:br w:type="page"/>
-      </w:r>
-    </w:p>
-    <w:p>
-      <w:pPr>
-        <w:widowControl w:val="0"/>
-      </w:pPr>
-    </w:p>
-    <w:p>
-      <w:pPr>
-        <w:pStyle w:val="Heading1"/>
-        <w:keepNext w:val="0"/>
-        <w:widowControl w:val="0"/>
-      </w:pPr>
-      <w:bookmarkStart w:id="31" w:name="_Toc227073073"/>
-      <w:bookmarkStart w:id="32" w:name="_Toc228432786"/>
-      <w:r>
-        <w:t>Project Construction and Testing</w:t>
-      </w:r>
-      <w:bookmarkEnd w:id="31"/>
-      <w:bookmarkEnd w:id="32"/>
-    </w:p>
-    <w:p>
-      <w:pPr>
-        <w:pStyle w:val="Heading2"/>
-      </w:pPr>
-      <w:bookmarkStart w:id="33" w:name="_Toc227073074"/>
-      <w:bookmarkStart w:id="34" w:name="_Toc228432787"/>
-      <w:r>
-        <w:t>Construction</w:t>
-      </w:r>
-      <w:bookmarkEnd w:id="33"/>
-      <w:bookmarkEnd w:id="34"/>
-      <w:r>
-        <w:t xml:space="preserve"> </w:t>
-      </w:r>
-    </w:p>
-    <w:p>
-      <w:r>
-        <w:t>Document the physical build process, including any PCB fabrication or specialized soldering.</w:t>
-      </w:r>
-    </w:p>
-    <w:p>
-      <w:r>
+        <w:rPr>
+          <w:sz w:val="22"/>
+          <w:szCs w:val="22"/>
+        </w:rPr>
+      </w:pPr>
+    </w:p>
+    <w:p>
+      <w:pPr>
+        <w:ind w:left="576"/>
+        <w:rPr>
+          <w:sz w:val="22"/>
+          <w:szCs w:val="22"/>
+        </w:rPr>
+      </w:pPr>
+    </w:p>
+    <w:p>
+      <w:pPr>
+        <w:ind w:left="576"/>
+        <w:rPr>
+          <w:sz w:val="22"/>
+          <w:szCs w:val="22"/>
+        </w:rPr>
+      </w:pPr>
+    </w:p>
+    <w:p>
+      <w:pPr>
+        <w:ind w:left="576"/>
+        <w:rPr>
+          <w:sz w:val="22"/>
+          <w:szCs w:val="22"/>
+        </w:rPr>
+      </w:pPr>
+      <w:r>
+        <w:rPr>
+          <w:sz w:val="22"/>
+          <w:szCs w:val="22"/>
+        </w:rPr>
+        <w:lastRenderedPageBreak/>
+        <w:t>3.</w:t>
+      </w:r>
+      <w:r>
+        <w:rPr>
+          <w:sz w:val="22"/>
+          <w:szCs w:val="22"/>
+        </w:rPr>
+        <w:t>2.5.1 S</w:t>
+      </w:r>
+      <w:r>
+        <w:rPr>
+          <w:sz w:val="22"/>
+          <w:szCs w:val="22"/>
+        </w:rPr>
+        <w:t xml:space="preserve">MD soldered </w:t>
+      </w:r>
+      <w:r>
+        <w:rPr>
+          <w:sz w:val="22"/>
+          <w:szCs w:val="22"/>
+        </w:rPr>
+        <w:t xml:space="preserve">Micro SD </w:t>
+      </w:r>
+    </w:p>
+    <w:p>
+      <w:pPr>
+        <w:ind w:left="720"/>
+        <w:rPr>
+          <w:sz w:val="22"/>
+          <w:szCs w:val="22"/>
+        </w:rPr>
+      </w:pPr>
+    </w:p>
+    <w:p>
+      <w:pPr>
+        <w:ind w:left="720"/>
+        <w:rPr>
+          <w:sz w:val="22"/>
+          <w:szCs w:val="22"/>
+        </w:rPr>
+      </w:pPr>
+      <w:r>
+        <w:rPr>
+          <w:sz w:val="22"/>
+          <w:szCs w:val="22"/>
+        </w:rPr>
+        <w:t>As a way to practice tiny surface mount component soldering, I decided to extract the micro SD card slot from the breakout board that one of my supervisors have given me, my reasoning is that not only there are no other passive components that are required by the component, it also reduces the space required to install the micro SD card. Latency matters for such a high-speed device, and so I concluded that it would be best if the component has minimal distance from the microcontroller.</w:t>
+      </w:r>
+    </w:p>
+    <w:p>
+      <w:pPr>
+        <w:ind w:left="720"/>
+        <w:rPr>
+          <w:sz w:val="22"/>
+          <w:szCs w:val="22"/>
+        </w:rPr>
+      </w:pPr>
+      <w:r>
+        <w:rPr>
+          <w:sz w:val="22"/>
+          <w:szCs w:val="22"/>
+        </w:rPr>
+        <w:tab/>
+      </w:r>
+    </w:p>
+    <w:p>
+      <w:pPr>
+        <w:ind w:firstLine="576"/>
+        <w:jc w:val="center"/>
+        <w:rPr>
+          <w:sz w:val="22"/>
+          <w:szCs w:val="22"/>
+        </w:rPr>
+      </w:pPr>
+      <w:r>
+        <w:rPr>
+          <w:sz w:val="22"/>
+          <w:szCs w:val="22"/>
+        </w:rPr>
         <w:drawing>
-          <wp:inline distT="0" distB="0" distL="0" distR="0" wp14:anchorId="7E16E355" wp14:editId="5782D927">
+          <wp:inline distT="0" distB="0" distL="0" distR="0" wp14:anchorId="02CA04D8" wp14:editId="1B2887F8">
             <wp:extent cx="2355418" cy="2392561"/>
             <wp:effectExtent l="0" t="0" r="6985" b="8255"/>
             <wp:docPr id="1544549110" name="Picture 1"/>
@@ -5125,7 +5885,7 @@
                     <pic:cNvPicPr/>
                   </pic:nvPicPr>
                   <pic:blipFill rotWithShape="1">
-                    <a:blip r:embed="rId25"/>
+                    <a:blip r:embed="rId26"/>
                     <a:srcRect l="4587" t="3110" r="17093" b="3398"/>
                     <a:stretch>
                       <a:fillRect/>
@@ -5155,21 +5915,105 @@
         </w:drawing>
       </w:r>
     </w:p>
+    <w:p>
+      <w:pPr>
+        <w:ind w:left="576"/>
+      </w:pPr>
+    </w:p>
+    <w:p>
+      <w:pPr>
+        <w:ind w:left="576"/>
+      </w:pPr>
+    </w:p>
+    <w:p>
+      <w:pPr>
+        <w:ind w:left="576"/>
+      </w:pPr>
+    </w:p>
+    <w:p>
+      <w:pPr>
+        <w:pStyle w:val="Heading2"/>
+      </w:pPr>
+      <w:bookmarkStart w:id="30" w:name="_Toc228435130"/>
+      <w:r>
+        <w:t>Software Design</w:t>
+      </w:r>
+      <w:bookmarkEnd w:id="30"/>
+    </w:p>
     <w:p/>
     <w:p>
       <w:pPr>
+        <w:ind w:left="576"/>
+      </w:pPr>
+      <w:r>
+        <w:t>The project</w:t>
+      </w:r>
+      <w:r>
+        <w:t xml:space="preserve"> contains aspects such as: </w:t>
+      </w:r>
+    </w:p>
+    <w:p>
+      <w:pPr>
         <w:pStyle w:val="Heading2"/>
       </w:pPr>
-      <w:bookmarkStart w:id="35" w:name="_Toc228432788"/>
-      <w:r>
-        <w:t>Results and Analysis</w:t>
-      </w:r>
-      <w:bookmarkEnd w:id="35"/>
+      <w:bookmarkStart w:id="31" w:name="_Toc228435131"/>
+      <w:r>
+        <w:t>Data Structures</w:t>
+      </w:r>
+      <w:bookmarkEnd w:id="31"/>
+    </w:p>
+    <w:p>
+      <w:r>
+        <w:t>If applicable, explain how data is stored or processed (e.g., arrays, buffers, or specific algorithms).</w:t>
+      </w:r>
+    </w:p>
+    <w:p>
+      <w:pPr>
+        <w:pStyle w:val="Heading2"/>
+      </w:pPr>
+      <w:bookmarkStart w:id="32" w:name="_Toc228435132"/>
+      <w:r>
+        <w:t>Trade-off Analysis</w:t>
+      </w:r>
+      <w:bookmarkEnd w:id="32"/>
+    </w:p>
+    <w:p>
+      <w:pPr>
+        <w:ind w:left="432"/>
+      </w:pPr>
+    </w:p>
+    <w:p>
+      <w:pPr>
+        <w:ind w:left="432"/>
+      </w:pPr>
+      <w:r>
+        <w:t>The device AHT20 + BMP20 was</w:t>
+      </w:r>
+      <w:r>
+        <w:t xml:space="preserve"> not implemented at the end</w:t>
+      </w:r>
+      <w:r>
+        <w:t xml:space="preserve"> as </w:t>
+      </w:r>
+      <w:r>
+        <w:t xml:space="preserve">it is a non-functional feature </w:t>
+      </w:r>
+      <w:r>
+        <w:t xml:space="preserve">which is to show live temperature readings of the room to the LCD, this allows for </w:t>
+      </w:r>
+      <w:r>
+        <w:t>a faster menu process.</w:t>
+      </w:r>
     </w:p>
     <w:p>
       <w:r>
         <w:br w:type="page"/>
       </w:r>
+    </w:p>
+    <w:p>
+      <w:pPr>
+        <w:widowControl w:val="0"/>
+      </w:pPr>
     </w:p>
     <w:p>
       <w:pPr>
@@ -5177,12 +6021,77 @@
         <w:keepNext w:val="0"/>
         <w:widowControl w:val="0"/>
       </w:pPr>
-      <w:bookmarkStart w:id="36" w:name="_Toc228432789"/>
+      <w:bookmarkStart w:id="33" w:name="_Toc227073073"/>
+      <w:bookmarkStart w:id="34" w:name="_Toc228435133"/>
+      <w:r>
+        <w:t>Project Construction and Testing</w:t>
+      </w:r>
+      <w:bookmarkEnd w:id="33"/>
+      <w:bookmarkEnd w:id="34"/>
+    </w:p>
+    <w:p>
+      <w:pPr>
+        <w:pStyle w:val="Heading2"/>
+      </w:pPr>
+      <w:bookmarkStart w:id="35" w:name="_Toc227073074"/>
+      <w:bookmarkStart w:id="36" w:name="_Toc228435134"/>
+      <w:r>
+        <w:t>Construction</w:t>
+      </w:r>
+      <w:bookmarkEnd w:id="35"/>
+      <w:bookmarkEnd w:id="36"/>
+      <w:r>
+        <w:t xml:space="preserve"> </w:t>
+      </w:r>
+    </w:p>
+    <w:p>
+      <w:pPr>
+        <w:ind w:left="576"/>
+      </w:pPr>
+      <w:r>
+        <w:t xml:space="preserve">This chapter includes project assembly with </w:t>
+      </w:r>
+      <w:r>
+        <w:t>a huge focus on the 3D printed chassis that took a while to develop</w:t>
+      </w:r>
+      <w:r>
+        <w:t>. S</w:t>
+      </w:r>
+      <w:r>
+        <w:t xml:space="preserve">older work </w:t>
+      </w:r>
+      <w:r>
+        <w:t xml:space="preserve">patches and </w:t>
+      </w:r>
+    </w:p>
+    <w:p/>
+    <w:p>
+      <w:pPr>
+        <w:pStyle w:val="Heading2"/>
+      </w:pPr>
+      <w:bookmarkStart w:id="37" w:name="_Toc228435135"/>
+      <w:r>
+        <w:t>Results and Analysis</w:t>
+      </w:r>
+      <w:bookmarkEnd w:id="37"/>
+    </w:p>
+    <w:p>
+      <w:r>
+        <w:br w:type="page"/>
+      </w:r>
+    </w:p>
+    <w:p>
+      <w:pPr>
+        <w:pStyle w:val="Heading1"/>
+        <w:keepNext w:val="0"/>
+        <w:widowControl w:val="0"/>
+      </w:pPr>
+      <w:bookmarkStart w:id="38" w:name="_Toc228435136"/>
       <w:r>
         <w:lastRenderedPageBreak/>
         <w:t>Safety, Ethics, and Sustainability</w:t>
       </w:r>
-      <w:bookmarkEnd w:id="36"/>
+      <w:bookmarkEnd w:id="38"/>
     </w:p>
     <w:p>
       <w:pPr>
@@ -5190,11 +6099,11 @@
         <w:keepNext w:val="0"/>
         <w:widowControl w:val="0"/>
       </w:pPr>
-      <w:bookmarkStart w:id="37" w:name="_Toc228432790"/>
+      <w:bookmarkStart w:id="39" w:name="_Toc228435137"/>
       <w:r>
         <w:t>Risk Assessment</w:t>
       </w:r>
-      <w:bookmarkEnd w:id="37"/>
+      <w:bookmarkEnd w:id="39"/>
     </w:p>
     <w:p>
       <w:pPr>
@@ -5203,6 +6112,109 @@
       <w:r>
         <w:t>Include a table identifying potential hazards (e.g., battery safety, high voltage) and your mitigation strategies.</w:t>
       </w:r>
+    </w:p>
+    <w:tbl>
+      <w:tblPr>
+        <w:tblStyle w:val="TableGrid"/>
+        <w:tblW w:w="0" w:type="auto"/>
+        <w:tblLook w:val="04A0" w:firstRow="1" w:lastRow="0" w:firstColumn="1" w:lastColumn="0" w:noHBand="0" w:noVBand="1"/>
+        <w:tblCaption w:val="Potential Hazards"/>
+      </w:tblPr>
+      <w:tblGrid>
+        <w:gridCol w:w="4151"/>
+        <w:gridCol w:w="4151"/>
+      </w:tblGrid>
+      <w:tr>
+        <w:tc>
+          <w:tcPr>
+            <w:tcW w:w="8302" w:type="dxa"/>
+            <w:gridSpan w:val="2"/>
+          </w:tcPr>
+          <w:p>
+            <w:pPr>
+              <w:widowControl w:val="0"/>
+            </w:pPr>
+            <w:r>
+              <w:t>Potential Hazards</w:t>
+            </w:r>
+          </w:p>
+        </w:tc>
+      </w:tr>
+      <w:tr>
+        <w:tc>
+          <w:tcPr>
+            <w:tcW w:w="4151" w:type="dxa"/>
+          </w:tcPr>
+          <w:p>
+            <w:pPr>
+              <w:widowControl w:val="0"/>
+            </w:pPr>
+            <w:r>
+              <w:t>Battery safety</w:t>
+            </w:r>
+          </w:p>
+        </w:tc>
+        <w:tc>
+          <w:tcPr>
+            <w:tcW w:w="4151" w:type="dxa"/>
+          </w:tcPr>
+          <w:p>
+            <w:pPr>
+              <w:widowControl w:val="0"/>
+            </w:pPr>
+            <w:r>
+              <w:t>The device is battery powered, which means there are considerations such as</w:t>
+            </w:r>
+            <w:r>
+              <w:t>:</w:t>
+            </w:r>
+          </w:p>
+          <w:p>
+            <w:pPr>
+              <w:widowControl w:val="0"/>
+            </w:pPr>
+            <w:r>
+              <w:t xml:space="preserve">Overcharging or undercharging, </w:t>
+            </w:r>
+            <w:r>
+              <w:t>improper charging, being structurally secured to the chassis</w:t>
+            </w:r>
+            <w:r>
+              <w:t>.</w:t>
+            </w:r>
+            <w:r>
+              <w:t xml:space="preserve"> </w:t>
+            </w:r>
+            <w:r>
+              <w:br/>
+            </w:r>
+            <w:r>
+              <w:br/>
+              <w:t>The combination of TP4056 and CKCS</w:t>
+            </w:r>
+            <w:r>
+              <w:t xml:space="preserve"> BS01 </w:t>
+            </w:r>
+            <w:r>
+              <w:t xml:space="preserve">in the circuit provides over-under charging concerns whilst the latter </w:t>
+            </w:r>
+            <w:r>
+              <w:t>provide a clean and efficient supply of 5V which the ESP-32 requires.</w:t>
+            </w:r>
+            <w:r>
+              <w:t xml:space="preserve"> </w:t>
+            </w:r>
+            <w:r>
+              <w:t xml:space="preserve"> </w:t>
+            </w:r>
+          </w:p>
+        </w:tc>
+      </w:tr>
+    </w:tbl>
+    <w:p>
+      <w:pPr>
+        <w:widowControl w:val="0"/>
+      </w:pPr>
     </w:p>
     <w:p>
       <w:pPr>
@@ -5210,18 +6222,68 @@
         <w:keepNext w:val="0"/>
         <w:widowControl w:val="0"/>
       </w:pPr>
-      <w:bookmarkStart w:id="38" w:name="_Toc228432791"/>
+      <w:bookmarkStart w:id="40" w:name="_Toc228435138"/>
       <w:r>
         <w:t>Ethical Considerations</w:t>
       </w:r>
-      <w:bookmarkEnd w:id="38"/>
+      <w:bookmarkEnd w:id="40"/>
     </w:p>
     <w:p>
       <w:pPr>
         <w:widowControl w:val="0"/>
-      </w:pPr>
-      <w:r>
-        <w:t>Discuss data privacy if your device collects user info, and the societal impact of your technology.</w:t>
+        <w:ind w:left="576"/>
+      </w:pPr>
+      <w:r>
+        <w:t xml:space="preserve">User (Owner) credentials </w:t>
+      </w:r>
+      <w:r>
+        <w:t>are</w:t>
+      </w:r>
+      <w:r>
+        <w:t xml:space="preserve"> required to validate </w:t>
+      </w:r>
+      <w:r>
+        <w:t xml:space="preserve">the pet’s status during their time on the daycare, which </w:t>
+      </w:r>
+      <w:r>
+        <w:t>includes</w:t>
+      </w:r>
+      <w:r>
+        <w:t xml:space="preserve"> email, phone number and </w:t>
+      </w:r>
+      <w:r>
+        <w:t xml:space="preserve">in most cases, their address. </w:t>
+      </w:r>
+      <w:r>
+        <w:t xml:space="preserve">This increases the risk of stolen information that could be used for phishing or </w:t>
+      </w:r>
+      <w:r>
+        <w:t xml:space="preserve">invasion of privacy. </w:t>
+      </w:r>
+      <w:r>
+        <w:t xml:space="preserve">Possible solutions </w:t>
+      </w:r>
+      <w:proofErr w:type="gramStart"/>
+      <w:r>
+        <w:t>is</w:t>
+      </w:r>
+      <w:proofErr w:type="gramEnd"/>
+      <w:r>
+        <w:t xml:space="preserve"> to give the employees awareness that </w:t>
+      </w:r>
+      <w:r>
+        <w:t xml:space="preserve">such devices </w:t>
+      </w:r>
+      <w:proofErr w:type="gramStart"/>
+      <w:r>
+        <w:t>needs</w:t>
+      </w:r>
+      <w:proofErr w:type="gramEnd"/>
+      <w:r>
+        <w:t xml:space="preserve"> to be used </w:t>
+      </w:r>
+      <w:r>
+        <w:t>with care and to immediately report to the higher ups in an event of losing the device or it being stolen.</w:t>
       </w:r>
     </w:p>
     <w:p>
@@ -5230,18 +6292,31 @@
         <w:keepNext w:val="0"/>
         <w:widowControl w:val="0"/>
       </w:pPr>
-      <w:bookmarkStart w:id="39" w:name="_Toc228432792"/>
+      <w:bookmarkStart w:id="41" w:name="_Toc228435139"/>
       <w:r>
         <w:t>Sustainability</w:t>
       </w:r>
-      <w:bookmarkEnd w:id="39"/>
+      <w:bookmarkEnd w:id="41"/>
     </w:p>
     <w:p>
       <w:pPr>
         <w:widowControl w:val="0"/>
-      </w:pPr>
-      <w:r>
-        <w:t>Describe the power efficiency of your design and the recyclability of your chosen components (e.g., WEEE compliance) etc.</w:t>
+        <w:ind w:left="576"/>
+      </w:pPr>
+      <w:r>
+        <w:t xml:space="preserve">The device uses </w:t>
+      </w:r>
+      <w:r>
+        <w:t xml:space="preserve">upcycled Li-ion batteries </w:t>
+      </w:r>
+      <w:r>
+        <w:t>from vape batteries which has been used on single use recreational devices</w:t>
+      </w:r>
+      <w:r>
+        <w:t xml:space="preserve">, this device, if mass produced can </w:t>
+      </w:r>
+      <w:r>
+        <w:t>make use of the huge supply of disposed yet healthy battery cells.</w:t>
       </w:r>
     </w:p>
     <w:p>
@@ -5260,109 +6335,47 @@
         <w:keepNext w:val="0"/>
         <w:widowControl w:val="0"/>
       </w:pPr>
-      <w:bookmarkStart w:id="40" w:name="_Toc227073080"/>
-      <w:bookmarkStart w:id="41" w:name="_Toc228432793"/>
+      <w:bookmarkStart w:id="42" w:name="_Toc227073080"/>
+      <w:bookmarkStart w:id="43" w:name="_Toc228435140"/>
       <w:r>
         <w:lastRenderedPageBreak/>
         <w:t>Conclusions and Recommendations</w:t>
       </w:r>
-      <w:bookmarkEnd w:id="40"/>
-      <w:bookmarkEnd w:id="41"/>
-    </w:p>
-    <w:p>
-      <w:r>
-        <w:t xml:space="preserve">My final product shows the essential structure and components needed for a </w:t>
-      </w:r>
-      <w:r>
-        <w:t xml:space="preserve">IoT-based </w:t>
-      </w:r>
-      <w:r>
-        <w:t>RFID</w:t>
-      </w:r>
-      <w:r>
-        <w:t xml:space="preserve"> item logging </w:t>
-      </w:r>
-      <w:r>
-        <w:t>device;</w:t>
-      </w:r>
-      <w:r>
-        <w:t xml:space="preserve"> however further software considerations must be met.</w:t>
-      </w:r>
-    </w:p>
-    <w:p/>
-    <w:p>
-      <w:pPr>
-        <w:widowControl w:val="0"/>
-      </w:pPr>
-    </w:p>
-    <w:p>
-      <w:r>
-        <w:br w:type="page"/>
-      </w:r>
-    </w:p>
-    <w:p>
-      <w:pPr>
-        <w:pStyle w:val="HeadingNN"/>
-      </w:pPr>
-      <w:bookmarkStart w:id="42" w:name="_Toc227073081"/>
-      <w:bookmarkStart w:id="43" w:name="_Toc228432794"/>
-      <w:r>
-        <w:lastRenderedPageBreak/>
-        <w:t>References</w:t>
-      </w:r>
       <w:bookmarkEnd w:id="42"/>
       <w:bookmarkEnd w:id="43"/>
     </w:p>
     <w:p>
+      <w:r>
+        <w:t xml:space="preserve">My final product shows the essential structure and components needed for a </w:t>
+      </w:r>
+      <w:r>
+        <w:t xml:space="preserve">IoT-based </w:t>
+      </w:r>
+      <w:r>
+        <w:t>RFID</w:t>
+      </w:r>
+      <w:r>
+        <w:t xml:space="preserve"> item logging </w:t>
+      </w:r>
+      <w:r>
+        <w:t>device;</w:t>
+      </w:r>
+      <w:r>
+        <w:t xml:space="preserve"> however further software considerations must be met.</w:t>
+      </w:r>
+    </w:p>
+    <w:p/>
+    <w:p>
       <w:pPr>
         <w:widowControl w:val="0"/>
       </w:pPr>
     </w:p>
     <w:p>
-      <w:pPr>
-        <w:widowControl w:val="0"/>
-      </w:pPr>
-    </w:p>
-    <w:p>
-      <w:r>
-        <w:t>Include all book and web references.</w:t>
-      </w:r>
-    </w:p>
-    <w:p>
-      <w:r>
-        <w:t xml:space="preserve">This should be a numbered </w:t>
-      </w:r>
-      <w:proofErr w:type="gramStart"/>
-      <w:r>
-        <w:t>list</w:t>
-      </w:r>
-      <w:proofErr w:type="gramEnd"/>
-      <w:r>
-        <w:t xml:space="preserve"> and the reference number should appear in the body of the text where it is referred.</w:t>
-      </w:r>
-    </w:p>
-    <w:p/>
-    <w:p>
-      <w:pPr>
-        <w:rPr>
-          <w:u w:val="single"/>
-        </w:rPr>
-      </w:pPr>
-      <w:r>
-        <w:rPr>
-          <w:u w:val="single"/>
-        </w:rPr>
-        <w:t xml:space="preserve"> [Please read carefully the IEEE referencing document and take into consideration all information presented by the library representative]</w:t>
-      </w:r>
-    </w:p>
-    <w:p>
-      <w:pPr>
-        <w:rPr>
-          <w:u w:val="single"/>
-        </w:rPr>
-      </w:pPr>
-    </w:p>
-    <w:bookmarkStart w:id="44" w:name="_Toc228432795" w:displacedByCustomXml="next"/>
+      <w:r>
+        <w:br w:type="page"/>
+      </w:r>
+    </w:p>
+    <w:bookmarkStart w:id="44" w:name="_Toc228435142" w:displacedByCustomXml="next"/>
     <w:sdt>
       <w:sdtPr>
         <w:id w:val="-1463338298"/>
@@ -5679,157 +6692,6 @@
         </w:sdt>
       </w:sdtContent>
     </w:sdt>
-    <w:p>
-      <w:pPr>
-        <w:rPr>
-          <w:u w:val="single"/>
-        </w:rPr>
-      </w:pPr>
-    </w:p>
-    <w:p>
-      <w:pPr>
-        <w:rPr>
-          <w:u w:val="single"/>
-        </w:rPr>
-      </w:pPr>
-    </w:p>
-    <w:p>
-      <w:pPr>
-        <w:rPr>
-          <w:u w:val="single"/>
-        </w:rPr>
-      </w:pPr>
-    </w:p>
-    <w:p/>
-    <w:p>
-      <w:r>
-        <w:t>5</w:t>
-      </w:r>
-      <w:r>
-        <w:tab/>
-        <w:t>References</w:t>
-      </w:r>
-    </w:p>
-    <w:p/>
-    <w:p>
-      <w:r>
-        <w:t xml:space="preserve">[1] </w:t>
-      </w:r>
-      <w:r>
-        <w:tab/>
-        <w:t>P. Burgess, "learn.adafruit.com," 22 01 2025. [Online]. Available: https://learn.adafruit.com/adafruit-gfx-graphics-library. [Accessed 12 12 2025].</w:t>
-      </w:r>
-    </w:p>
-    <w:p>
-      <w:r>
-        <w:t xml:space="preserve">[2] </w:t>
-      </w:r>
-      <w:r>
-        <w:tab/>
-      </w:r>
-      <w:proofErr w:type="spellStart"/>
-      <w:r>
-        <w:t>Espressif</w:t>
-      </w:r>
-      <w:proofErr w:type="spellEnd"/>
-      <w:r>
-        <w:t xml:space="preserve"> Systems, "espressif.com," 2025. [Online]. Available: https://www.espressif.com/sites/default/files/documentation/esp32-s3-wroom-2_datasheet_en.pdf. [Accessed 12 12 2025].</w:t>
-      </w:r>
-    </w:p>
-    <w:p>
-      <w:r>
-        <w:t xml:space="preserve">[3] </w:t>
-      </w:r>
-      <w:r>
-        <w:tab/>
-      </w:r>
-      <w:proofErr w:type="spellStart"/>
-      <w:r>
-        <w:t>FreeRTOS</w:t>
-      </w:r>
-      <w:proofErr w:type="spellEnd"/>
-      <w:r>
-        <w:t>, "https://www.freertos.org/," 2024. [Online]. Available: https://www.freertos.org/. [Accessed 12 12 2025].</w:t>
-      </w:r>
-    </w:p>
-    <w:p>
-      <w:r>
-        <w:t xml:space="preserve">[4] </w:t>
-      </w:r>
-      <w:r>
-        <w:tab/>
-      </w:r>
-      <w:proofErr w:type="spellStart"/>
-      <w:r>
-        <w:t>FreeRTOS</w:t>
-      </w:r>
-      <w:proofErr w:type="spellEnd"/>
-      <w:r>
-        <w:t>, "freertos.org," 11 2025. [Online]. Available: https://www.freertos.org/Documentation/02-Kernel/04-API-references/10-Semaphore-and-Mutexes/00-Semaphores. [Accessed 12 12 2025].</w:t>
-      </w:r>
-    </w:p>
-    <w:p>
-      <w:r>
-        <w:lastRenderedPageBreak/>
-        <w:t xml:space="preserve">[5] </w:t>
-      </w:r>
-      <w:r>
-        <w:tab/>
-        <w:t>Advanced Monolithic Systems, "advanced-monolithic.com," [Online]. Available: http://www.advanced-monolithic.com/pdf/ds1117.pdf. [Accessed 12].</w:t>
-      </w:r>
-    </w:p>
-    <w:p>
-      <w:r>
-        <w:t xml:space="preserve">[6] </w:t>
-      </w:r>
-      <w:r>
-        <w:tab/>
-        <w:t>P. Dhaker, "analog.com," Analog Devices, 09 2018. [Online]. Available: https://www.analog.com/en/resources/analog-dialogue/articles/introduction-to-spi-interface.html. [Accessed 12 12 2025].</w:t>
-      </w:r>
-    </w:p>
-    <w:p>
-      <w:r>
-        <w:t xml:space="preserve">[7] </w:t>
-      </w:r>
-      <w:r>
-        <w:tab/>
-        <w:t>MQTT, "mqtt.org," MQTT, 2024. [Online]. Available: https://mqtt.org/. [Accessed 12 12 2025].</w:t>
-      </w:r>
-    </w:p>
-    <w:p>
-      <w:r>
-        <w:t xml:space="preserve">[8] </w:t>
-      </w:r>
-      <w:r>
-        <w:tab/>
-        <w:t xml:space="preserve">The </w:t>
-      </w:r>
-      <w:proofErr w:type="spellStart"/>
-      <w:r>
-        <w:t>Thingsboard</w:t>
-      </w:r>
-      <w:proofErr w:type="spellEnd"/>
-      <w:r>
-        <w:t xml:space="preserve"> Authors, "https://thingsboard.io/," </w:t>
-      </w:r>
-      <w:proofErr w:type="spellStart"/>
-      <w:r>
-        <w:t>Thingsboard</w:t>
-      </w:r>
-      <w:proofErr w:type="spellEnd"/>
-      <w:r>
-        <w:t>, 2025. [Online]. Available: https://thingsboard.io/. [Accessed 12 12 2025].</w:t>
-      </w:r>
-    </w:p>
-    <w:p>
-      <w:r>
-        <w:t xml:space="preserve">[9] </w:t>
-      </w:r>
-      <w:r>
-        <w:tab/>
-        <w:t>Docker Inc., "Docker," Docker, 2025. [Online]. Available: https://www.docker.com/. [Accessed 12 12 2025].</w:t>
-      </w:r>
-    </w:p>
     <w:p/>
     <w:p/>
     <w:p>
@@ -5846,7 +6708,7 @@
         <w:pStyle w:val="HeadingNN"/>
       </w:pPr>
       <w:bookmarkStart w:id="45" w:name="_Toc227073082"/>
-      <w:bookmarkStart w:id="46" w:name="_Toc228432796"/>
+      <w:bookmarkStart w:id="46" w:name="_Toc228435143"/>
       <w:r>
         <w:lastRenderedPageBreak/>
         <w:t>Appendix</w:t>
@@ -5980,7 +6842,7 @@
         <w:pStyle w:val="HeadingNN"/>
       </w:pPr>
       <w:bookmarkStart w:id="47" w:name="_Toc227073083"/>
-      <w:bookmarkStart w:id="48" w:name="_Toc228432797"/>
+      <w:bookmarkStart w:id="48" w:name="_Toc228435144"/>
       <w:r>
         <w:lastRenderedPageBreak/>
         <w:t>Timetable</w:t>
@@ -6011,7 +6873,7 @@
       </w:pPr>
     </w:p>
     <w:sectPr>
-      <w:headerReference w:type="first" r:id="rId26"/>
+      <w:headerReference w:type="first" r:id="rId27"/>
       <w:pgSz w:w="11906" w:h="16838"/>
       <w:pgMar w:top="1440" w:right="1797" w:bottom="1440" w:left="1797" w:header="720" w:footer="720" w:gutter="0"/>
       <w:pgNumType w:start="0"/>
@@ -8828,6 +9690,12 @@
     <w:pPr>
       <w:ind w:left="480" w:hanging="480"/>
     </w:pPr>
+    <w:rPr>
+      <w:rFonts w:asciiTheme="minorHAnsi" w:hAnsiTheme="minorHAnsi" w:cstheme="minorHAnsi"/>
+      <w:smallCaps/>
+      <w:sz w:val="20"/>
+      <w:szCs w:val="20"/>
+    </w:rPr>
   </w:style>
   <w:style w:type="paragraph" w:styleId="Header">
     <w:name w:val="header"/>
@@ -9129,6 +9997,11 @@
       <w:sz w:val="18"/>
       <w:szCs w:val="18"/>
     </w:rPr>
+  </w:style>
+  <w:style w:type="paragraph" w:styleId="NormalWeb">
+    <w:name w:val="Normal (Web)"/>
+    <w:basedOn w:val="Normal"/>
+    <w:rsid w:val="0071656B"/>
   </w:style>
 </w:styles>
 </file>
